--- a/legislation/carnet/carnet-eleve-P3.docx
+++ b/legislation/carnet/carnet-eleve-P3.docx
@@ -25,7 +25,7 @@
                     </pic:cNvPicPr>
                   </pic:nvPicPr>
                   <pic:blipFill>
-                    <a:blip r:embed="rId33" cstate="none"/>
+                    <a:blip r:embed="rId35" cstate="none"/>
                     <a:srcRect/>
                     <a:stretch>
                       <a:fillRect/>
@@ -1808,7 +1808,7 @@
           <w:sz w:val="28"/>
           <w:szCs w:val="28"/>
         </w:rPr>
-        <w:t xml:space="preserve">Ma pièce : je la prépare ici, puis je la rends</w:t>
+        <w:t xml:space="preserve">Ma pièce : brouillon ici, feuille jointe si nécessaire</w:t>
       </w:r>
     </w:p>
     <w:tbl>
@@ -2107,7 +2107,7 @@
                           </pic:cNvPicPr>
                         </pic:nvPicPr>
                         <pic:blipFill>
-                          <a:blip r:embed="rId34" cstate="none"/>
+                          <a:blip r:embed="rId36" cstate="none"/>
                           <a:srcRect/>
                           <a:stretch>
                             <a:fillRect/>
@@ -2411,7 +2411,7 @@
           <w:sz w:val="28"/>
           <w:szCs w:val="28"/>
         </w:rPr>
-        <w:t xml:space="preserve">(station, écran 1)</w:t>
+        <w:t xml:space="preserve">(source à retrouver)</w:t>
       </w:r>
     </w:p>
     <w:tbl>
@@ -2529,7 +2529,7 @@
           <w:sz w:val="28"/>
           <w:szCs w:val="28"/>
         </w:rPr>
-        <w:t xml:space="preserve">Quels sont les deux volets que la RT2012 ne mesurait pas et que la RE2020 fait entrer dans le contrôle ? </w:t>
+        <w:t xml:space="preserve">Quels indicateurs existaient dans la RT2012 ? Qu’apporte la RE2020 au carbone et au confort d’été ? </w:t>
       </w:r>
       <w:r>
         <w:rPr>
@@ -2540,7 +2540,7 @@
           <w:sz w:val="28"/>
           <w:szCs w:val="28"/>
         </w:rPr>
-        <w:t xml:space="preserve">(station, écran 3)</w:t>
+        <w:t xml:space="preserve">(source à retrouver)</w:t>
       </w:r>
     </w:p>
     <w:tbl>
@@ -2669,7 +2669,7 @@
           <w:sz w:val="28"/>
           <w:szCs w:val="28"/>
         </w:rPr>
-        <w:t xml:space="preserve">(station, écran 4)</w:t>
+        <w:t xml:space="preserve">(source à retrouver)</w:t>
       </w:r>
     </w:p>
     <w:tbl>
@@ -2798,7 +2798,7 @@
           <w:sz w:val="28"/>
           <w:szCs w:val="28"/>
         </w:rPr>
-        <w:t xml:space="preserve">(station, écran 6)</w:t>
+        <w:t xml:space="preserve">(source à retrouver)</w:t>
       </w:r>
     </w:p>
     <w:tbl>
@@ -3031,7 +3031,7 @@
                 <w:sz w:val="28"/>
                 <w:szCs w:val="28"/>
               </w:rPr>
-              <w:t xml:space="preserve">Pour un bâtiment neuf, la RE2020 remplace la RT2012.</w:t>
+              <w:t xml:space="preserve">La RE2020 succède progressivement à la RT2012, selon le champ d’application du projet.</w:t>
             </w:r>
           </w:p>
           <w:p>
@@ -3405,7 +3405,7 @@
                 <w:sz w:val="28"/>
                 <w:szCs w:val="28"/>
               </w:rPr>
-              <w:t xml:space="preserve">Les premiers calculs du projet montrent un très bon résultat sur l'impact carbone (IC), mais un Bbio qui dépasse son seuil. L'architecte pense que le bon résultat sur l'IC compense le dépassement et propose de garder le bâti tel quel. Il envisage par ailleurs une chaudière au gaz pour tenir le budget. Votre responsable vous demande de rédiger la réponse : ce que juge chacune des trois exigences, pourquoi elles ne se compensent pas, et ce que change le choix de l'énergie.</w:t>
+              <w:t xml:space="preserve">Un architecte étudie des logements neufs soumis à la RE2020. L’étude signale un dépassement de Bbio malgré des résultats carbone favorables. Il pense compenser ce dépassement par le carbone. Préparez une réponse qualitative : aucun calcul de seuil n’est demandé sans étude complète.</w:t>
             </w:r>
           </w:p>
         </w:tc>
@@ -3475,7 +3475,7 @@
                 <w:sz w:val="28"/>
                 <w:szCs w:val="28"/>
               </w:rPr>
-              <w:t xml:space="preserve">Une note de synthèse d'une page : un tableau à trois lignes (Bbio, Cep, IC) précisant ce que chaque exigence juge et sur quoi le projet peut agir, puis cinq lignes de réponse à l'architecte sur la compensation et sur le choix de l'énergie.</w:t>
+              <w:t xml:space="preserve">Une note d’une page : tableau des six indicateurs (Bbio, Cep, Cep,nr, Ic énergie, Ic construction, DH), rôle de chacun, puis réponse argumentée sur le Bbio dépassé et le choix du chauffage.</w:t>
             </w:r>
           </w:p>
         </w:tc>
@@ -3499,7 +3499,7 @@
           <w:sz w:val="28"/>
           <w:szCs w:val="28"/>
         </w:rPr>
-        <w:t xml:space="preserve">Ma pièce : je la prépare ici, puis je la rends</w:t>
+        <w:t xml:space="preserve">Ma pièce : brouillon ici, feuille jointe si nécessaire</w:t>
       </w:r>
     </w:p>
     <w:tbl>
@@ -3518,6 +3518,82 @@
       <w:tblGrid>
         <w:gridCol w:w="10546"/>
       </w:tblGrid>
+      <w:tr>
+        <w:trPr>
+          <w:cantSplit/>
+          <w:trHeight w:val="510" w:hRule="exact"/>
+        </w:trPr>
+        <w:tc>
+          <w:tcPr>
+            <w:tcW w:type="dxa" w:w="10546"/>
+            <w:tcBorders>
+              <w:top w:val="none"/>
+              <w:left w:val="none"/>
+              <w:bottom w:val="single" w:color="8FA0B3" w:sz="6"/>
+              <w:right w:val="none"/>
+            </w:tcBorders>
+            <w:tcMar>
+              <w:top w:type="dxa" w:w="30"/>
+              <w:left w:type="dxa" w:w="100"/>
+              <w:bottom w:type="dxa" w:w="30"/>
+              <w:right w:type="dxa" w:w="100"/>
+            </w:tcMar>
+            <w:vAlign w:val="center"/>
+          </w:tcPr>
+          <w:p>
+            <w:pPr>
+              <w:spacing w:after="40" w:line="260"/>
+            </w:pPr>
+            <w:r>
+              <w:rPr>
+                <w:rFonts w:ascii="Calibri" w:cs="Calibri" w:eastAsia="Calibri" w:hAnsi="Calibri"/>
+                <w:color w:val="10233C"/>
+                <w:sz w:val="10"/>
+                <w:szCs w:val="10"/>
+              </w:rPr>
+              <w:t xml:space="preserve"> </w:t>
+            </w:r>
+          </w:p>
+        </w:tc>
+      </w:tr>
+      <w:tr>
+        <w:trPr>
+          <w:cantSplit/>
+          <w:trHeight w:val="510" w:hRule="exact"/>
+        </w:trPr>
+        <w:tc>
+          <w:tcPr>
+            <w:tcW w:type="dxa" w:w="10546"/>
+            <w:tcBorders>
+              <w:top w:val="none"/>
+              <w:left w:val="none"/>
+              <w:bottom w:val="single" w:color="8FA0B3" w:sz="6"/>
+              <w:right w:val="none"/>
+            </w:tcBorders>
+            <w:tcMar>
+              <w:top w:type="dxa" w:w="30"/>
+              <w:left w:type="dxa" w:w="100"/>
+              <w:bottom w:type="dxa" w:w="30"/>
+              <w:right w:type="dxa" w:w="100"/>
+            </w:tcMar>
+            <w:vAlign w:val="center"/>
+          </w:tcPr>
+          <w:p>
+            <w:pPr>
+              <w:spacing w:after="40" w:line="260"/>
+            </w:pPr>
+            <w:r>
+              <w:rPr>
+                <w:rFonts w:ascii="Calibri" w:cs="Calibri" w:eastAsia="Calibri" w:hAnsi="Calibri"/>
+                <w:color w:val="10233C"/>
+                <w:sz w:val="10"/>
+                <w:szCs w:val="10"/>
+              </w:rPr>
+              <w:t xml:space="preserve"> </w:t>
+            </w:r>
+          </w:p>
+        </w:tc>
+      </w:tr>
       <w:tr>
         <w:trPr>
           <w:cantSplit/>
@@ -3836,7 +3912,7 @@
                           </pic:cNvPicPr>
                         </pic:nvPicPr>
                         <pic:blipFill>
-                          <a:blip r:embed="rId35" cstate="none"/>
+                          <a:blip r:embed="rId37" cstate="none"/>
                           <a:srcRect/>
                           <a:stretch>
                             <a:fillRect/>
@@ -3966,7 +4042,7 @@
                 <w:sz w:val="30"/>
                 <w:szCs w:val="30"/>
               </w:rPr>
-              <w:t xml:space="preserve">Trois seuils, trois contrôles</w:t>
+              <w:t xml:space="preserve">Six indicateurs, sans compensation</w:t>
             </w:r>
           </w:p>
           <w:p>
@@ -4140,7 +4216,7 @@
           <w:sz w:val="28"/>
           <w:szCs w:val="28"/>
         </w:rPr>
-        <w:t xml:space="preserve">(station, écran 2)</w:t>
+        <w:t xml:space="preserve">(source à retrouver)</w:t>
       </w:r>
     </w:p>
     <w:tbl>
@@ -4258,7 +4334,7 @@
           <w:sz w:val="28"/>
           <w:szCs w:val="28"/>
         </w:rPr>
-        <w:t xml:space="preserve">Quels usages le Cep additionne-t-il ? </w:t>
+        <w:t xml:space="preserve">Distinguez Cep et Cep,nr. Leur périmètre couvre-t-il toute la facture électrique ? </w:t>
       </w:r>
       <w:r>
         <w:rPr>
@@ -4269,7 +4345,7 @@
           <w:sz w:val="28"/>
           <w:szCs w:val="28"/>
         </w:rPr>
-        <w:t xml:space="preserve">(station, écran 3)</w:t>
+        <w:t xml:space="preserve">(source à retrouver)</w:t>
       </w:r>
     </w:p>
     <w:tbl>
@@ -4398,7 +4474,7 @@
           <w:sz w:val="28"/>
           <w:szCs w:val="28"/>
         </w:rPr>
-        <w:t xml:space="preserve">(station, écran 5)</w:t>
+        <w:t xml:space="preserve">(source à retrouver)</w:t>
       </w:r>
     </w:p>
     <w:tbl>
@@ -4527,7 +4603,7 @@
           <w:sz w:val="28"/>
           <w:szCs w:val="28"/>
         </w:rPr>
-        <w:t xml:space="preserve">(station, écran 7)</w:t>
+        <w:t xml:space="preserve">(source à retrouver)</w:t>
       </w:r>
     </w:p>
     <w:tbl>
@@ -4688,7 +4764,7 @@
                 <w:sz w:val="28"/>
                 <w:szCs w:val="28"/>
               </w:rPr>
-              <w:t xml:space="preserve">Reliez chaque action de conception à l'exigence de la RE2020 sur laquelle elle agit (Bbio, Cep ou IC), en une ligne de justification chacune.</w:t>
+              <w:t xml:space="preserve">Associez ces choix à Bbio, Ic construction ou Cep. Justifiez ; une action peut aussi influencer d’autres indicateurs.</w:t>
             </w:r>
           </w:p>
           <w:p>
@@ -5215,7 +5291,7 @@
           <w:sz w:val="28"/>
           <w:szCs w:val="28"/>
         </w:rPr>
-        <w:t xml:space="preserve">Ma pièce : je la prépare ici, puis je la rends</w:t>
+        <w:t xml:space="preserve">Ma pièce : brouillon ici, feuille jointe si nécessaire</w:t>
       </w:r>
     </w:p>
     <w:tbl>
@@ -5552,7 +5628,7 @@
                           </pic:cNvPicPr>
                         </pic:nvPicPr>
                         <pic:blipFill>
-                          <a:blip r:embed="rId36" cstate="none"/>
+                          <a:blip r:embed="rId38" cstate="none"/>
                           <a:srcRect/>
                           <a:stretch>
                             <a:fillRect/>
@@ -5856,7 +5932,7 @@
           <w:sz w:val="28"/>
           <w:szCs w:val="28"/>
         </w:rPr>
-        <w:t xml:space="preserve">(station, écran 2)</w:t>
+        <w:t xml:space="preserve">(source à retrouver)</w:t>
       </w:r>
     </w:p>
     <w:tbl>
@@ -5985,7 +6061,7 @@
           <w:sz w:val="28"/>
           <w:szCs w:val="28"/>
         </w:rPr>
-        <w:t xml:space="preserve">(station, écran 4)</w:t>
+        <w:t xml:space="preserve">(source à retrouver)</w:t>
       </w:r>
     </w:p>
     <w:tbl>
@@ -6114,7 +6190,7 @@
           <w:sz w:val="28"/>
           <w:szCs w:val="28"/>
         </w:rPr>
-        <w:t xml:space="preserve">(station, écran 5)</w:t>
+        <w:t xml:space="preserve">(source à retrouver)</w:t>
       </w:r>
     </w:p>
     <w:tbl>
@@ -6243,7 +6319,7 @@
           <w:sz w:val="28"/>
           <w:szCs w:val="28"/>
         </w:rPr>
-        <w:t xml:space="preserve">(station, écran 7)</w:t>
+        <w:t xml:space="preserve">(source à retrouver)</w:t>
       </w:r>
     </w:p>
     <w:tbl>
@@ -6982,7 +7058,7 @@
           <w:sz w:val="28"/>
           <w:szCs w:val="28"/>
         </w:rPr>
-        <w:t xml:space="preserve">Ma pièce : je la prépare ici, puis je la rends</w:t>
+        <w:t xml:space="preserve">Ma pièce : brouillon ici, feuille jointe si nécessaire</w:t>
       </w:r>
     </w:p>
     <w:tbl>
@@ -7357,7 +7433,7 @@
                           </pic:cNvPicPr>
                         </pic:nvPicPr>
                         <pic:blipFill>
-                          <a:blip r:embed="rId37" cstate="none"/>
+                          <a:blip r:embed="rId39" cstate="none"/>
                           <a:srcRect/>
                           <a:stretch>
                             <a:fillRect/>
@@ -7661,7 +7737,7 @@
           <w:sz w:val="28"/>
           <w:szCs w:val="28"/>
         </w:rPr>
-        <w:t xml:space="preserve">(station, écran 1)</w:t>
+        <w:t xml:space="preserve">(source à retrouver)</w:t>
       </w:r>
     </w:p>
     <w:tbl>
@@ -7790,7 +7866,7 @@
           <w:sz w:val="28"/>
           <w:szCs w:val="28"/>
         </w:rPr>
-        <w:t xml:space="preserve">(station, écran 3)</w:t>
+        <w:t xml:space="preserve">(source à retrouver)</w:t>
       </w:r>
     </w:p>
     <w:tbl>
@@ -7919,7 +7995,7 @@
           <w:sz w:val="28"/>
           <w:szCs w:val="28"/>
         </w:rPr>
-        <w:t xml:space="preserve">(station, écran 5)</w:t>
+        <w:t xml:space="preserve">(source à retrouver)</w:t>
       </w:r>
     </w:p>
     <w:tbl>
@@ -8048,7 +8124,7 @@
           <w:sz w:val="28"/>
           <w:szCs w:val="28"/>
         </w:rPr>
-        <w:t xml:space="preserve">(station, écran 6)</w:t>
+        <w:t xml:space="preserve">(source à retrouver)</w:t>
       </w:r>
     </w:p>
     <w:tbl>
@@ -8314,6 +8390,3428 @@
                 <w:szCs w:val="28"/>
               </w:rPr>
               <w:t xml:space="preserve">V ☐   F ☐</w:t>
+            </w:r>
+          </w:p>
+          <w:tbl>
+            <w:tblPr>
+              <w:tblW w:type="dxa" w:w="10546"/>
+              <w:tblBorders>
+                <w:top w:val="none"/>
+                <w:left w:val="none"/>
+                <w:bottom w:val="none"/>
+                <w:right w:val="none"/>
+                <w:insideH w:val="none"/>
+                <w:insideV w:val="none"/>
+              </w:tblBorders>
+              <w:tblLayout w:type="fixed"/>
+            </w:tblPr>
+            <w:tblGrid>
+              <w:gridCol w:w="10546"/>
+            </w:tblGrid>
+            <w:tr>
+              <w:trPr>
+                <w:cantSplit/>
+                <w:trHeight w:val="510" w:hRule="exact"/>
+              </w:trPr>
+              <w:tc>
+                <w:tcPr>
+                  <w:tcW w:type="dxa" w:w="10546"/>
+                  <w:tcBorders>
+                    <w:top w:val="none"/>
+                    <w:left w:val="none"/>
+                    <w:bottom w:val="single" w:color="92400E" w:sz="6"/>
+                    <w:right w:val="none"/>
+                  </w:tcBorders>
+                  <w:tcMar>
+                    <w:top w:type="dxa" w:w="30"/>
+                    <w:left w:type="dxa" w:w="100"/>
+                    <w:bottom w:type="dxa" w:w="30"/>
+                    <w:right w:type="dxa" w:w="100"/>
+                  </w:tcMar>
+                  <w:vAlign w:val="center"/>
+                </w:tcPr>
+                <w:p>
+                  <w:pPr>
+                    <w:spacing w:after="40" w:line="260"/>
+                  </w:pPr>
+                  <w:r>
+                    <w:rPr>
+                      <w:rFonts w:ascii="Calibri" w:cs="Calibri" w:eastAsia="Calibri" w:hAnsi="Calibri"/>
+                      <w:color w:val="10233C"/>
+                      <w:sz w:val="10"/>
+                      <w:szCs w:val="10"/>
+                    </w:rPr>
+                    <w:t xml:space="preserve"> </w:t>
+                  </w:r>
+                </w:p>
+              </w:tc>
+            </w:tr>
+            <w:tr>
+              <w:trPr>
+                <w:cantSplit/>
+                <w:trHeight w:val="510" w:hRule="exact"/>
+              </w:trPr>
+              <w:tc>
+                <w:tcPr>
+                  <w:tcW w:type="dxa" w:w="10546"/>
+                  <w:tcBorders>
+                    <w:top w:val="none"/>
+                    <w:left w:val="none"/>
+                    <w:bottom w:val="single" w:color="92400E" w:sz="6"/>
+                    <w:right w:val="none"/>
+                  </w:tcBorders>
+                  <w:tcMar>
+                    <w:top w:type="dxa" w:w="30"/>
+                    <w:left w:type="dxa" w:w="100"/>
+                    <w:bottom w:type="dxa" w:w="30"/>
+                    <w:right w:type="dxa" w:w="100"/>
+                  </w:tcMar>
+                  <w:vAlign w:val="center"/>
+                </w:tcPr>
+                <w:p>
+                  <w:pPr>
+                    <w:spacing w:after="40" w:line="260"/>
+                  </w:pPr>
+                  <w:r>
+                    <w:rPr>
+                      <w:rFonts w:ascii="Calibri" w:cs="Calibri" w:eastAsia="Calibri" w:hAnsi="Calibri"/>
+                      <w:color w:val="10233C"/>
+                      <w:sz w:val="10"/>
+                      <w:szCs w:val="10"/>
+                    </w:rPr>
+                    <w:t xml:space="preserve"> </w:t>
+                  </w:r>
+                </w:p>
+              </w:tc>
+            </w:tr>
+          </w:tbl>
+          <w:p/>
+        </w:tc>
+      </w:tr>
+    </w:tbl>
+    <w:p>
+      <w:pPr>
+        <w:sectPr>
+          <w:footerReference w:type="default" r:id="rId15"/>
+          <w:pgSz w:w="11906" w:h="16838" w:orient="portrait"/>
+          <w:pgMar w:top="624" w:right="680" w:bottom="1191" w:left="680" w:header="708" w:footer="284" w:gutter="0"/>
+          <w:pgNumType/>
+          <w:docGrid w:linePitch="360"/>
+        </w:sectPr>
+      </w:pPr>
+    </w:p>
+    <w:tbl>
+      <w:tblPr>
+        <w:tblW w:type="dxa" w:w="10546"/>
+        <w:tblBorders>
+          <w:top w:val="none"/>
+          <w:left w:val="none"/>
+          <w:bottom w:val="none"/>
+          <w:right w:val="none"/>
+          <w:insideH w:val="none"/>
+          <w:insideV w:val="none"/>
+        </w:tblBorders>
+        <w:tblLayout w:type="fixed"/>
+      </w:tblPr>
+      <w:tblGrid>
+        <w:gridCol w:w="6350"/>
+        <w:gridCol w:w="4196"/>
+      </w:tblGrid>
+      <w:tr>
+        <w:trPr>
+          <w:cantSplit/>
+        </w:trPr>
+        <w:tc>
+          <w:tcPr>
+            <w:tcW w:type="dxa" w:w="6350"/>
+            <w:tcBorders>
+              <w:top w:val="none"/>
+              <w:left w:val="none"/>
+              <w:bottom w:val="none"/>
+              <w:right w:val="none"/>
+            </w:tcBorders>
+            <w:shd w:fill="92400E" w:val="clear"/>
+            <w:tcMar>
+              <w:top w:type="dxa" w:w="30"/>
+              <w:left w:type="dxa" w:w="100"/>
+              <w:bottom w:type="dxa" w:w="30"/>
+              <w:right w:type="dxa" w:w="100"/>
+            </w:tcMar>
+            <w:vAlign w:val="center"/>
+          </w:tcPr>
+          <w:p>
+            <w:pPr>
+              <w:spacing w:after="40" w:line="260"/>
+            </w:pPr>
+            <w:r>
+              <w:rPr>
+                <w:rFonts w:ascii="Calibri" w:cs="Calibri" w:eastAsia="Calibri" w:hAnsi="Calibri"/>
+                <w:b/>
+                <w:bCs/>
+                <w:color w:val="FFFFFF"/>
+                <w:sz w:val="28"/>
+                <w:szCs w:val="28"/>
+              </w:rPr>
+              <w:t xml:space="preserve">Mission 26/57 · Thermique</w:t>
+            </w:r>
+          </w:p>
+        </w:tc>
+        <w:tc>
+          <w:tcPr>
+            <w:tcW w:type="dxa" w:w="4196"/>
+            <w:tcBorders>
+              <w:top w:val="none"/>
+              <w:left w:val="none"/>
+              <w:bottom w:val="none"/>
+              <w:right w:val="none"/>
+            </w:tcBorders>
+            <w:shd w:fill="92400E" w:val="clear"/>
+            <w:tcMar>
+              <w:top w:type="dxa" w:w="30"/>
+              <w:left w:type="dxa" w:w="100"/>
+              <w:bottom w:type="dxa" w:w="30"/>
+              <w:right w:type="dxa" w:w="100"/>
+            </w:tcMar>
+            <w:vAlign w:val="center"/>
+          </w:tcPr>
+          <w:p>
+            <w:pPr>
+              <w:spacing w:after="40" w:line="260"/>
+              <w:jc w:val="right"/>
+            </w:pPr>
+            <w:r>
+              <w:rPr>
+                <w:rFonts w:ascii="Calibri" w:cs="Calibri" w:eastAsia="Calibri" w:hAnsi="Calibri"/>
+                <w:b/>
+                <w:bCs/>
+                <w:color w:val="FFFFFF"/>
+                <w:sz w:val="28"/>
+                <w:szCs w:val="28"/>
+              </w:rPr>
+              <w:t xml:space="preserve">P3 · sem. 15 à 22 · 25 min</w:t>
+            </w:r>
+          </w:p>
+        </w:tc>
+      </w:tr>
+    </w:tbl>
+    <w:p>
+      <w:pPr>
+        <w:spacing w:after="60" w:before="60"/>
+      </w:pPr>
+      <w:r>
+        <w:rPr>
+          <w:rFonts w:ascii="Trebuchet MS" w:cs="Trebuchet MS" w:eastAsia="Trebuchet MS" w:hAnsi="Trebuchet MS"/>
+          <w:b/>
+          <w:bCs/>
+          <w:color w:val="1B3A63"/>
+          <w:sz w:val="44"/>
+          <w:szCs w:val="44"/>
+        </w:rPr>
+        <w:t xml:space="preserve">Mission : « Mon DPE est faux, mes locataires paient peu ! »</w:t>
+      </w:r>
+    </w:p>
+    <w:tbl>
+      <w:tblPr>
+        <w:tblW w:type="dxa" w:w="10546"/>
+        <w:tblBorders>
+          <w:top w:val="none"/>
+          <w:left w:val="none"/>
+          <w:bottom w:val="none"/>
+          <w:right w:val="none"/>
+          <w:insideH w:val="none"/>
+          <w:insideV w:val="none"/>
+        </w:tblBorders>
+        <w:tblLayout w:type="fixed"/>
+      </w:tblPr>
+      <w:tblGrid>
+        <w:gridCol w:w="10546"/>
+      </w:tblGrid>
+      <w:tr>
+        <w:trPr>
+          <w:cantSplit/>
+        </w:trPr>
+        <w:tc>
+          <w:tcPr>
+            <w:tcW w:type="dxa" w:w="10546"/>
+            <w:tcBorders>
+              <w:top w:val="none"/>
+              <w:left w:val="single" w:color="92400E" w:sz="24"/>
+              <w:bottom w:val="none"/>
+              <w:right w:val="none"/>
+            </w:tcBorders>
+            <w:tcMar>
+              <w:top w:type="dxa" w:w="30"/>
+              <w:left w:type="dxa" w:w="100"/>
+              <w:bottom w:type="dxa" w:w="30"/>
+              <w:right w:type="dxa" w:w="100"/>
+            </w:tcMar>
+            <w:vAlign w:val="center"/>
+          </w:tcPr>
+          <w:p>
+            <w:pPr>
+              <w:spacing w:after="40" w:line="260"/>
+            </w:pPr>
+            <w:r>
+              <w:rPr>
+                <w:rFonts w:ascii="Calibri" w:cs="Calibri" w:eastAsia="Calibri" w:hAnsi="Calibri"/>
+                <w:b/>
+                <w:bCs/>
+                <w:color w:val="92400E"/>
+                <w:sz w:val="28"/>
+                <w:szCs w:val="28"/>
+              </w:rPr>
+              <w:t xml:space="preserve">Le client </w:t>
+            </w:r>
+            <w:r>
+              <w:rPr>
+                <w:rFonts w:ascii="Calibri" w:cs="Calibri" w:eastAsia="Calibri" w:hAnsi="Calibri"/>
+                <w:color w:val="10233C"/>
+                <w:sz w:val="28"/>
+                <w:szCs w:val="28"/>
+              </w:rPr>
+              <w:t xml:space="preserve">Un propriétaire bailleur d'un appartement, qui vient de recevoir un DPE défavorable et sollicite Clim'Études Sud pour savoir s'il doit faire des travaux.</w:t>
+            </w:r>
+          </w:p>
+        </w:tc>
+      </w:tr>
+    </w:tbl>
+    <w:p>
+      <w:pPr>
+        <w:spacing w:after="0" w:before="0" w:line="113" w:lineRule="exact"/>
+      </w:pPr>
+    </w:p>
+    <w:tbl>
+      <w:tblPr>
+        <w:tblW w:type="dxa" w:w="10546"/>
+        <w:tblBorders>
+          <w:top w:val="none"/>
+          <w:left w:val="none"/>
+          <w:bottom w:val="none"/>
+          <w:right w:val="none"/>
+          <w:insideH w:val="none"/>
+          <w:insideV w:val="none"/>
+        </w:tblBorders>
+        <w:tblLayout w:type="fixed"/>
+      </w:tblPr>
+      <w:tblGrid>
+        <w:gridCol w:w="10546"/>
+      </w:tblGrid>
+      <w:tr>
+        <w:trPr>
+          <w:cantSplit/>
+        </w:trPr>
+        <w:tc>
+          <w:tcPr>
+            <w:tcW w:type="dxa" w:w="10546"/>
+            <w:tcBorders>
+              <w:top w:val="none"/>
+              <w:left w:val="single" w:color="92400E" w:sz="24"/>
+              <w:bottom w:val="none"/>
+              <w:right w:val="none"/>
+            </w:tcBorders>
+            <w:tcMar>
+              <w:top w:type="dxa" w:w="30"/>
+              <w:left w:type="dxa" w:w="100"/>
+              <w:bottom w:type="dxa" w:w="30"/>
+              <w:right w:type="dxa" w:w="100"/>
+            </w:tcMar>
+            <w:vAlign w:val="center"/>
+          </w:tcPr>
+          <w:p>
+            <w:pPr>
+              <w:spacing w:after="40" w:line="260"/>
+            </w:pPr>
+            <w:r>
+              <w:rPr>
+                <w:rFonts w:ascii="Calibri" w:cs="Calibri" w:eastAsia="Calibri" w:hAnsi="Calibri"/>
+                <w:b/>
+                <w:bCs/>
+                <w:color w:val="92400E"/>
+                <w:sz w:val="28"/>
+                <w:szCs w:val="28"/>
+              </w:rPr>
+              <w:t xml:space="preserve">La situation </w:t>
+            </w:r>
+            <w:r>
+              <w:rPr>
+                <w:rFonts w:ascii="Calibri" w:cs="Calibri" w:eastAsia="Calibri" w:hAnsi="Calibri"/>
+                <w:color w:val="10233C"/>
+                <w:sz w:val="28"/>
+                <w:szCs w:val="28"/>
+              </w:rPr>
+              <w:t xml:space="preserve">Le propriétaire conteste son diagnostic : selon lui, ses locataires paient de petites factures de chauffage, donc l'étiquette ne peut pas être aussi mauvaise. Il ne sait pas si le résultat pourrait l'empêcher de relouer, et il se demande si un changement de chauffage y changerait quelque chose. Votre responsable vous demande de rédiger la réponse : ce que mesure réellement un DPE, pourquoi il peut s'écarter des factures, ce qu'il déclenche et où intervient votre métier.</w:t>
+            </w:r>
+          </w:p>
+        </w:tc>
+      </w:tr>
+    </w:tbl>
+    <w:p>
+      <w:pPr>
+        <w:spacing w:after="0" w:before="0" w:line="113" w:lineRule="exact"/>
+      </w:pPr>
+    </w:p>
+    <w:tbl>
+      <w:tblPr>
+        <w:tblW w:type="dxa" w:w="10546"/>
+        <w:tblBorders>
+          <w:top w:val="none"/>
+          <w:left w:val="none"/>
+          <w:bottom w:val="none"/>
+          <w:right w:val="none"/>
+          <w:insideH w:val="none"/>
+          <w:insideV w:val="none"/>
+        </w:tblBorders>
+        <w:tblLayout w:type="fixed"/>
+      </w:tblPr>
+      <w:tblGrid>
+        <w:gridCol w:w="10546"/>
+      </w:tblGrid>
+      <w:tr>
+        <w:trPr>
+          <w:cantSplit/>
+        </w:trPr>
+        <w:tc>
+          <w:tcPr>
+            <w:tcW w:type="dxa" w:w="10546"/>
+            <w:tcBorders>
+              <w:top w:val="none"/>
+              <w:left w:val="single" w:color="92400E" w:sz="24"/>
+              <w:bottom w:val="none"/>
+              <w:right w:val="none"/>
+            </w:tcBorders>
+            <w:tcMar>
+              <w:top w:type="dxa" w:w="30"/>
+              <w:left w:type="dxa" w:w="100"/>
+              <w:bottom w:type="dxa" w:w="30"/>
+              <w:right w:type="dxa" w:w="100"/>
+            </w:tcMar>
+            <w:vAlign w:val="center"/>
+          </w:tcPr>
+          <w:p>
+            <w:pPr>
+              <w:spacing w:after="40" w:line="260"/>
+            </w:pPr>
+            <w:r>
+              <w:rPr>
+                <w:rFonts w:ascii="Calibri" w:cs="Calibri" w:eastAsia="Calibri" w:hAnsi="Calibri"/>
+                <w:b/>
+                <w:bCs/>
+                <w:color w:val="92400E"/>
+                <w:sz w:val="28"/>
+                <w:szCs w:val="28"/>
+              </w:rPr>
+              <w:t xml:space="preserve">La pièce à produire </w:t>
+            </w:r>
+            <w:r>
+              <w:rPr>
+                <w:rFonts w:ascii="Calibri" w:cs="Calibri" w:eastAsia="Calibri" w:hAnsi="Calibri"/>
+                <w:color w:val="10233C"/>
+                <w:sz w:val="28"/>
+                <w:szCs w:val="28"/>
+              </w:rPr>
+              <w:t xml:space="preserve">Un courriel d'une dizaine de lignes au propriétaire : ce qu'est un DPE, pourquoi il diffère des factures, ce qu'il déclenche, et quels travaux peuvent faire remonter l'étiquette, sans citer de seuil ni de calendrier.</w:t>
+            </w:r>
+          </w:p>
+        </w:tc>
+      </w:tr>
+    </w:tbl>
+    <w:p>
+      <w:pPr>
+        <w:spacing w:after="0" w:before="0" w:line="113" w:lineRule="exact"/>
+      </w:pPr>
+    </w:p>
+    <w:p>
+      <w:pPr>
+        <w:spacing w:after="40" w:line="260"/>
+      </w:pPr>
+      <w:r>
+        <w:rPr>
+          <w:rFonts w:ascii="Calibri" w:cs="Calibri" w:eastAsia="Calibri" w:hAnsi="Calibri"/>
+          <w:b/>
+          <w:bCs/>
+          <w:color w:val="1B3A63"/>
+          <w:sz w:val="28"/>
+          <w:szCs w:val="28"/>
+        </w:rPr>
+        <w:t xml:space="preserve">Ma pièce : brouillon ici, feuille jointe si nécessaire</w:t>
+      </w:r>
+    </w:p>
+    <w:tbl>
+      <w:tblPr>
+        <w:tblW w:type="dxa" w:w="10546"/>
+        <w:tblBorders>
+          <w:top w:val="none"/>
+          <w:left w:val="none"/>
+          <w:bottom w:val="none"/>
+          <w:right w:val="none"/>
+          <w:insideH w:val="none"/>
+          <w:insideV w:val="none"/>
+        </w:tblBorders>
+        <w:tblLayout w:type="fixed"/>
+      </w:tblPr>
+      <w:tblGrid>
+        <w:gridCol w:w="10546"/>
+      </w:tblGrid>
+      <w:tr>
+        <w:trPr>
+          <w:cantSplit/>
+          <w:trHeight w:val="510" w:hRule="exact"/>
+        </w:trPr>
+        <w:tc>
+          <w:tcPr>
+            <w:tcW w:type="dxa" w:w="10546"/>
+            <w:tcBorders>
+              <w:top w:val="none"/>
+              <w:left w:val="none"/>
+              <w:bottom w:val="single" w:color="8FA0B3" w:sz="6"/>
+              <w:right w:val="none"/>
+            </w:tcBorders>
+            <w:tcMar>
+              <w:top w:type="dxa" w:w="30"/>
+              <w:left w:type="dxa" w:w="100"/>
+              <w:bottom w:type="dxa" w:w="30"/>
+              <w:right w:type="dxa" w:w="100"/>
+            </w:tcMar>
+            <w:vAlign w:val="center"/>
+          </w:tcPr>
+          <w:p>
+            <w:pPr>
+              <w:spacing w:after="40" w:line="260"/>
+            </w:pPr>
+            <w:r>
+              <w:rPr>
+                <w:rFonts w:ascii="Calibri" w:cs="Calibri" w:eastAsia="Calibri" w:hAnsi="Calibri"/>
+                <w:color w:val="10233C"/>
+                <w:sz w:val="10"/>
+                <w:szCs w:val="10"/>
+              </w:rPr>
+              <w:t xml:space="preserve"> </w:t>
+            </w:r>
+          </w:p>
+        </w:tc>
+      </w:tr>
+      <w:tr>
+        <w:trPr>
+          <w:cantSplit/>
+          <w:trHeight w:val="510" w:hRule="exact"/>
+        </w:trPr>
+        <w:tc>
+          <w:tcPr>
+            <w:tcW w:type="dxa" w:w="10546"/>
+            <w:tcBorders>
+              <w:top w:val="none"/>
+              <w:left w:val="none"/>
+              <w:bottom w:val="single" w:color="8FA0B3" w:sz="6"/>
+              <w:right w:val="none"/>
+            </w:tcBorders>
+            <w:tcMar>
+              <w:top w:type="dxa" w:w="30"/>
+              <w:left w:type="dxa" w:w="100"/>
+              <w:bottom w:type="dxa" w:w="30"/>
+              <w:right w:type="dxa" w:w="100"/>
+            </w:tcMar>
+            <w:vAlign w:val="center"/>
+          </w:tcPr>
+          <w:p>
+            <w:pPr>
+              <w:spacing w:after="40" w:line="260"/>
+            </w:pPr>
+            <w:r>
+              <w:rPr>
+                <w:rFonts w:ascii="Calibri" w:cs="Calibri" w:eastAsia="Calibri" w:hAnsi="Calibri"/>
+                <w:color w:val="10233C"/>
+                <w:sz w:val="10"/>
+                <w:szCs w:val="10"/>
+              </w:rPr>
+              <w:t xml:space="preserve"> </w:t>
+            </w:r>
+          </w:p>
+        </w:tc>
+      </w:tr>
+      <w:tr>
+        <w:trPr>
+          <w:cantSplit/>
+          <w:trHeight w:val="510" w:hRule="exact"/>
+        </w:trPr>
+        <w:tc>
+          <w:tcPr>
+            <w:tcW w:type="dxa" w:w="10546"/>
+            <w:tcBorders>
+              <w:top w:val="none"/>
+              <w:left w:val="none"/>
+              <w:bottom w:val="single" w:color="8FA0B3" w:sz="6"/>
+              <w:right w:val="none"/>
+            </w:tcBorders>
+            <w:tcMar>
+              <w:top w:type="dxa" w:w="30"/>
+              <w:left w:type="dxa" w:w="100"/>
+              <w:bottom w:type="dxa" w:w="30"/>
+              <w:right w:type="dxa" w:w="100"/>
+            </w:tcMar>
+            <w:vAlign w:val="center"/>
+          </w:tcPr>
+          <w:p>
+            <w:pPr>
+              <w:spacing w:after="40" w:line="260"/>
+            </w:pPr>
+            <w:r>
+              <w:rPr>
+                <w:rFonts w:ascii="Calibri" w:cs="Calibri" w:eastAsia="Calibri" w:hAnsi="Calibri"/>
+                <w:color w:val="10233C"/>
+                <w:sz w:val="10"/>
+                <w:szCs w:val="10"/>
+              </w:rPr>
+              <w:t xml:space="preserve"> </w:t>
+            </w:r>
+          </w:p>
+        </w:tc>
+      </w:tr>
+      <w:tr>
+        <w:trPr>
+          <w:cantSplit/>
+          <w:trHeight w:val="510" w:hRule="exact"/>
+        </w:trPr>
+        <w:tc>
+          <w:tcPr>
+            <w:tcW w:type="dxa" w:w="10546"/>
+            <w:tcBorders>
+              <w:top w:val="none"/>
+              <w:left w:val="none"/>
+              <w:bottom w:val="single" w:color="8FA0B3" w:sz="6"/>
+              <w:right w:val="none"/>
+            </w:tcBorders>
+            <w:tcMar>
+              <w:top w:type="dxa" w:w="30"/>
+              <w:left w:type="dxa" w:w="100"/>
+              <w:bottom w:type="dxa" w:w="30"/>
+              <w:right w:type="dxa" w:w="100"/>
+            </w:tcMar>
+            <w:vAlign w:val="center"/>
+          </w:tcPr>
+          <w:p>
+            <w:pPr>
+              <w:spacing w:after="40" w:line="260"/>
+            </w:pPr>
+            <w:r>
+              <w:rPr>
+                <w:rFonts w:ascii="Calibri" w:cs="Calibri" w:eastAsia="Calibri" w:hAnsi="Calibri"/>
+                <w:color w:val="10233C"/>
+                <w:sz w:val="10"/>
+                <w:szCs w:val="10"/>
+              </w:rPr>
+              <w:t xml:space="preserve"> </w:t>
+            </w:r>
+          </w:p>
+        </w:tc>
+      </w:tr>
+      <w:tr>
+        <w:trPr>
+          <w:cantSplit/>
+          <w:trHeight w:val="510" w:hRule="exact"/>
+        </w:trPr>
+        <w:tc>
+          <w:tcPr>
+            <w:tcW w:type="dxa" w:w="10546"/>
+            <w:tcBorders>
+              <w:top w:val="none"/>
+              <w:left w:val="none"/>
+              <w:bottom w:val="single" w:color="8FA0B3" w:sz="6"/>
+              <w:right w:val="none"/>
+            </w:tcBorders>
+            <w:tcMar>
+              <w:top w:type="dxa" w:w="30"/>
+              <w:left w:type="dxa" w:w="100"/>
+              <w:bottom w:type="dxa" w:w="30"/>
+              <w:right w:type="dxa" w:w="100"/>
+            </w:tcMar>
+            <w:vAlign w:val="center"/>
+          </w:tcPr>
+          <w:p>
+            <w:pPr>
+              <w:spacing w:after="40" w:line="260"/>
+            </w:pPr>
+            <w:r>
+              <w:rPr>
+                <w:rFonts w:ascii="Calibri" w:cs="Calibri" w:eastAsia="Calibri" w:hAnsi="Calibri"/>
+                <w:color w:val="10233C"/>
+                <w:sz w:val="10"/>
+                <w:szCs w:val="10"/>
+              </w:rPr>
+              <w:t xml:space="preserve"> </w:t>
+            </w:r>
+          </w:p>
+        </w:tc>
+      </w:tr>
+      <w:tr>
+        <w:trPr>
+          <w:cantSplit/>
+          <w:trHeight w:val="510" w:hRule="exact"/>
+        </w:trPr>
+        <w:tc>
+          <w:tcPr>
+            <w:tcW w:type="dxa" w:w="10546"/>
+            <w:tcBorders>
+              <w:top w:val="none"/>
+              <w:left w:val="none"/>
+              <w:bottom w:val="single" w:color="8FA0B3" w:sz="6"/>
+              <w:right w:val="none"/>
+            </w:tcBorders>
+            <w:tcMar>
+              <w:top w:type="dxa" w:w="30"/>
+              <w:left w:type="dxa" w:w="100"/>
+              <w:bottom w:type="dxa" w:w="30"/>
+              <w:right w:type="dxa" w:w="100"/>
+            </w:tcMar>
+            <w:vAlign w:val="center"/>
+          </w:tcPr>
+          <w:p>
+            <w:pPr>
+              <w:spacing w:after="40" w:line="260"/>
+            </w:pPr>
+            <w:r>
+              <w:rPr>
+                <w:rFonts w:ascii="Calibri" w:cs="Calibri" w:eastAsia="Calibri" w:hAnsi="Calibri"/>
+                <w:color w:val="10233C"/>
+                <w:sz w:val="10"/>
+                <w:szCs w:val="10"/>
+              </w:rPr>
+              <w:t xml:space="preserve"> </w:t>
+            </w:r>
+          </w:p>
+        </w:tc>
+      </w:tr>
+    </w:tbl>
+    <w:p>
+      <w:pPr>
+        <w:spacing w:after="60" w:before="60"/>
+      </w:pPr>
+      <w:r>
+        <w:rPr>
+          <w:rFonts w:ascii="Calibri" w:cs="Calibri" w:eastAsia="Calibri" w:hAnsi="Calibri"/>
+          <w:b/>
+          <w:bCs/>
+          <w:color w:val="10233C"/>
+          <w:sz w:val="28"/>
+          <w:szCs w:val="28"/>
+        </w:rPr>
+        <w:t xml:space="preserve">Je travaille : </w:t>
+      </w:r>
+      <w:r>
+        <w:rPr>
+          <w:rFonts w:ascii="Calibri" w:cs="Calibri" w:eastAsia="Calibri" w:hAnsi="Calibri"/>
+          <w:color w:val="56657A"/>
+          <w:sz w:val="28"/>
+          <w:szCs w:val="28"/>
+        </w:rPr>
+        <w:t xml:space="preserve">CP5 déperditions · CP6 chauffage / ECS</w:t>
+      </w:r>
+    </w:p>
+    <w:tbl>
+      <w:tblPr>
+        <w:tblW w:type="dxa" w:w="10546"/>
+        <w:tblBorders>
+          <w:top w:val="none"/>
+          <w:left w:val="none"/>
+          <w:bottom w:val="none"/>
+          <w:right w:val="none"/>
+          <w:insideH w:val="none"/>
+          <w:insideV w:val="none"/>
+        </w:tblBorders>
+        <w:tblLayout w:type="fixed"/>
+      </w:tblPr>
+      <w:tblGrid>
+        <w:gridCol w:w="2268"/>
+        <w:gridCol w:w="4876"/>
+        <w:gridCol w:w="3402"/>
+      </w:tblGrid>
+      <w:tr>
+        <w:trPr>
+          <w:cantSplit/>
+          <w:trHeight w:val="2268" w:hRule="atLeast"/>
+        </w:trPr>
+        <w:tc>
+          <w:tcPr>
+            <w:tcW w:type="dxa" w:w="2268"/>
+            <w:tcBorders>
+              <w:top w:val="none"/>
+              <w:left w:val="none"/>
+              <w:bottom w:val="none"/>
+              <w:right w:val="none"/>
+            </w:tcBorders>
+            <w:tcMar>
+              <w:top w:type="dxa" w:w="30"/>
+              <w:left w:type="dxa" w:w="100"/>
+              <w:bottom w:type="dxa" w:w="30"/>
+              <w:right w:type="dxa" w:w="100"/>
+            </w:tcMar>
+            <w:vAlign w:val="center"/>
+          </w:tcPr>
+          <w:p>
+            <w:pPr>
+              <w:spacing w:after="40" w:line="260"/>
+              <w:jc w:val="center"/>
+            </w:pPr>
+            <w:r>
+              <w:drawing>
+                <wp:inline distT="0" distB="0" distL="0" distR="0">
+                  <wp:extent cx="1123950" cy="1123950"/>
+                  <wp:effectExtent t="0" r="0" b="0" l="0"/>
+                  <wp:docPr id="87" name="" descr="" title=""/>
+                  <wp:cNvGraphicFramePr>
+                    <a:graphicFrameLocks xmlns:a="http://schemas.openxmlformats.org/drawingml/2006/main" noChangeAspect="1"/>
+                  </wp:cNvGraphicFramePr>
+                  <a:graphic xmlns:a="http://schemas.openxmlformats.org/drawingml/2006/main">
+                    <a:graphicData uri="http://schemas.openxmlformats.org/drawingml/2006/picture">
+                      <pic:pic xmlns:pic="http://schemas.openxmlformats.org/drawingml/2006/picture">
+                        <pic:nvPicPr>
+                          <pic:cNvPr id="0" name="" descr=""/>
+                          <pic:cNvPicPr>
+                            <a:picLocks noChangeAspect="1" noChangeArrowheads="1"/>
+                          </pic:cNvPicPr>
+                        </pic:nvPicPr>
+                        <pic:blipFill>
+                          <a:blip r:embed="rId40" cstate="none"/>
+                          <a:srcRect/>
+                          <a:stretch>
+                            <a:fillRect/>
+                          </a:stretch>
+                        </pic:blipFill>
+                        <pic:spPr bwMode="auto">
+                          <a:xfrm>
+                            <a:off x="0" y="0"/>
+                            <a:ext cx="1123950" cy="1123950"/>
+                          </a:xfrm>
+                          <a:prstGeom prst="rect">
+                            <a:avLst/>
+                          </a:prstGeom>
+                        </pic:spPr>
+                      </pic:pic>
+                    </a:graphicData>
+                  </a:graphic>
+                </wp:inline>
+              </w:drawing>
+            </w:r>
+          </w:p>
+          <w:p>
+            <w:pPr>
+              <w:spacing w:after="40" w:line="260"/>
+              <w:jc w:val="center"/>
+            </w:pPr>
+            <w:r>
+              <w:rPr>
+                <w:rFonts w:ascii="Calibri" w:cs="Calibri" w:eastAsia="Calibri" w:hAnsi="Calibri"/>
+                <w:color w:val="10233C"/>
+                <w:sz w:val="28"/>
+                <w:szCs w:val="28"/>
+              </w:rPr>
+              <w:t xml:space="preserve">Scannez : la station</w:t>
+            </w:r>
+          </w:p>
+        </w:tc>
+        <w:tc>
+          <w:tcPr>
+            <w:tcW w:type="dxa" w:w="4876"/>
+            <w:tcBorders>
+              <w:top w:val="dashed" w:color="56657A" w:sz="10"/>
+              <w:left w:val="dashed" w:color="56657A" w:sz="10"/>
+              <w:bottom w:val="dashed" w:color="56657A" w:sz="10"/>
+              <w:right w:val="dashed" w:color="56657A" w:sz="10"/>
+            </w:tcBorders>
+            <w:tcMar>
+              <w:top w:type="dxa" w:w="30"/>
+              <w:left w:type="dxa" w:w="100"/>
+              <w:bottom w:type="dxa" w:w="30"/>
+              <w:right w:type="dxa" w:w="100"/>
+            </w:tcMar>
+            <w:vAlign w:val="top"/>
+          </w:tcPr>
+          <w:p>
+            <w:pPr>
+              <w:spacing w:after="40" w:line="260"/>
+            </w:pPr>
+            <w:r>
+              <w:rPr>
+                <w:rFonts w:ascii="Calibri" w:cs="Calibri" w:eastAsia="Calibri" w:hAnsi="Calibri"/>
+                <w:b/>
+                <w:bCs/>
+                <w:color w:val="56657A"/>
+                <w:sz w:val="28"/>
+                <w:szCs w:val="28"/>
+              </w:rPr>
+              <w:t xml:space="preserve">Tampon du professeur</w:t>
+            </w:r>
+          </w:p>
+          <w:p>
+            <w:pPr>
+              <w:spacing w:after="40" w:line="260"/>
+            </w:pPr>
+            <w:r>
+              <w:rPr>
+                <w:rFonts w:ascii="Calibri" w:cs="Calibri" w:eastAsia="Calibri" w:hAnsi="Calibri"/>
+                <w:color w:val="56657A"/>
+                <w:sz w:val="28"/>
+                <w:szCs w:val="28"/>
+              </w:rPr>
+              <w:t xml:space="preserve">Date : ______________</w:t>
+            </w:r>
+          </w:p>
+        </w:tc>
+        <w:tc>
+          <w:tcPr>
+            <w:tcW w:type="dxa" w:w="3402"/>
+            <w:tcBorders>
+              <w:top w:val="none"/>
+              <w:left w:val="none"/>
+              <w:bottom w:val="none"/>
+              <w:right w:val="none"/>
+            </w:tcBorders>
+            <w:tcMar>
+              <w:top w:type="dxa" w:w="30"/>
+              <w:left w:type="dxa" w:w="100"/>
+              <w:bottom w:type="dxa" w:w="30"/>
+              <w:right w:type="dxa" w:w="100"/>
+            </w:tcMar>
+            <w:vAlign w:val="top"/>
+          </w:tcPr>
+          <w:p>
+            <w:pPr>
+              <w:spacing w:after="40" w:line="260"/>
+            </w:pPr>
+            <w:r>
+              <w:rPr>
+                <w:rFonts w:ascii="Calibri" w:cs="Calibri" w:eastAsia="Calibri" w:hAnsi="Calibri"/>
+                <w:color w:val="56657A"/>
+                <w:sz w:val="28"/>
+                <w:szCs w:val="28"/>
+              </w:rPr>
+              <w:t xml:space="preserve">Tampon à gagner</w:t>
+            </w:r>
+          </w:p>
+          <w:p>
+            <w:pPr>
+              <w:spacing w:after="40" w:line="260"/>
+            </w:pPr>
+            <w:r>
+              <w:rPr>
+                <w:rFonts w:ascii="Calibri" w:cs="Calibri" w:eastAsia="Calibri" w:hAnsi="Calibri"/>
+                <w:b/>
+                <w:bCs/>
+                <w:color w:val="92400E"/>
+                <w:sz w:val="30"/>
+                <w:szCs w:val="30"/>
+              </w:rPr>
+              <w:t xml:space="preserve">Étiquette expliquée</w:t>
+            </w:r>
+          </w:p>
+          <w:p>
+            <w:pPr>
+              <w:spacing w:after="40" w:line="260"/>
+            </w:pPr>
+            <w:r>
+              <w:rPr>
+                <w:rFonts w:ascii="Calibri" w:cs="Calibri" w:eastAsia="Calibri" w:hAnsi="Calibri"/>
+                <w:color w:val="56657A"/>
+                <w:sz w:val="28"/>
+                <w:szCs w:val="28"/>
+              </w:rPr>
+              <w:t xml:space="preserve">25 min · 3 bonnes réponses sur 4</w:t>
+            </w:r>
+          </w:p>
+        </w:tc>
+      </w:tr>
+    </w:tbl>
+    <w:p>
+      <w:pPr>
+        <w:sectPr>
+          <w:footerReference w:type="default" r:id="rId16"/>
+          <w:pgSz w:w="11906" w:h="16838" w:orient="portrait"/>
+          <w:pgMar w:top="624" w:right="680" w:bottom="1191" w:left="680" w:header="708" w:footer="284" w:gutter="0"/>
+          <w:pgNumType/>
+          <w:docGrid w:linePitch="360"/>
+        </w:sectPr>
+      </w:pPr>
+    </w:p>
+    <w:tbl>
+      <w:tblPr>
+        <w:tblW w:type="dxa" w:w="10546"/>
+        <w:tblBorders>
+          <w:top w:val="none"/>
+          <w:left w:val="none"/>
+          <w:bottom w:val="none"/>
+          <w:right w:val="none"/>
+          <w:insideH w:val="none"/>
+          <w:insideV w:val="none"/>
+        </w:tblBorders>
+        <w:tblLayout w:type="fixed"/>
+      </w:tblPr>
+      <w:tblGrid>
+        <w:gridCol w:w="6350"/>
+        <w:gridCol w:w="4196"/>
+      </w:tblGrid>
+      <w:tr>
+        <w:trPr>
+          <w:cantSplit/>
+        </w:trPr>
+        <w:tc>
+          <w:tcPr>
+            <w:tcW w:type="dxa" w:w="6350"/>
+            <w:tcBorders>
+              <w:top w:val="none"/>
+              <w:left w:val="none"/>
+              <w:bottom w:val="none"/>
+              <w:right w:val="none"/>
+            </w:tcBorders>
+            <w:shd w:fill="92400E" w:val="clear"/>
+            <w:tcMar>
+              <w:top w:type="dxa" w:w="30"/>
+              <w:left w:type="dxa" w:w="100"/>
+              <w:bottom w:type="dxa" w:w="30"/>
+              <w:right w:type="dxa" w:w="100"/>
+            </w:tcMar>
+            <w:vAlign w:val="center"/>
+          </w:tcPr>
+          <w:p>
+            <w:pPr>
+              <w:spacing w:after="40" w:line="260"/>
+            </w:pPr>
+            <w:r>
+              <w:rPr>
+                <w:rFonts w:ascii="Calibri" w:cs="Calibri" w:eastAsia="Calibri" w:hAnsi="Calibri"/>
+                <w:b/>
+                <w:bCs/>
+                <w:color w:val="FFFFFF"/>
+                <w:sz w:val="28"/>
+                <w:szCs w:val="28"/>
+              </w:rPr>
+              <w:t xml:space="preserve">Mission 26/57 · Thermique</w:t>
+            </w:r>
+          </w:p>
+        </w:tc>
+        <w:tc>
+          <w:tcPr>
+            <w:tcW w:type="dxa" w:w="4196"/>
+            <w:tcBorders>
+              <w:top w:val="none"/>
+              <w:left w:val="none"/>
+              <w:bottom w:val="none"/>
+              <w:right w:val="none"/>
+            </w:tcBorders>
+            <w:shd w:fill="92400E" w:val="clear"/>
+            <w:tcMar>
+              <w:top w:type="dxa" w:w="30"/>
+              <w:left w:type="dxa" w:w="100"/>
+              <w:bottom w:type="dxa" w:w="30"/>
+              <w:right w:type="dxa" w:w="100"/>
+            </w:tcMar>
+            <w:vAlign w:val="center"/>
+          </w:tcPr>
+          <w:p>
+            <w:pPr>
+              <w:spacing w:after="40" w:line="260"/>
+              <w:jc w:val="right"/>
+            </w:pPr>
+            <w:r>
+              <w:rPr>
+                <w:rFonts w:ascii="Calibri" w:cs="Calibri" w:eastAsia="Calibri" w:hAnsi="Calibri"/>
+                <w:b/>
+                <w:bCs/>
+                <w:color w:val="FFFFFF"/>
+                <w:sz w:val="28"/>
+                <w:szCs w:val="28"/>
+              </w:rPr>
+              <w:t xml:space="preserve">P3 · sem. 15 à 22 · 25 min</w:t>
+            </w:r>
+          </w:p>
+        </w:tc>
+      </w:tr>
+    </w:tbl>
+    <w:p>
+      <w:pPr>
+        <w:spacing w:after="40" w:before="40"/>
+      </w:pPr>
+      <w:r>
+        <w:rPr>
+          <w:rFonts w:ascii="Calibri" w:cs="Calibri" w:eastAsia="Calibri" w:hAnsi="Calibri"/>
+          <w:b/>
+          <w:bCs/>
+          <w:color w:val="1B3A63"/>
+          <w:sz w:val="28"/>
+          <w:szCs w:val="28"/>
+        </w:rPr>
+        <w:t xml:space="preserve">Questions et défi · Mission : « Mon DPE est faux, mes locataires paient peu ! »</w:t>
+      </w:r>
+    </w:p>
+    <w:p>
+      <w:pPr>
+        <w:spacing w:after="20" w:before="60"/>
+      </w:pPr>
+      <w:r>
+        <w:rPr>
+          <w:rFonts w:ascii="Calibri" w:cs="Calibri" w:eastAsia="Calibri" w:hAnsi="Calibri"/>
+          <w:b/>
+          <w:bCs/>
+          <w:color w:val="92400E"/>
+          <w:sz w:val="28"/>
+          <w:szCs w:val="28"/>
+        </w:rPr>
+        <w:t xml:space="preserve">1. </w:t>
+      </w:r>
+      <w:r>
+        <w:rPr>
+          <w:rFonts w:ascii="Calibri" w:cs="Calibri" w:eastAsia="Calibri" w:hAnsi="Calibri"/>
+          <w:color w:val="10233C"/>
+          <w:sz w:val="28"/>
+          <w:szCs w:val="28"/>
+        </w:rPr>
+        <w:t xml:space="preserve">Sur quoi repose le calcul d'un DPE ? </w:t>
+      </w:r>
+      <w:r>
+        <w:rPr>
+          <w:rFonts w:ascii="Calibri" w:cs="Calibri" w:eastAsia="Calibri" w:hAnsi="Calibri"/>
+          <w:b/>
+          <w:bCs/>
+          <w:color w:val="56657A"/>
+          <w:sz w:val="28"/>
+          <w:szCs w:val="28"/>
+        </w:rPr>
+        <w:t xml:space="preserve">(source à retrouver)</w:t>
+      </w:r>
+    </w:p>
+    <w:tbl>
+      <w:tblPr>
+        <w:tblW w:type="dxa" w:w="10546"/>
+        <w:tblBorders>
+          <w:top w:val="none"/>
+          <w:left w:val="none"/>
+          <w:bottom w:val="none"/>
+          <w:right w:val="none"/>
+          <w:insideH w:val="none"/>
+          <w:insideV w:val="none"/>
+        </w:tblBorders>
+        <w:tblLayout w:type="fixed"/>
+      </w:tblPr>
+      <w:tblGrid>
+        <w:gridCol w:w="10546"/>
+      </w:tblGrid>
+      <w:tr>
+        <w:trPr>
+          <w:cantSplit/>
+          <w:trHeight w:val="510" w:hRule="exact"/>
+        </w:trPr>
+        <w:tc>
+          <w:tcPr>
+            <w:tcW w:type="dxa" w:w="10546"/>
+            <w:tcBorders>
+              <w:top w:val="none"/>
+              <w:left w:val="none"/>
+              <w:bottom w:val="single" w:color="8FA0B3" w:sz="6"/>
+              <w:right w:val="none"/>
+            </w:tcBorders>
+            <w:tcMar>
+              <w:top w:type="dxa" w:w="30"/>
+              <w:left w:type="dxa" w:w="100"/>
+              <w:bottom w:type="dxa" w:w="30"/>
+              <w:right w:type="dxa" w:w="100"/>
+            </w:tcMar>
+            <w:vAlign w:val="center"/>
+          </w:tcPr>
+          <w:p>
+            <w:pPr>
+              <w:spacing w:after="40" w:line="260"/>
+            </w:pPr>
+            <w:r>
+              <w:rPr>
+                <w:rFonts w:ascii="Calibri" w:cs="Calibri" w:eastAsia="Calibri" w:hAnsi="Calibri"/>
+                <w:color w:val="10233C"/>
+                <w:sz w:val="10"/>
+                <w:szCs w:val="10"/>
+              </w:rPr>
+              <w:t xml:space="preserve"> </w:t>
+            </w:r>
+          </w:p>
+        </w:tc>
+      </w:tr>
+      <w:tr>
+        <w:trPr>
+          <w:cantSplit/>
+          <w:trHeight w:val="510" w:hRule="exact"/>
+        </w:trPr>
+        <w:tc>
+          <w:tcPr>
+            <w:tcW w:type="dxa" w:w="10546"/>
+            <w:tcBorders>
+              <w:top w:val="none"/>
+              <w:left w:val="none"/>
+              <w:bottom w:val="single" w:color="8FA0B3" w:sz="6"/>
+              <w:right w:val="none"/>
+            </w:tcBorders>
+            <w:tcMar>
+              <w:top w:type="dxa" w:w="30"/>
+              <w:left w:type="dxa" w:w="100"/>
+              <w:bottom w:type="dxa" w:w="30"/>
+              <w:right w:type="dxa" w:w="100"/>
+            </w:tcMar>
+            <w:vAlign w:val="center"/>
+          </w:tcPr>
+          <w:p>
+            <w:pPr>
+              <w:spacing w:after="40" w:line="260"/>
+            </w:pPr>
+            <w:r>
+              <w:rPr>
+                <w:rFonts w:ascii="Calibri" w:cs="Calibri" w:eastAsia="Calibri" w:hAnsi="Calibri"/>
+                <w:color w:val="10233C"/>
+                <w:sz w:val="10"/>
+                <w:szCs w:val="10"/>
+              </w:rPr>
+              <w:t xml:space="preserve"> </w:t>
+            </w:r>
+          </w:p>
+        </w:tc>
+      </w:tr>
+    </w:tbl>
+    <w:p>
+      <w:pPr>
+        <w:spacing w:after="20" w:before="60"/>
+      </w:pPr>
+      <w:r>
+        <w:rPr>
+          <w:rFonts w:ascii="Calibri" w:cs="Calibri" w:eastAsia="Calibri" w:hAnsi="Calibri"/>
+          <w:b/>
+          <w:bCs/>
+          <w:color w:val="92400E"/>
+          <w:sz w:val="28"/>
+          <w:szCs w:val="28"/>
+        </w:rPr>
+        <w:t xml:space="preserve">2. </w:t>
+      </w:r>
+      <w:r>
+        <w:rPr>
+          <w:rFonts w:ascii="Calibri" w:cs="Calibri" w:eastAsia="Calibri" w:hAnsi="Calibri"/>
+          <w:color w:val="10233C"/>
+          <w:sz w:val="28"/>
+          <w:szCs w:val="28"/>
+        </w:rPr>
+        <w:t xml:space="preserve">Un logement est excellent sur un indicateur et mauvais sur l'autre : quelle étiquette reçoit-il, et quels sont ces deux indicateurs ? </w:t>
+      </w:r>
+      <w:r>
+        <w:rPr>
+          <w:rFonts w:ascii="Calibri" w:cs="Calibri" w:eastAsia="Calibri" w:hAnsi="Calibri"/>
+          <w:b/>
+          <w:bCs/>
+          <w:color w:val="56657A"/>
+          <w:sz w:val="28"/>
+          <w:szCs w:val="28"/>
+        </w:rPr>
+        <w:t xml:space="preserve">(source à retrouver)</w:t>
+      </w:r>
+    </w:p>
+    <w:tbl>
+      <w:tblPr>
+        <w:tblW w:type="dxa" w:w="10546"/>
+        <w:tblBorders>
+          <w:top w:val="none"/>
+          <w:left w:val="none"/>
+          <w:bottom w:val="none"/>
+          <w:right w:val="none"/>
+          <w:insideH w:val="none"/>
+          <w:insideV w:val="none"/>
+        </w:tblBorders>
+        <w:tblLayout w:type="fixed"/>
+      </w:tblPr>
+      <w:tblGrid>
+        <w:gridCol w:w="10546"/>
+      </w:tblGrid>
+      <w:tr>
+        <w:trPr>
+          <w:cantSplit/>
+          <w:trHeight w:val="510" w:hRule="exact"/>
+        </w:trPr>
+        <w:tc>
+          <w:tcPr>
+            <w:tcW w:type="dxa" w:w="10546"/>
+            <w:tcBorders>
+              <w:top w:val="none"/>
+              <w:left w:val="none"/>
+              <w:bottom w:val="single" w:color="8FA0B3" w:sz="6"/>
+              <w:right w:val="none"/>
+            </w:tcBorders>
+            <w:tcMar>
+              <w:top w:type="dxa" w:w="30"/>
+              <w:left w:type="dxa" w:w="100"/>
+              <w:bottom w:type="dxa" w:w="30"/>
+              <w:right w:type="dxa" w:w="100"/>
+            </w:tcMar>
+            <w:vAlign w:val="center"/>
+          </w:tcPr>
+          <w:p>
+            <w:pPr>
+              <w:spacing w:after="40" w:line="260"/>
+            </w:pPr>
+            <w:r>
+              <w:rPr>
+                <w:rFonts w:ascii="Calibri" w:cs="Calibri" w:eastAsia="Calibri" w:hAnsi="Calibri"/>
+                <w:color w:val="10233C"/>
+                <w:sz w:val="10"/>
+                <w:szCs w:val="10"/>
+              </w:rPr>
+              <w:t xml:space="preserve"> </w:t>
+            </w:r>
+          </w:p>
+        </w:tc>
+      </w:tr>
+      <w:tr>
+        <w:trPr>
+          <w:cantSplit/>
+          <w:trHeight w:val="510" w:hRule="exact"/>
+        </w:trPr>
+        <w:tc>
+          <w:tcPr>
+            <w:tcW w:type="dxa" w:w="10546"/>
+            <w:tcBorders>
+              <w:top w:val="none"/>
+              <w:left w:val="none"/>
+              <w:bottom w:val="single" w:color="8FA0B3" w:sz="6"/>
+              <w:right w:val="none"/>
+            </w:tcBorders>
+            <w:tcMar>
+              <w:top w:type="dxa" w:w="30"/>
+              <w:left w:type="dxa" w:w="100"/>
+              <w:bottom w:type="dxa" w:w="30"/>
+              <w:right w:type="dxa" w:w="100"/>
+            </w:tcMar>
+            <w:vAlign w:val="center"/>
+          </w:tcPr>
+          <w:p>
+            <w:pPr>
+              <w:spacing w:after="40" w:line="260"/>
+            </w:pPr>
+            <w:r>
+              <w:rPr>
+                <w:rFonts w:ascii="Calibri" w:cs="Calibri" w:eastAsia="Calibri" w:hAnsi="Calibri"/>
+                <w:color w:val="10233C"/>
+                <w:sz w:val="10"/>
+                <w:szCs w:val="10"/>
+              </w:rPr>
+              <w:t xml:space="preserve"> </w:t>
+            </w:r>
+          </w:p>
+        </w:tc>
+      </w:tr>
+    </w:tbl>
+    <w:p>
+      <w:pPr>
+        <w:spacing w:after="20" w:before="60"/>
+      </w:pPr>
+      <w:r>
+        <w:rPr>
+          <w:rFonts w:ascii="Calibri" w:cs="Calibri" w:eastAsia="Calibri" w:hAnsi="Calibri"/>
+          <w:b/>
+          <w:bCs/>
+          <w:color w:val="92400E"/>
+          <w:sz w:val="28"/>
+          <w:szCs w:val="28"/>
+        </w:rPr>
+        <w:t xml:space="preserve">3. </w:t>
+      </w:r>
+      <w:r>
+        <w:rPr>
+          <w:rFonts w:ascii="Calibri" w:cs="Calibri" w:eastAsia="Calibri" w:hAnsi="Calibri"/>
+          <w:color w:val="10233C"/>
+          <w:sz w:val="28"/>
+          <w:szCs w:val="28"/>
+        </w:rPr>
+        <w:t xml:space="preserve">Que peut entraîner un mauvais classement pour un bailleur, et qu'est-ce qui se vérifie sur le texte en vigueur ? </w:t>
+      </w:r>
+      <w:r>
+        <w:rPr>
+          <w:rFonts w:ascii="Calibri" w:cs="Calibri" w:eastAsia="Calibri" w:hAnsi="Calibri"/>
+          <w:b/>
+          <w:bCs/>
+          <w:color w:val="56657A"/>
+          <w:sz w:val="28"/>
+          <w:szCs w:val="28"/>
+        </w:rPr>
+        <w:t xml:space="preserve">(source à retrouver)</w:t>
+      </w:r>
+    </w:p>
+    <w:tbl>
+      <w:tblPr>
+        <w:tblW w:type="dxa" w:w="10546"/>
+        <w:tblBorders>
+          <w:top w:val="none"/>
+          <w:left w:val="none"/>
+          <w:bottom w:val="none"/>
+          <w:right w:val="none"/>
+          <w:insideH w:val="none"/>
+          <w:insideV w:val="none"/>
+        </w:tblBorders>
+        <w:tblLayout w:type="fixed"/>
+      </w:tblPr>
+      <w:tblGrid>
+        <w:gridCol w:w="10546"/>
+      </w:tblGrid>
+      <w:tr>
+        <w:trPr>
+          <w:cantSplit/>
+          <w:trHeight w:val="510" w:hRule="exact"/>
+        </w:trPr>
+        <w:tc>
+          <w:tcPr>
+            <w:tcW w:type="dxa" w:w="10546"/>
+            <w:tcBorders>
+              <w:top w:val="none"/>
+              <w:left w:val="none"/>
+              <w:bottom w:val="single" w:color="8FA0B3" w:sz="6"/>
+              <w:right w:val="none"/>
+            </w:tcBorders>
+            <w:tcMar>
+              <w:top w:type="dxa" w:w="30"/>
+              <w:left w:type="dxa" w:w="100"/>
+              <w:bottom w:type="dxa" w:w="30"/>
+              <w:right w:type="dxa" w:w="100"/>
+            </w:tcMar>
+            <w:vAlign w:val="center"/>
+          </w:tcPr>
+          <w:p>
+            <w:pPr>
+              <w:spacing w:after="40" w:line="260"/>
+            </w:pPr>
+            <w:r>
+              <w:rPr>
+                <w:rFonts w:ascii="Calibri" w:cs="Calibri" w:eastAsia="Calibri" w:hAnsi="Calibri"/>
+                <w:color w:val="10233C"/>
+                <w:sz w:val="10"/>
+                <w:szCs w:val="10"/>
+              </w:rPr>
+              <w:t xml:space="preserve"> </w:t>
+            </w:r>
+          </w:p>
+        </w:tc>
+      </w:tr>
+      <w:tr>
+        <w:trPr>
+          <w:cantSplit/>
+          <w:trHeight w:val="510" w:hRule="exact"/>
+        </w:trPr>
+        <w:tc>
+          <w:tcPr>
+            <w:tcW w:type="dxa" w:w="10546"/>
+            <w:tcBorders>
+              <w:top w:val="none"/>
+              <w:left w:val="none"/>
+              <w:bottom w:val="single" w:color="8FA0B3" w:sz="6"/>
+              <w:right w:val="none"/>
+            </w:tcBorders>
+            <w:tcMar>
+              <w:top w:type="dxa" w:w="30"/>
+              <w:left w:type="dxa" w:w="100"/>
+              <w:bottom w:type="dxa" w:w="30"/>
+              <w:right w:type="dxa" w:w="100"/>
+            </w:tcMar>
+            <w:vAlign w:val="center"/>
+          </w:tcPr>
+          <w:p>
+            <w:pPr>
+              <w:spacing w:after="40" w:line="260"/>
+            </w:pPr>
+            <w:r>
+              <w:rPr>
+                <w:rFonts w:ascii="Calibri" w:cs="Calibri" w:eastAsia="Calibri" w:hAnsi="Calibri"/>
+                <w:color w:val="10233C"/>
+                <w:sz w:val="10"/>
+                <w:szCs w:val="10"/>
+              </w:rPr>
+              <w:t xml:space="preserve"> </w:t>
+            </w:r>
+          </w:p>
+        </w:tc>
+      </w:tr>
+    </w:tbl>
+    <w:p>
+      <w:pPr>
+        <w:spacing w:after="20" w:before="60"/>
+      </w:pPr>
+      <w:r>
+        <w:rPr>
+          <w:rFonts w:ascii="Calibri" w:cs="Calibri" w:eastAsia="Calibri" w:hAnsi="Calibri"/>
+          <w:b/>
+          <w:bCs/>
+          <w:color w:val="92400E"/>
+          <w:sz w:val="28"/>
+          <w:szCs w:val="28"/>
+        </w:rPr>
+        <w:t xml:space="preserve">4. </w:t>
+      </w:r>
+      <w:r>
+        <w:rPr>
+          <w:rFonts w:ascii="Calibri" w:cs="Calibri" w:eastAsia="Calibri" w:hAnsi="Calibri"/>
+          <w:color w:val="10233C"/>
+          <w:sz w:val="28"/>
+          <w:szCs w:val="28"/>
+        </w:rPr>
+        <w:t xml:space="preserve">Citez deux raisons pour lesquelles un DPE peut s'écarter de la consommation réelle d'un logement. </w:t>
+      </w:r>
+      <w:r>
+        <w:rPr>
+          <w:rFonts w:ascii="Calibri" w:cs="Calibri" w:eastAsia="Calibri" w:hAnsi="Calibri"/>
+          <w:b/>
+          <w:bCs/>
+          <w:color w:val="56657A"/>
+          <w:sz w:val="28"/>
+          <w:szCs w:val="28"/>
+        </w:rPr>
+        <w:t xml:space="preserve">(source à retrouver)</w:t>
+      </w:r>
+    </w:p>
+    <w:tbl>
+      <w:tblPr>
+        <w:tblW w:type="dxa" w:w="10546"/>
+        <w:tblBorders>
+          <w:top w:val="none"/>
+          <w:left w:val="none"/>
+          <w:bottom w:val="none"/>
+          <w:right w:val="none"/>
+          <w:insideH w:val="none"/>
+          <w:insideV w:val="none"/>
+        </w:tblBorders>
+        <w:tblLayout w:type="fixed"/>
+      </w:tblPr>
+      <w:tblGrid>
+        <w:gridCol w:w="10546"/>
+      </w:tblGrid>
+      <w:tr>
+        <w:trPr>
+          <w:cantSplit/>
+          <w:trHeight w:val="510" w:hRule="exact"/>
+        </w:trPr>
+        <w:tc>
+          <w:tcPr>
+            <w:tcW w:type="dxa" w:w="10546"/>
+            <w:tcBorders>
+              <w:top w:val="none"/>
+              <w:left w:val="none"/>
+              <w:bottom w:val="single" w:color="8FA0B3" w:sz="6"/>
+              <w:right w:val="none"/>
+            </w:tcBorders>
+            <w:tcMar>
+              <w:top w:type="dxa" w:w="30"/>
+              <w:left w:type="dxa" w:w="100"/>
+              <w:bottom w:type="dxa" w:w="30"/>
+              <w:right w:type="dxa" w:w="100"/>
+            </w:tcMar>
+            <w:vAlign w:val="center"/>
+          </w:tcPr>
+          <w:p>
+            <w:pPr>
+              <w:spacing w:after="40" w:line="260"/>
+            </w:pPr>
+            <w:r>
+              <w:rPr>
+                <w:rFonts w:ascii="Calibri" w:cs="Calibri" w:eastAsia="Calibri" w:hAnsi="Calibri"/>
+                <w:color w:val="10233C"/>
+                <w:sz w:val="10"/>
+                <w:szCs w:val="10"/>
+              </w:rPr>
+              <w:t xml:space="preserve"> </w:t>
+            </w:r>
+          </w:p>
+        </w:tc>
+      </w:tr>
+      <w:tr>
+        <w:trPr>
+          <w:cantSplit/>
+          <w:trHeight w:val="510" w:hRule="exact"/>
+        </w:trPr>
+        <w:tc>
+          <w:tcPr>
+            <w:tcW w:type="dxa" w:w="10546"/>
+            <w:tcBorders>
+              <w:top w:val="none"/>
+              <w:left w:val="none"/>
+              <w:bottom w:val="single" w:color="8FA0B3" w:sz="6"/>
+              <w:right w:val="none"/>
+            </w:tcBorders>
+            <w:tcMar>
+              <w:top w:type="dxa" w:w="30"/>
+              <w:left w:type="dxa" w:w="100"/>
+              <w:bottom w:type="dxa" w:w="30"/>
+              <w:right w:type="dxa" w:w="100"/>
+            </w:tcMar>
+            <w:vAlign w:val="center"/>
+          </w:tcPr>
+          <w:p>
+            <w:pPr>
+              <w:spacing w:after="40" w:line="260"/>
+            </w:pPr>
+            <w:r>
+              <w:rPr>
+                <w:rFonts w:ascii="Calibri" w:cs="Calibri" w:eastAsia="Calibri" w:hAnsi="Calibri"/>
+                <w:color w:val="10233C"/>
+                <w:sz w:val="10"/>
+                <w:szCs w:val="10"/>
+              </w:rPr>
+              <w:t xml:space="preserve"> </w:t>
+            </w:r>
+          </w:p>
+        </w:tc>
+      </w:tr>
+    </w:tbl>
+    <w:tbl>
+      <w:tblPr>
+        <w:tblW w:type="dxa" w:w="10546"/>
+        <w:tblBorders>
+          <w:top w:val="single" w:color="auto" w:sz="4"/>
+          <w:left w:val="single" w:color="auto" w:sz="4"/>
+          <w:bottom w:val="single" w:color="auto" w:sz="4"/>
+          <w:right w:val="single" w:color="auto" w:sz="4"/>
+          <w:insideH w:val="single" w:color="auto" w:sz="4"/>
+          <w:insideV w:val="single" w:color="auto" w:sz="4"/>
+        </w:tblBorders>
+        <w:tblLayout w:type="fixed"/>
+      </w:tblPr>
+      <w:tblGrid>
+        <w:gridCol w:w="10546"/>
+      </w:tblGrid>
+      <w:tr>
+        <w:trPr>
+          <w:cantSplit/>
+        </w:trPr>
+        <w:tc>
+          <w:tcPr>
+            <w:tcW w:type="dxa" w:w="10546"/>
+            <w:tcBorders>
+              <w:top w:val="single" w:color="92400E" w:sz="8"/>
+              <w:left w:val="single" w:color="92400E" w:sz="8"/>
+              <w:bottom w:val="single" w:color="92400E" w:sz="8"/>
+              <w:right w:val="single" w:color="92400E" w:sz="8"/>
+            </w:tcBorders>
+            <w:tcMar>
+              <w:top w:type="dxa" w:w="30"/>
+              <w:left w:type="dxa" w:w="100"/>
+              <w:bottom w:type="dxa" w:w="30"/>
+              <w:right w:type="dxa" w:w="100"/>
+            </w:tcMar>
+            <w:vAlign w:val="top"/>
+          </w:tcPr>
+          <w:p>
+            <w:pPr>
+              <w:spacing w:after="40" w:line="260"/>
+            </w:pPr>
+            <w:r>
+              <w:rPr>
+                <w:rFonts w:ascii="Calibri" w:cs="Calibri" w:eastAsia="Calibri" w:hAnsi="Calibri"/>
+                <w:b/>
+                <w:bCs/>
+                <w:color w:val="FFFFFF"/>
+                <w:sz w:val="28"/>
+                <w:szCs w:val="28"/>
+                <w:shd w:fill="92400E" w:val="clear"/>
+              </w:rPr>
+              <w:t xml:space="preserve"> Défi · Relier </w:t>
+            </w:r>
+          </w:p>
+          <w:p>
+            <w:pPr>
+              <w:spacing w:after="40" w:line="260"/>
+            </w:pPr>
+            <w:r>
+              <w:rPr>
+                <w:rFonts w:ascii="Calibri" w:cs="Calibri" w:eastAsia="Calibri" w:hAnsi="Calibri"/>
+                <w:color w:val="10233C"/>
+                <w:sz w:val="28"/>
+                <w:szCs w:val="28"/>
+              </w:rPr>
+              <w:t xml:space="preserve">Reliez chaque situation à la conséquence qui lui correspond : A) afficher le DPE dès l'annonce et le remettre avant la signature ; B) la mise en location peut être restreinte ; C) l'étiquette peut remonter ; D) l'étiquette est faussée.</w:t>
+            </w:r>
+          </w:p>
+          <w:p>
+            <w:pPr>
+              <w:spacing w:after="20"/>
+              <w:ind w:left="200"/>
+            </w:pPr>
+            <w:r>
+              <w:rPr>
+                <w:rFonts w:ascii="Calibri" w:cs="Calibri" w:eastAsia="Calibri" w:hAnsi="Calibri"/>
+                <w:color w:val="10233C"/>
+                <w:sz w:val="28"/>
+                <w:szCs w:val="28"/>
+              </w:rPr>
+              <w:t xml:space="preserve">Un propriétaire met son bien en vente ou en location</w:t>
+            </w:r>
+          </w:p>
+          <w:p>
+            <w:pPr>
+              <w:spacing w:after="20"/>
+              <w:ind w:left="200"/>
+            </w:pPr>
+            <w:r>
+              <w:rPr>
+                <w:rFonts w:ascii="Calibri" w:cs="Calibri" w:eastAsia="Calibri" w:hAnsi="Calibri"/>
+                <w:color w:val="10233C"/>
+                <w:sz w:val="28"/>
+                <w:szCs w:val="28"/>
+              </w:rPr>
+              <w:t xml:space="preserve">Un logement est mal classé</w:t>
+            </w:r>
+          </w:p>
+          <w:p>
+            <w:pPr>
+              <w:spacing w:after="20"/>
+              <w:ind w:left="200"/>
+            </w:pPr>
+            <w:r>
+              <w:rPr>
+                <w:rFonts w:ascii="Calibri" w:cs="Calibri" w:eastAsia="Calibri" w:hAnsi="Calibri"/>
+                <w:color w:val="10233C"/>
+                <w:sz w:val="28"/>
+                <w:szCs w:val="28"/>
+              </w:rPr>
+              <w:t xml:space="preserve">Une chaudière est remplacée par une pompe à chaleur ou le logement est isolé</w:t>
+            </w:r>
+          </w:p>
+          <w:p>
+            <w:pPr>
+              <w:spacing w:after="20"/>
+              <w:ind w:left="200"/>
+            </w:pPr>
+            <w:r>
+              <w:rPr>
+                <w:rFonts w:ascii="Calibri" w:cs="Calibri" w:eastAsia="Calibri" w:hAnsi="Calibri"/>
+                <w:color w:val="10233C"/>
+                <w:sz w:val="28"/>
+                <w:szCs w:val="28"/>
+              </w:rPr>
+              <w:t xml:space="preserve">Une donnée du logement (surface, isolation, équipement) a été mal saisie</w:t>
+            </w:r>
+          </w:p>
+          <w:tbl>
+            <w:tblPr>
+              <w:tblW w:type="dxa" w:w="10546"/>
+              <w:tblBorders>
+                <w:top w:val="none"/>
+                <w:left w:val="none"/>
+                <w:bottom w:val="none"/>
+                <w:right w:val="none"/>
+                <w:insideH w:val="none"/>
+                <w:insideV w:val="none"/>
+              </w:tblBorders>
+              <w:tblLayout w:type="fixed"/>
+            </w:tblPr>
+            <w:tblGrid>
+              <w:gridCol w:w="10546"/>
+            </w:tblGrid>
+            <w:tr>
+              <w:trPr>
+                <w:cantSplit/>
+                <w:trHeight w:val="510" w:hRule="exact"/>
+              </w:trPr>
+              <w:tc>
+                <w:tcPr>
+                  <w:tcW w:type="dxa" w:w="10546"/>
+                  <w:tcBorders>
+                    <w:top w:val="none"/>
+                    <w:left w:val="none"/>
+                    <w:bottom w:val="single" w:color="92400E" w:sz="6"/>
+                    <w:right w:val="none"/>
+                  </w:tcBorders>
+                  <w:tcMar>
+                    <w:top w:type="dxa" w:w="30"/>
+                    <w:left w:type="dxa" w:w="100"/>
+                    <w:bottom w:type="dxa" w:w="30"/>
+                    <w:right w:type="dxa" w:w="100"/>
+                  </w:tcMar>
+                  <w:vAlign w:val="center"/>
+                </w:tcPr>
+                <w:p>
+                  <w:pPr>
+                    <w:spacing w:after="40" w:line="260"/>
+                  </w:pPr>
+                  <w:r>
+                    <w:rPr>
+                      <w:rFonts w:ascii="Calibri" w:cs="Calibri" w:eastAsia="Calibri" w:hAnsi="Calibri"/>
+                      <w:color w:val="10233C"/>
+                      <w:sz w:val="10"/>
+                      <w:szCs w:val="10"/>
+                    </w:rPr>
+                    <w:t xml:space="preserve"> </w:t>
+                  </w:r>
+                </w:p>
+              </w:tc>
+            </w:tr>
+            <w:tr>
+              <w:trPr>
+                <w:cantSplit/>
+                <w:trHeight w:val="510" w:hRule="exact"/>
+              </w:trPr>
+              <w:tc>
+                <w:tcPr>
+                  <w:tcW w:type="dxa" w:w="10546"/>
+                  <w:tcBorders>
+                    <w:top w:val="none"/>
+                    <w:left w:val="none"/>
+                    <w:bottom w:val="single" w:color="92400E" w:sz="6"/>
+                    <w:right w:val="none"/>
+                  </w:tcBorders>
+                  <w:tcMar>
+                    <w:top w:type="dxa" w:w="30"/>
+                    <w:left w:type="dxa" w:w="100"/>
+                    <w:bottom w:type="dxa" w:w="30"/>
+                    <w:right w:type="dxa" w:w="100"/>
+                  </w:tcMar>
+                  <w:vAlign w:val="center"/>
+                </w:tcPr>
+                <w:p>
+                  <w:pPr>
+                    <w:spacing w:after="40" w:line="260"/>
+                  </w:pPr>
+                  <w:r>
+                    <w:rPr>
+                      <w:rFonts w:ascii="Calibri" w:cs="Calibri" w:eastAsia="Calibri" w:hAnsi="Calibri"/>
+                      <w:color w:val="10233C"/>
+                      <w:sz w:val="10"/>
+                      <w:szCs w:val="10"/>
+                    </w:rPr>
+                    <w:t xml:space="preserve"> </w:t>
+                  </w:r>
+                </w:p>
+              </w:tc>
+            </w:tr>
+          </w:tbl>
+          <w:p/>
+        </w:tc>
+      </w:tr>
+    </w:tbl>
+    <w:p>
+      <w:pPr>
+        <w:sectPr>
+          <w:footerReference w:type="default" r:id="rId17"/>
+          <w:pgSz w:w="11906" w:h="16838" w:orient="portrait"/>
+          <w:pgMar w:top="624" w:right="680" w:bottom="1191" w:left="680" w:header="708" w:footer="284" w:gutter="0"/>
+          <w:pgNumType/>
+          <w:docGrid w:linePitch="360"/>
+        </w:sectPr>
+      </w:pPr>
+    </w:p>
+    <w:tbl>
+      <w:tblPr>
+        <w:tblW w:type="dxa" w:w="10546"/>
+        <w:tblBorders>
+          <w:top w:val="none"/>
+          <w:left w:val="none"/>
+          <w:bottom w:val="none"/>
+          <w:right w:val="none"/>
+          <w:insideH w:val="none"/>
+          <w:insideV w:val="none"/>
+        </w:tblBorders>
+        <w:tblLayout w:type="fixed"/>
+      </w:tblPr>
+      <w:tblGrid>
+        <w:gridCol w:w="6350"/>
+        <w:gridCol w:w="4196"/>
+      </w:tblGrid>
+      <w:tr>
+        <w:trPr>
+          <w:cantSplit/>
+        </w:trPr>
+        <w:tc>
+          <w:tcPr>
+            <w:tcW w:type="dxa" w:w="6350"/>
+            <w:tcBorders>
+              <w:top w:val="none"/>
+              <w:left w:val="none"/>
+              <w:bottom w:val="none"/>
+              <w:right w:val="none"/>
+            </w:tcBorders>
+            <w:shd w:fill="92400E" w:val="clear"/>
+            <w:tcMar>
+              <w:top w:type="dxa" w:w="30"/>
+              <w:left w:type="dxa" w:w="100"/>
+              <w:bottom w:type="dxa" w:w="30"/>
+              <w:right w:type="dxa" w:w="100"/>
+            </w:tcMar>
+            <w:vAlign w:val="center"/>
+          </w:tcPr>
+          <w:p>
+            <w:pPr>
+              <w:spacing w:after="40" w:line="260"/>
+            </w:pPr>
+            <w:r>
+              <w:rPr>
+                <w:rFonts w:ascii="Calibri" w:cs="Calibri" w:eastAsia="Calibri" w:hAnsi="Calibri"/>
+                <w:b/>
+                <w:bCs/>
+                <w:color w:val="FFFFFF"/>
+                <w:sz w:val="28"/>
+                <w:szCs w:val="28"/>
+              </w:rPr>
+              <w:t xml:space="preserve">Mission 27/57 · Thermique</w:t>
+            </w:r>
+          </w:p>
+        </w:tc>
+        <w:tc>
+          <w:tcPr>
+            <w:tcW w:type="dxa" w:w="4196"/>
+            <w:tcBorders>
+              <w:top w:val="none"/>
+              <w:left w:val="none"/>
+              <w:bottom w:val="none"/>
+              <w:right w:val="none"/>
+            </w:tcBorders>
+            <w:shd w:fill="92400E" w:val="clear"/>
+            <w:tcMar>
+              <w:top w:type="dxa" w:w="30"/>
+              <w:left w:type="dxa" w:w="100"/>
+              <w:bottom w:type="dxa" w:w="30"/>
+              <w:right w:type="dxa" w:w="100"/>
+            </w:tcMar>
+            <w:vAlign w:val="center"/>
+          </w:tcPr>
+          <w:p>
+            <w:pPr>
+              <w:spacing w:after="40" w:line="260"/>
+              <w:jc w:val="right"/>
+            </w:pPr>
+            <w:r>
+              <w:rPr>
+                <w:rFonts w:ascii="Calibri" w:cs="Calibri" w:eastAsia="Calibri" w:hAnsi="Calibri"/>
+                <w:b/>
+                <w:bCs/>
+                <w:color w:val="FFFFFF"/>
+                <w:sz w:val="28"/>
+                <w:szCs w:val="28"/>
+              </w:rPr>
+              <w:t xml:space="preserve">P3 · sem. 15 à 22 · 25 min</w:t>
+            </w:r>
+          </w:p>
+        </w:tc>
+      </w:tr>
+    </w:tbl>
+    <w:p>
+      <w:pPr>
+        <w:spacing w:after="60" w:before="60"/>
+      </w:pPr>
+      <w:r>
+        <w:rPr>
+          <w:rFonts w:ascii="Trebuchet MS" w:cs="Trebuchet MS" w:eastAsia="Trebuchet MS" w:hAnsi="Trebuchet MS"/>
+          <w:b/>
+          <w:bCs/>
+          <w:color w:val="1B3A63"/>
+          <w:sz w:val="44"/>
+          <w:szCs w:val="44"/>
+        </w:rPr>
+        <w:t xml:space="preserve">Mission : l'aide pour la pompe à chaleur, avant de signer</w:t>
+      </w:r>
+    </w:p>
+    <w:tbl>
+      <w:tblPr>
+        <w:tblW w:type="dxa" w:w="10546"/>
+        <w:tblBorders>
+          <w:top w:val="none"/>
+          <w:left w:val="none"/>
+          <w:bottom w:val="none"/>
+          <w:right w:val="none"/>
+          <w:insideH w:val="none"/>
+          <w:insideV w:val="none"/>
+        </w:tblBorders>
+        <w:tblLayout w:type="fixed"/>
+      </w:tblPr>
+      <w:tblGrid>
+        <w:gridCol w:w="10546"/>
+      </w:tblGrid>
+      <w:tr>
+        <w:trPr>
+          <w:cantSplit/>
+        </w:trPr>
+        <w:tc>
+          <w:tcPr>
+            <w:tcW w:type="dxa" w:w="10546"/>
+            <w:tcBorders>
+              <w:top w:val="none"/>
+              <w:left w:val="single" w:color="92400E" w:sz="24"/>
+              <w:bottom w:val="none"/>
+              <w:right w:val="none"/>
+            </w:tcBorders>
+            <w:tcMar>
+              <w:top w:type="dxa" w:w="30"/>
+              <w:left w:type="dxa" w:w="100"/>
+              <w:bottom w:type="dxa" w:w="30"/>
+              <w:right w:type="dxa" w:w="100"/>
+            </w:tcMar>
+            <w:vAlign w:val="center"/>
+          </w:tcPr>
+          <w:p>
+            <w:pPr>
+              <w:spacing w:after="40" w:line="260"/>
+            </w:pPr>
+            <w:r>
+              <w:rPr>
+                <w:rFonts w:ascii="Calibri" w:cs="Calibri" w:eastAsia="Calibri" w:hAnsi="Calibri"/>
+                <w:b/>
+                <w:bCs/>
+                <w:color w:val="92400E"/>
+                <w:sz w:val="28"/>
+                <w:szCs w:val="28"/>
+              </w:rPr>
+              <w:t xml:space="preserve">Le client </w:t>
+            </w:r>
+            <w:r>
+              <w:rPr>
+                <w:rFonts w:ascii="Calibri" w:cs="Calibri" w:eastAsia="Calibri" w:hAnsi="Calibri"/>
+                <w:color w:val="10233C"/>
+                <w:sz w:val="28"/>
+                <w:szCs w:val="28"/>
+              </w:rPr>
+              <w:t xml:space="preserve">Le responsable technique d'une association qui gère un foyer de logements et veut remplacer un ancien chauffage par une pompe à chaleur.</w:t>
+            </w:r>
+          </w:p>
+        </w:tc>
+      </w:tr>
+    </w:tbl>
+    <w:p>
+      <w:pPr>
+        <w:spacing w:after="0" w:before="0" w:line="113" w:lineRule="exact"/>
+      </w:pPr>
+    </w:p>
+    <w:tbl>
+      <w:tblPr>
+        <w:tblW w:type="dxa" w:w="10546"/>
+        <w:tblBorders>
+          <w:top w:val="none"/>
+          <w:left w:val="none"/>
+          <w:bottom w:val="none"/>
+          <w:right w:val="none"/>
+          <w:insideH w:val="none"/>
+          <w:insideV w:val="none"/>
+        </w:tblBorders>
+        <w:tblLayout w:type="fixed"/>
+      </w:tblPr>
+      <w:tblGrid>
+        <w:gridCol w:w="10546"/>
+      </w:tblGrid>
+      <w:tr>
+        <w:trPr>
+          <w:cantSplit/>
+        </w:trPr>
+        <w:tc>
+          <w:tcPr>
+            <w:tcW w:type="dxa" w:w="10546"/>
+            <w:tcBorders>
+              <w:top w:val="none"/>
+              <w:left w:val="single" w:color="92400E" w:sz="24"/>
+              <w:bottom w:val="none"/>
+              <w:right w:val="none"/>
+            </w:tcBorders>
+            <w:tcMar>
+              <w:top w:type="dxa" w:w="30"/>
+              <w:left w:type="dxa" w:w="100"/>
+              <w:bottom w:type="dxa" w:w="30"/>
+              <w:right w:type="dxa" w:w="100"/>
+            </w:tcMar>
+            <w:vAlign w:val="center"/>
+          </w:tcPr>
+          <w:p>
+            <w:pPr>
+              <w:spacing w:after="40" w:line="260"/>
+            </w:pPr>
+            <w:r>
+              <w:rPr>
+                <w:rFonts w:ascii="Calibri" w:cs="Calibri" w:eastAsia="Calibri" w:hAnsi="Calibri"/>
+                <w:b/>
+                <w:bCs/>
+                <w:color w:val="92400E"/>
+                <w:sz w:val="28"/>
+                <w:szCs w:val="28"/>
+              </w:rPr>
+              <w:t xml:space="preserve">La situation </w:t>
+            </w:r>
+            <w:r>
+              <w:rPr>
+                <w:rFonts w:ascii="Calibri" w:cs="Calibri" w:eastAsia="Calibri" w:hAnsi="Calibri"/>
+                <w:color w:val="10233C"/>
+                <w:sz w:val="28"/>
+                <w:szCs w:val="28"/>
+              </w:rPr>
+              <w:t xml:space="preserve">Le responsable a entendu parler d'une « prime » pour les travaux d'économie d'énergie. Il demande qui la finance, à qui elle est versée, et s'il peut commander les travaux dès cette semaine pour tenir son planning. Il ne sait pas non plus si le choix de l'entreprise qui pose la machine a une incidence sur l'aide. Votre responsable vous demande de préparer le premier rendez-vous : le circuit de l'aide, ce qu'on peut lui promettre, et l'ordre des étapes à respecter.</w:t>
+            </w:r>
+          </w:p>
+        </w:tc>
+      </w:tr>
+    </w:tbl>
+    <w:p>
+      <w:pPr>
+        <w:spacing w:after="0" w:before="0" w:line="113" w:lineRule="exact"/>
+      </w:pPr>
+    </w:p>
+    <w:tbl>
+      <w:tblPr>
+        <w:tblW w:type="dxa" w:w="10546"/>
+        <w:tblBorders>
+          <w:top w:val="none"/>
+          <w:left w:val="none"/>
+          <w:bottom w:val="none"/>
+          <w:right w:val="none"/>
+          <w:insideH w:val="none"/>
+          <w:insideV w:val="none"/>
+        </w:tblBorders>
+        <w:tblLayout w:type="fixed"/>
+      </w:tblPr>
+      <w:tblGrid>
+        <w:gridCol w:w="10546"/>
+      </w:tblGrid>
+      <w:tr>
+        <w:trPr>
+          <w:cantSplit/>
+        </w:trPr>
+        <w:tc>
+          <w:tcPr>
+            <w:tcW w:type="dxa" w:w="10546"/>
+            <w:tcBorders>
+              <w:top w:val="none"/>
+              <w:left w:val="single" w:color="92400E" w:sz="24"/>
+              <w:bottom w:val="none"/>
+              <w:right w:val="none"/>
+            </w:tcBorders>
+            <w:tcMar>
+              <w:top w:type="dxa" w:w="30"/>
+              <w:left w:type="dxa" w:w="100"/>
+              <w:bottom w:type="dxa" w:w="30"/>
+              <w:right w:type="dxa" w:w="100"/>
+            </w:tcMar>
+            <w:vAlign w:val="center"/>
+          </w:tcPr>
+          <w:p>
+            <w:pPr>
+              <w:spacing w:after="40" w:line="260"/>
+            </w:pPr>
+            <w:r>
+              <w:rPr>
+                <w:rFonts w:ascii="Calibri" w:cs="Calibri" w:eastAsia="Calibri" w:hAnsi="Calibri"/>
+                <w:b/>
+                <w:bCs/>
+                <w:color w:val="92400E"/>
+                <w:sz w:val="28"/>
+                <w:szCs w:val="28"/>
+              </w:rPr>
+              <w:t xml:space="preserve">La pièce à produire </w:t>
+            </w:r>
+            <w:r>
+              <w:rPr>
+                <w:rFonts w:ascii="Calibri" w:cs="Calibri" w:eastAsia="Calibri" w:hAnsi="Calibri"/>
+                <w:color w:val="10233C"/>
+                <w:sz w:val="28"/>
+                <w:szCs w:val="28"/>
+              </w:rPr>
+              <w:t xml:space="preserve">Une fiche d'une page pour le premier rendez-vous : le circuit de l'aide en quatre étapes (qui fixe, qui finance, qui fait les travaux, ce qui revient prouver), puis une check-list de cinq points à vérifier avant de signer un devis.</w:t>
+            </w:r>
+          </w:p>
+        </w:tc>
+      </w:tr>
+    </w:tbl>
+    <w:p>
+      <w:pPr>
+        <w:spacing w:after="0" w:before="0" w:line="113" w:lineRule="exact"/>
+      </w:pPr>
+    </w:p>
+    <w:p>
+      <w:pPr>
+        <w:spacing w:after="40" w:line="260"/>
+      </w:pPr>
+      <w:r>
+        <w:rPr>
+          <w:rFonts w:ascii="Calibri" w:cs="Calibri" w:eastAsia="Calibri" w:hAnsi="Calibri"/>
+          <w:b/>
+          <w:bCs/>
+          <w:color w:val="1B3A63"/>
+          <w:sz w:val="28"/>
+          <w:szCs w:val="28"/>
+        </w:rPr>
+        <w:t xml:space="preserve">Ma pièce : brouillon ici, feuille jointe si nécessaire</w:t>
+      </w:r>
+    </w:p>
+    <w:tbl>
+      <w:tblPr>
+        <w:tblW w:type="dxa" w:w="10546"/>
+        <w:tblBorders>
+          <w:top w:val="none"/>
+          <w:left w:val="none"/>
+          <w:bottom w:val="none"/>
+          <w:right w:val="none"/>
+          <w:insideH w:val="none"/>
+          <w:insideV w:val="none"/>
+        </w:tblBorders>
+        <w:tblLayout w:type="fixed"/>
+      </w:tblPr>
+      <w:tblGrid>
+        <w:gridCol w:w="10546"/>
+      </w:tblGrid>
+      <w:tr>
+        <w:trPr>
+          <w:cantSplit/>
+          <w:trHeight w:val="510" w:hRule="exact"/>
+        </w:trPr>
+        <w:tc>
+          <w:tcPr>
+            <w:tcW w:type="dxa" w:w="10546"/>
+            <w:tcBorders>
+              <w:top w:val="none"/>
+              <w:left w:val="none"/>
+              <w:bottom w:val="single" w:color="8FA0B3" w:sz="6"/>
+              <w:right w:val="none"/>
+            </w:tcBorders>
+            <w:tcMar>
+              <w:top w:type="dxa" w:w="30"/>
+              <w:left w:type="dxa" w:w="100"/>
+              <w:bottom w:type="dxa" w:w="30"/>
+              <w:right w:type="dxa" w:w="100"/>
+            </w:tcMar>
+            <w:vAlign w:val="center"/>
+          </w:tcPr>
+          <w:p>
+            <w:pPr>
+              <w:spacing w:after="40" w:line="260"/>
+            </w:pPr>
+            <w:r>
+              <w:rPr>
+                <w:rFonts w:ascii="Calibri" w:cs="Calibri" w:eastAsia="Calibri" w:hAnsi="Calibri"/>
+                <w:color w:val="10233C"/>
+                <w:sz w:val="10"/>
+                <w:szCs w:val="10"/>
+              </w:rPr>
+              <w:t xml:space="preserve"> </w:t>
+            </w:r>
+          </w:p>
+        </w:tc>
+      </w:tr>
+      <w:tr>
+        <w:trPr>
+          <w:cantSplit/>
+          <w:trHeight w:val="510" w:hRule="exact"/>
+        </w:trPr>
+        <w:tc>
+          <w:tcPr>
+            <w:tcW w:type="dxa" w:w="10546"/>
+            <w:tcBorders>
+              <w:top w:val="none"/>
+              <w:left w:val="none"/>
+              <w:bottom w:val="single" w:color="8FA0B3" w:sz="6"/>
+              <w:right w:val="none"/>
+            </w:tcBorders>
+            <w:tcMar>
+              <w:top w:type="dxa" w:w="30"/>
+              <w:left w:type="dxa" w:w="100"/>
+              <w:bottom w:type="dxa" w:w="30"/>
+              <w:right w:type="dxa" w:w="100"/>
+            </w:tcMar>
+            <w:vAlign w:val="center"/>
+          </w:tcPr>
+          <w:p>
+            <w:pPr>
+              <w:spacing w:after="40" w:line="260"/>
+            </w:pPr>
+            <w:r>
+              <w:rPr>
+                <w:rFonts w:ascii="Calibri" w:cs="Calibri" w:eastAsia="Calibri" w:hAnsi="Calibri"/>
+                <w:color w:val="10233C"/>
+                <w:sz w:val="10"/>
+                <w:szCs w:val="10"/>
+              </w:rPr>
+              <w:t xml:space="preserve"> </w:t>
+            </w:r>
+          </w:p>
+        </w:tc>
+      </w:tr>
+      <w:tr>
+        <w:trPr>
+          <w:cantSplit/>
+          <w:trHeight w:val="510" w:hRule="exact"/>
+        </w:trPr>
+        <w:tc>
+          <w:tcPr>
+            <w:tcW w:type="dxa" w:w="10546"/>
+            <w:tcBorders>
+              <w:top w:val="none"/>
+              <w:left w:val="none"/>
+              <w:bottom w:val="single" w:color="8FA0B3" w:sz="6"/>
+              <w:right w:val="none"/>
+            </w:tcBorders>
+            <w:tcMar>
+              <w:top w:type="dxa" w:w="30"/>
+              <w:left w:type="dxa" w:w="100"/>
+              <w:bottom w:type="dxa" w:w="30"/>
+              <w:right w:type="dxa" w:w="100"/>
+            </w:tcMar>
+            <w:vAlign w:val="center"/>
+          </w:tcPr>
+          <w:p>
+            <w:pPr>
+              <w:spacing w:after="40" w:line="260"/>
+            </w:pPr>
+            <w:r>
+              <w:rPr>
+                <w:rFonts w:ascii="Calibri" w:cs="Calibri" w:eastAsia="Calibri" w:hAnsi="Calibri"/>
+                <w:color w:val="10233C"/>
+                <w:sz w:val="10"/>
+                <w:szCs w:val="10"/>
+              </w:rPr>
+              <w:t xml:space="preserve"> </w:t>
+            </w:r>
+          </w:p>
+        </w:tc>
+      </w:tr>
+      <w:tr>
+        <w:trPr>
+          <w:cantSplit/>
+          <w:trHeight w:val="510" w:hRule="exact"/>
+        </w:trPr>
+        <w:tc>
+          <w:tcPr>
+            <w:tcW w:type="dxa" w:w="10546"/>
+            <w:tcBorders>
+              <w:top w:val="none"/>
+              <w:left w:val="none"/>
+              <w:bottom w:val="single" w:color="8FA0B3" w:sz="6"/>
+              <w:right w:val="none"/>
+            </w:tcBorders>
+            <w:tcMar>
+              <w:top w:type="dxa" w:w="30"/>
+              <w:left w:type="dxa" w:w="100"/>
+              <w:bottom w:type="dxa" w:w="30"/>
+              <w:right w:type="dxa" w:w="100"/>
+            </w:tcMar>
+            <w:vAlign w:val="center"/>
+          </w:tcPr>
+          <w:p>
+            <w:pPr>
+              <w:spacing w:after="40" w:line="260"/>
+            </w:pPr>
+            <w:r>
+              <w:rPr>
+                <w:rFonts w:ascii="Calibri" w:cs="Calibri" w:eastAsia="Calibri" w:hAnsi="Calibri"/>
+                <w:color w:val="10233C"/>
+                <w:sz w:val="10"/>
+                <w:szCs w:val="10"/>
+              </w:rPr>
+              <w:t xml:space="preserve"> </w:t>
+            </w:r>
+          </w:p>
+        </w:tc>
+      </w:tr>
+      <w:tr>
+        <w:trPr>
+          <w:cantSplit/>
+          <w:trHeight w:val="510" w:hRule="exact"/>
+        </w:trPr>
+        <w:tc>
+          <w:tcPr>
+            <w:tcW w:type="dxa" w:w="10546"/>
+            <w:tcBorders>
+              <w:top w:val="none"/>
+              <w:left w:val="none"/>
+              <w:bottom w:val="single" w:color="8FA0B3" w:sz="6"/>
+              <w:right w:val="none"/>
+            </w:tcBorders>
+            <w:tcMar>
+              <w:top w:type="dxa" w:w="30"/>
+              <w:left w:type="dxa" w:w="100"/>
+              <w:bottom w:type="dxa" w:w="30"/>
+              <w:right w:type="dxa" w:w="100"/>
+            </w:tcMar>
+            <w:vAlign w:val="center"/>
+          </w:tcPr>
+          <w:p>
+            <w:pPr>
+              <w:spacing w:after="40" w:line="260"/>
+            </w:pPr>
+            <w:r>
+              <w:rPr>
+                <w:rFonts w:ascii="Calibri" w:cs="Calibri" w:eastAsia="Calibri" w:hAnsi="Calibri"/>
+                <w:color w:val="10233C"/>
+                <w:sz w:val="10"/>
+                <w:szCs w:val="10"/>
+              </w:rPr>
+              <w:t xml:space="preserve"> </w:t>
+            </w:r>
+          </w:p>
+        </w:tc>
+      </w:tr>
+      <w:tr>
+        <w:trPr>
+          <w:cantSplit/>
+          <w:trHeight w:val="510" w:hRule="exact"/>
+        </w:trPr>
+        <w:tc>
+          <w:tcPr>
+            <w:tcW w:type="dxa" w:w="10546"/>
+            <w:tcBorders>
+              <w:top w:val="none"/>
+              <w:left w:val="none"/>
+              <w:bottom w:val="single" w:color="8FA0B3" w:sz="6"/>
+              <w:right w:val="none"/>
+            </w:tcBorders>
+            <w:tcMar>
+              <w:top w:type="dxa" w:w="30"/>
+              <w:left w:type="dxa" w:w="100"/>
+              <w:bottom w:type="dxa" w:w="30"/>
+              <w:right w:type="dxa" w:w="100"/>
+            </w:tcMar>
+            <w:vAlign w:val="center"/>
+          </w:tcPr>
+          <w:p>
+            <w:pPr>
+              <w:spacing w:after="40" w:line="260"/>
+            </w:pPr>
+            <w:r>
+              <w:rPr>
+                <w:rFonts w:ascii="Calibri" w:cs="Calibri" w:eastAsia="Calibri" w:hAnsi="Calibri"/>
+                <w:color w:val="10233C"/>
+                <w:sz w:val="10"/>
+                <w:szCs w:val="10"/>
+              </w:rPr>
+              <w:t xml:space="preserve"> </w:t>
+            </w:r>
+          </w:p>
+        </w:tc>
+      </w:tr>
+    </w:tbl>
+    <w:p>
+      <w:pPr>
+        <w:spacing w:after="60" w:before="60"/>
+      </w:pPr>
+      <w:r>
+        <w:rPr>
+          <w:rFonts w:ascii="Calibri" w:cs="Calibri" w:eastAsia="Calibri" w:hAnsi="Calibri"/>
+          <w:b/>
+          <w:bCs/>
+          <w:color w:val="10233C"/>
+          <w:sz w:val="28"/>
+          <w:szCs w:val="28"/>
+        </w:rPr>
+        <w:t xml:space="preserve">Je travaille : </w:t>
+      </w:r>
+      <w:r>
+        <w:rPr>
+          <w:rFonts w:ascii="Calibri" w:cs="Calibri" w:eastAsia="Calibri" w:hAnsi="Calibri"/>
+          <w:color w:val="56657A"/>
+          <w:sz w:val="28"/>
+          <w:szCs w:val="28"/>
+        </w:rPr>
+        <w:t xml:space="preserve">CP6 chauffage / ECS</w:t>
+      </w:r>
+    </w:p>
+    <w:tbl>
+      <w:tblPr>
+        <w:tblW w:type="dxa" w:w="10546"/>
+        <w:tblBorders>
+          <w:top w:val="none"/>
+          <w:left w:val="none"/>
+          <w:bottom w:val="none"/>
+          <w:right w:val="none"/>
+          <w:insideH w:val="none"/>
+          <w:insideV w:val="none"/>
+        </w:tblBorders>
+        <w:tblLayout w:type="fixed"/>
+      </w:tblPr>
+      <w:tblGrid>
+        <w:gridCol w:w="2268"/>
+        <w:gridCol w:w="4876"/>
+        <w:gridCol w:w="3402"/>
+      </w:tblGrid>
+      <w:tr>
+        <w:trPr>
+          <w:cantSplit/>
+          <w:trHeight w:val="2268" w:hRule="atLeast"/>
+        </w:trPr>
+        <w:tc>
+          <w:tcPr>
+            <w:tcW w:type="dxa" w:w="2268"/>
+            <w:tcBorders>
+              <w:top w:val="none"/>
+              <w:left w:val="none"/>
+              <w:bottom w:val="none"/>
+              <w:right w:val="none"/>
+            </w:tcBorders>
+            <w:tcMar>
+              <w:top w:type="dxa" w:w="30"/>
+              <w:left w:type="dxa" w:w="100"/>
+              <w:bottom w:type="dxa" w:w="30"/>
+              <w:right w:type="dxa" w:w="100"/>
+            </w:tcMar>
+            <w:vAlign w:val="center"/>
+          </w:tcPr>
+          <w:p>
+            <w:pPr>
+              <w:spacing w:after="40" w:line="260"/>
+              <w:jc w:val="center"/>
+            </w:pPr>
+            <w:r>
+              <w:drawing>
+                <wp:inline distT="0" distB="0" distL="0" distR="0">
+                  <wp:extent cx="1123950" cy="1123950"/>
+                  <wp:effectExtent t="0" r="0" b="0" l="0"/>
+                  <wp:docPr id="88" name="" descr="" title=""/>
+                  <wp:cNvGraphicFramePr>
+                    <a:graphicFrameLocks xmlns:a="http://schemas.openxmlformats.org/drawingml/2006/main" noChangeAspect="1"/>
+                  </wp:cNvGraphicFramePr>
+                  <a:graphic xmlns:a="http://schemas.openxmlformats.org/drawingml/2006/main">
+                    <a:graphicData uri="http://schemas.openxmlformats.org/drawingml/2006/picture">
+                      <pic:pic xmlns:pic="http://schemas.openxmlformats.org/drawingml/2006/picture">
+                        <pic:nvPicPr>
+                          <pic:cNvPr id="0" name="" descr=""/>
+                          <pic:cNvPicPr>
+                            <a:picLocks noChangeAspect="1" noChangeArrowheads="1"/>
+                          </pic:cNvPicPr>
+                        </pic:nvPicPr>
+                        <pic:blipFill>
+                          <a:blip r:embed="rId41" cstate="none"/>
+                          <a:srcRect/>
+                          <a:stretch>
+                            <a:fillRect/>
+                          </a:stretch>
+                        </pic:blipFill>
+                        <pic:spPr bwMode="auto">
+                          <a:xfrm>
+                            <a:off x="0" y="0"/>
+                            <a:ext cx="1123950" cy="1123950"/>
+                          </a:xfrm>
+                          <a:prstGeom prst="rect">
+                            <a:avLst/>
+                          </a:prstGeom>
+                        </pic:spPr>
+                      </pic:pic>
+                    </a:graphicData>
+                  </a:graphic>
+                </wp:inline>
+              </w:drawing>
+            </w:r>
+          </w:p>
+          <w:p>
+            <w:pPr>
+              <w:spacing w:after="40" w:line="260"/>
+              <w:jc w:val="center"/>
+            </w:pPr>
+            <w:r>
+              <w:rPr>
+                <w:rFonts w:ascii="Calibri" w:cs="Calibri" w:eastAsia="Calibri" w:hAnsi="Calibri"/>
+                <w:color w:val="10233C"/>
+                <w:sz w:val="28"/>
+                <w:szCs w:val="28"/>
+              </w:rPr>
+              <w:t xml:space="preserve">Scannez : la station</w:t>
+            </w:r>
+          </w:p>
+        </w:tc>
+        <w:tc>
+          <w:tcPr>
+            <w:tcW w:type="dxa" w:w="4876"/>
+            <w:tcBorders>
+              <w:top w:val="dashed" w:color="56657A" w:sz="10"/>
+              <w:left w:val="dashed" w:color="56657A" w:sz="10"/>
+              <w:bottom w:val="dashed" w:color="56657A" w:sz="10"/>
+              <w:right w:val="dashed" w:color="56657A" w:sz="10"/>
+            </w:tcBorders>
+            <w:tcMar>
+              <w:top w:type="dxa" w:w="30"/>
+              <w:left w:type="dxa" w:w="100"/>
+              <w:bottom w:type="dxa" w:w="30"/>
+              <w:right w:type="dxa" w:w="100"/>
+            </w:tcMar>
+            <w:vAlign w:val="top"/>
+          </w:tcPr>
+          <w:p>
+            <w:pPr>
+              <w:spacing w:after="40" w:line="260"/>
+            </w:pPr>
+            <w:r>
+              <w:rPr>
+                <w:rFonts w:ascii="Calibri" w:cs="Calibri" w:eastAsia="Calibri" w:hAnsi="Calibri"/>
+                <w:b/>
+                <w:bCs/>
+                <w:color w:val="56657A"/>
+                <w:sz w:val="28"/>
+                <w:szCs w:val="28"/>
+              </w:rPr>
+              <w:t xml:space="preserve">Tampon du professeur</w:t>
+            </w:r>
+          </w:p>
+          <w:p>
+            <w:pPr>
+              <w:spacing w:after="40" w:line="260"/>
+            </w:pPr>
+            <w:r>
+              <w:rPr>
+                <w:rFonts w:ascii="Calibri" w:cs="Calibri" w:eastAsia="Calibri" w:hAnsi="Calibri"/>
+                <w:color w:val="56657A"/>
+                <w:sz w:val="28"/>
+                <w:szCs w:val="28"/>
+              </w:rPr>
+              <w:t xml:space="preserve">Date : ______________</w:t>
+            </w:r>
+          </w:p>
+        </w:tc>
+        <w:tc>
+          <w:tcPr>
+            <w:tcW w:type="dxa" w:w="3402"/>
+            <w:tcBorders>
+              <w:top w:val="none"/>
+              <w:left w:val="none"/>
+              <w:bottom w:val="none"/>
+              <w:right w:val="none"/>
+            </w:tcBorders>
+            <w:tcMar>
+              <w:top w:type="dxa" w:w="30"/>
+              <w:left w:type="dxa" w:w="100"/>
+              <w:bottom w:type="dxa" w:w="30"/>
+              <w:right w:type="dxa" w:w="100"/>
+            </w:tcMar>
+            <w:vAlign w:val="top"/>
+          </w:tcPr>
+          <w:p>
+            <w:pPr>
+              <w:spacing w:after="40" w:line="260"/>
+            </w:pPr>
+            <w:r>
+              <w:rPr>
+                <w:rFonts w:ascii="Calibri" w:cs="Calibri" w:eastAsia="Calibri" w:hAnsi="Calibri"/>
+                <w:color w:val="56657A"/>
+                <w:sz w:val="28"/>
+                <w:szCs w:val="28"/>
+              </w:rPr>
+              <w:t xml:space="preserve">Tampon à gagner</w:t>
+            </w:r>
+          </w:p>
+          <w:p>
+            <w:pPr>
+              <w:spacing w:after="40" w:line="260"/>
+            </w:pPr>
+            <w:r>
+              <w:rPr>
+                <w:rFonts w:ascii="Calibri" w:cs="Calibri" w:eastAsia="Calibri" w:hAnsi="Calibri"/>
+                <w:b/>
+                <w:bCs/>
+                <w:color w:val="92400E"/>
+                <w:sz w:val="30"/>
+                <w:szCs w:val="30"/>
+              </w:rPr>
+              <w:t xml:space="preserve">Aide sécurisée</w:t>
+            </w:r>
+          </w:p>
+          <w:p>
+            <w:pPr>
+              <w:spacing w:after="40" w:line="260"/>
+            </w:pPr>
+            <w:r>
+              <w:rPr>
+                <w:rFonts w:ascii="Calibri" w:cs="Calibri" w:eastAsia="Calibri" w:hAnsi="Calibri"/>
+                <w:color w:val="56657A"/>
+                <w:sz w:val="28"/>
+                <w:szCs w:val="28"/>
+              </w:rPr>
+              <w:t xml:space="preserve">25 min · 3 bonnes réponses sur 4</w:t>
+            </w:r>
+          </w:p>
+        </w:tc>
+      </w:tr>
+    </w:tbl>
+    <w:p>
+      <w:pPr>
+        <w:sectPr>
+          <w:footerReference w:type="default" r:id="rId18"/>
+          <w:pgSz w:w="11906" w:h="16838" w:orient="portrait"/>
+          <w:pgMar w:top="624" w:right="680" w:bottom="1191" w:left="680" w:header="708" w:footer="284" w:gutter="0"/>
+          <w:pgNumType/>
+          <w:docGrid w:linePitch="360"/>
+        </w:sectPr>
+      </w:pPr>
+    </w:p>
+    <w:tbl>
+      <w:tblPr>
+        <w:tblW w:type="dxa" w:w="10546"/>
+        <w:tblBorders>
+          <w:top w:val="none"/>
+          <w:left w:val="none"/>
+          <w:bottom w:val="none"/>
+          <w:right w:val="none"/>
+          <w:insideH w:val="none"/>
+          <w:insideV w:val="none"/>
+        </w:tblBorders>
+        <w:tblLayout w:type="fixed"/>
+      </w:tblPr>
+      <w:tblGrid>
+        <w:gridCol w:w="6350"/>
+        <w:gridCol w:w="4196"/>
+      </w:tblGrid>
+      <w:tr>
+        <w:trPr>
+          <w:cantSplit/>
+        </w:trPr>
+        <w:tc>
+          <w:tcPr>
+            <w:tcW w:type="dxa" w:w="6350"/>
+            <w:tcBorders>
+              <w:top w:val="none"/>
+              <w:left w:val="none"/>
+              <w:bottom w:val="none"/>
+              <w:right w:val="none"/>
+            </w:tcBorders>
+            <w:shd w:fill="92400E" w:val="clear"/>
+            <w:tcMar>
+              <w:top w:type="dxa" w:w="30"/>
+              <w:left w:type="dxa" w:w="100"/>
+              <w:bottom w:type="dxa" w:w="30"/>
+              <w:right w:type="dxa" w:w="100"/>
+            </w:tcMar>
+            <w:vAlign w:val="center"/>
+          </w:tcPr>
+          <w:p>
+            <w:pPr>
+              <w:spacing w:after="40" w:line="260"/>
+            </w:pPr>
+            <w:r>
+              <w:rPr>
+                <w:rFonts w:ascii="Calibri" w:cs="Calibri" w:eastAsia="Calibri" w:hAnsi="Calibri"/>
+                <w:b/>
+                <w:bCs/>
+                <w:color w:val="FFFFFF"/>
+                <w:sz w:val="28"/>
+                <w:szCs w:val="28"/>
+              </w:rPr>
+              <w:t xml:space="preserve">Mission 27/57 · Thermique</w:t>
+            </w:r>
+          </w:p>
+        </w:tc>
+        <w:tc>
+          <w:tcPr>
+            <w:tcW w:type="dxa" w:w="4196"/>
+            <w:tcBorders>
+              <w:top w:val="none"/>
+              <w:left w:val="none"/>
+              <w:bottom w:val="none"/>
+              <w:right w:val="none"/>
+            </w:tcBorders>
+            <w:shd w:fill="92400E" w:val="clear"/>
+            <w:tcMar>
+              <w:top w:type="dxa" w:w="30"/>
+              <w:left w:type="dxa" w:w="100"/>
+              <w:bottom w:type="dxa" w:w="30"/>
+              <w:right w:type="dxa" w:w="100"/>
+            </w:tcMar>
+            <w:vAlign w:val="center"/>
+          </w:tcPr>
+          <w:p>
+            <w:pPr>
+              <w:spacing w:after="40" w:line="260"/>
+              <w:jc w:val="right"/>
+            </w:pPr>
+            <w:r>
+              <w:rPr>
+                <w:rFonts w:ascii="Calibri" w:cs="Calibri" w:eastAsia="Calibri" w:hAnsi="Calibri"/>
+                <w:b/>
+                <w:bCs/>
+                <w:color w:val="FFFFFF"/>
+                <w:sz w:val="28"/>
+                <w:szCs w:val="28"/>
+              </w:rPr>
+              <w:t xml:space="preserve">P3 · sem. 15 à 22 · 25 min</w:t>
+            </w:r>
+          </w:p>
+        </w:tc>
+      </w:tr>
+    </w:tbl>
+    <w:p>
+      <w:pPr>
+        <w:spacing w:after="40" w:before="40"/>
+      </w:pPr>
+      <w:r>
+        <w:rPr>
+          <w:rFonts w:ascii="Calibri" w:cs="Calibri" w:eastAsia="Calibri" w:hAnsi="Calibri"/>
+          <w:b/>
+          <w:bCs/>
+          <w:color w:val="1B3A63"/>
+          <w:sz w:val="28"/>
+          <w:szCs w:val="28"/>
+        </w:rPr>
+        <w:t xml:space="preserve">Questions et défi · Mission : l'aide pour la pompe à chaleur, avant de signer</w:t>
+      </w:r>
+    </w:p>
+    <w:p>
+      <w:pPr>
+        <w:spacing w:after="20" w:before="60"/>
+      </w:pPr>
+      <w:r>
+        <w:rPr>
+          <w:rFonts w:ascii="Calibri" w:cs="Calibri" w:eastAsia="Calibri" w:hAnsi="Calibri"/>
+          <w:b/>
+          <w:bCs/>
+          <w:color w:val="92400E"/>
+          <w:sz w:val="28"/>
+          <w:szCs w:val="28"/>
+        </w:rPr>
+        <w:t xml:space="preserve">1. </w:t>
+      </w:r>
+      <w:r>
+        <w:rPr>
+          <w:rFonts w:ascii="Calibri" w:cs="Calibri" w:eastAsia="Calibri" w:hAnsi="Calibri"/>
+          <w:color w:val="10233C"/>
+          <w:sz w:val="28"/>
+          <w:szCs w:val="28"/>
+        </w:rPr>
+        <w:t xml:space="preserve">Qui est légalement « obligé » dans le dispositif des certificats d'économie d'énergie, et de quoi ? </w:t>
+      </w:r>
+      <w:r>
+        <w:rPr>
+          <w:rFonts w:ascii="Calibri" w:cs="Calibri" w:eastAsia="Calibri" w:hAnsi="Calibri"/>
+          <w:b/>
+          <w:bCs/>
+          <w:color w:val="56657A"/>
+          <w:sz w:val="28"/>
+          <w:szCs w:val="28"/>
+        </w:rPr>
+        <w:t xml:space="preserve">(source à retrouver)</w:t>
+      </w:r>
+    </w:p>
+    <w:tbl>
+      <w:tblPr>
+        <w:tblW w:type="dxa" w:w="10546"/>
+        <w:tblBorders>
+          <w:top w:val="none"/>
+          <w:left w:val="none"/>
+          <w:bottom w:val="none"/>
+          <w:right w:val="none"/>
+          <w:insideH w:val="none"/>
+          <w:insideV w:val="none"/>
+        </w:tblBorders>
+        <w:tblLayout w:type="fixed"/>
+      </w:tblPr>
+      <w:tblGrid>
+        <w:gridCol w:w="10546"/>
+      </w:tblGrid>
+      <w:tr>
+        <w:trPr>
+          <w:cantSplit/>
+          <w:trHeight w:val="510" w:hRule="exact"/>
+        </w:trPr>
+        <w:tc>
+          <w:tcPr>
+            <w:tcW w:type="dxa" w:w="10546"/>
+            <w:tcBorders>
+              <w:top w:val="none"/>
+              <w:left w:val="none"/>
+              <w:bottom w:val="single" w:color="8FA0B3" w:sz="6"/>
+              <w:right w:val="none"/>
+            </w:tcBorders>
+            <w:tcMar>
+              <w:top w:type="dxa" w:w="30"/>
+              <w:left w:type="dxa" w:w="100"/>
+              <w:bottom w:type="dxa" w:w="30"/>
+              <w:right w:type="dxa" w:w="100"/>
+            </w:tcMar>
+            <w:vAlign w:val="center"/>
+          </w:tcPr>
+          <w:p>
+            <w:pPr>
+              <w:spacing w:after="40" w:line="260"/>
+            </w:pPr>
+            <w:r>
+              <w:rPr>
+                <w:rFonts w:ascii="Calibri" w:cs="Calibri" w:eastAsia="Calibri" w:hAnsi="Calibri"/>
+                <w:color w:val="10233C"/>
+                <w:sz w:val="10"/>
+                <w:szCs w:val="10"/>
+              </w:rPr>
+              <w:t xml:space="preserve"> </w:t>
+            </w:r>
+          </w:p>
+        </w:tc>
+      </w:tr>
+      <w:tr>
+        <w:trPr>
+          <w:cantSplit/>
+          <w:trHeight w:val="510" w:hRule="exact"/>
+        </w:trPr>
+        <w:tc>
+          <w:tcPr>
+            <w:tcW w:type="dxa" w:w="10546"/>
+            <w:tcBorders>
+              <w:top w:val="none"/>
+              <w:left w:val="none"/>
+              <w:bottom w:val="single" w:color="8FA0B3" w:sz="6"/>
+              <w:right w:val="none"/>
+            </w:tcBorders>
+            <w:tcMar>
+              <w:top w:type="dxa" w:w="30"/>
+              <w:left w:type="dxa" w:w="100"/>
+              <w:bottom w:type="dxa" w:w="30"/>
+              <w:right w:type="dxa" w:w="100"/>
+            </w:tcMar>
+            <w:vAlign w:val="center"/>
+          </w:tcPr>
+          <w:p>
+            <w:pPr>
+              <w:spacing w:after="40" w:line="260"/>
+            </w:pPr>
+            <w:r>
+              <w:rPr>
+                <w:rFonts w:ascii="Calibri" w:cs="Calibri" w:eastAsia="Calibri" w:hAnsi="Calibri"/>
+                <w:color w:val="10233C"/>
+                <w:sz w:val="10"/>
+                <w:szCs w:val="10"/>
+              </w:rPr>
+              <w:t xml:space="preserve"> </w:t>
+            </w:r>
+          </w:p>
+        </w:tc>
+      </w:tr>
+    </w:tbl>
+    <w:p>
+      <w:pPr>
+        <w:spacing w:after="20" w:before="60"/>
+      </w:pPr>
+      <w:r>
+        <w:rPr>
+          <w:rFonts w:ascii="Calibri" w:cs="Calibri" w:eastAsia="Calibri" w:hAnsi="Calibri"/>
+          <w:b/>
+          <w:bCs/>
+          <w:color w:val="92400E"/>
+          <w:sz w:val="28"/>
+          <w:szCs w:val="28"/>
+        </w:rPr>
+        <w:t xml:space="preserve">2. </w:t>
+      </w:r>
+      <w:r>
+        <w:rPr>
+          <w:rFonts w:ascii="Calibri" w:cs="Calibri" w:eastAsia="Calibri" w:hAnsi="Calibri"/>
+          <w:color w:val="10233C"/>
+          <w:sz w:val="28"/>
+          <w:szCs w:val="28"/>
+        </w:rPr>
+        <w:t xml:space="preserve">Que prouve un certificat d'économie d'énergie, et à qui ? </w:t>
+      </w:r>
+      <w:r>
+        <w:rPr>
+          <w:rFonts w:ascii="Calibri" w:cs="Calibri" w:eastAsia="Calibri" w:hAnsi="Calibri"/>
+          <w:b/>
+          <w:bCs/>
+          <w:color w:val="56657A"/>
+          <w:sz w:val="28"/>
+          <w:szCs w:val="28"/>
+        </w:rPr>
+        <w:t xml:space="preserve">(source à retrouver)</w:t>
+      </w:r>
+    </w:p>
+    <w:tbl>
+      <w:tblPr>
+        <w:tblW w:type="dxa" w:w="10546"/>
+        <w:tblBorders>
+          <w:top w:val="none"/>
+          <w:left w:val="none"/>
+          <w:bottom w:val="none"/>
+          <w:right w:val="none"/>
+          <w:insideH w:val="none"/>
+          <w:insideV w:val="none"/>
+        </w:tblBorders>
+        <w:tblLayout w:type="fixed"/>
+      </w:tblPr>
+      <w:tblGrid>
+        <w:gridCol w:w="10546"/>
+      </w:tblGrid>
+      <w:tr>
+        <w:trPr>
+          <w:cantSplit/>
+          <w:trHeight w:val="510" w:hRule="exact"/>
+        </w:trPr>
+        <w:tc>
+          <w:tcPr>
+            <w:tcW w:type="dxa" w:w="10546"/>
+            <w:tcBorders>
+              <w:top w:val="none"/>
+              <w:left w:val="none"/>
+              <w:bottom w:val="single" w:color="8FA0B3" w:sz="6"/>
+              <w:right w:val="none"/>
+            </w:tcBorders>
+            <w:tcMar>
+              <w:top w:type="dxa" w:w="30"/>
+              <w:left w:type="dxa" w:w="100"/>
+              <w:bottom w:type="dxa" w:w="30"/>
+              <w:right w:type="dxa" w:w="100"/>
+            </w:tcMar>
+            <w:vAlign w:val="center"/>
+          </w:tcPr>
+          <w:p>
+            <w:pPr>
+              <w:spacing w:after="40" w:line="260"/>
+            </w:pPr>
+            <w:r>
+              <w:rPr>
+                <w:rFonts w:ascii="Calibri" w:cs="Calibri" w:eastAsia="Calibri" w:hAnsi="Calibri"/>
+                <w:color w:val="10233C"/>
+                <w:sz w:val="10"/>
+                <w:szCs w:val="10"/>
+              </w:rPr>
+              <w:t xml:space="preserve"> </w:t>
+            </w:r>
+          </w:p>
+        </w:tc>
+      </w:tr>
+      <w:tr>
+        <w:trPr>
+          <w:cantSplit/>
+          <w:trHeight w:val="510" w:hRule="exact"/>
+        </w:trPr>
+        <w:tc>
+          <w:tcPr>
+            <w:tcW w:type="dxa" w:w="10546"/>
+            <w:tcBorders>
+              <w:top w:val="none"/>
+              <w:left w:val="none"/>
+              <w:bottom w:val="single" w:color="8FA0B3" w:sz="6"/>
+              <w:right w:val="none"/>
+            </w:tcBorders>
+            <w:tcMar>
+              <w:top w:type="dxa" w:w="30"/>
+              <w:left w:type="dxa" w:w="100"/>
+              <w:bottom w:type="dxa" w:w="30"/>
+              <w:right w:type="dxa" w:w="100"/>
+            </w:tcMar>
+            <w:vAlign w:val="center"/>
+          </w:tcPr>
+          <w:p>
+            <w:pPr>
+              <w:spacing w:after="40" w:line="260"/>
+            </w:pPr>
+            <w:r>
+              <w:rPr>
+                <w:rFonts w:ascii="Calibri" w:cs="Calibri" w:eastAsia="Calibri" w:hAnsi="Calibri"/>
+                <w:color w:val="10233C"/>
+                <w:sz w:val="10"/>
+                <w:szCs w:val="10"/>
+              </w:rPr>
+              <w:t xml:space="preserve"> </w:t>
+            </w:r>
+          </w:p>
+        </w:tc>
+      </w:tr>
+    </w:tbl>
+    <w:p>
+      <w:pPr>
+        <w:spacing w:after="20" w:before="60"/>
+      </w:pPr>
+      <w:r>
+        <w:rPr>
+          <w:rFonts w:ascii="Calibri" w:cs="Calibri" w:eastAsia="Calibri" w:hAnsi="Calibri"/>
+          <w:b/>
+          <w:bCs/>
+          <w:color w:val="92400E"/>
+          <w:sz w:val="28"/>
+          <w:szCs w:val="28"/>
+        </w:rPr>
+        <w:t xml:space="preserve">3. </w:t>
+      </w:r>
+      <w:r>
+        <w:rPr>
+          <w:rFonts w:ascii="Calibri" w:cs="Calibri" w:eastAsia="Calibri" w:hAnsi="Calibri"/>
+          <w:color w:val="10233C"/>
+          <w:sz w:val="28"/>
+          <w:szCs w:val="28"/>
+        </w:rPr>
+        <w:t xml:space="preserve">Le responsable demande le montant exact de l'aide : que lui répondez-vous, et pourquoi ? </w:t>
+      </w:r>
+      <w:r>
+        <w:rPr>
+          <w:rFonts w:ascii="Calibri" w:cs="Calibri" w:eastAsia="Calibri" w:hAnsi="Calibri"/>
+          <w:b/>
+          <w:bCs/>
+          <w:color w:val="56657A"/>
+          <w:sz w:val="28"/>
+          <w:szCs w:val="28"/>
+        </w:rPr>
+        <w:t xml:space="preserve">(source à retrouver)</w:t>
+      </w:r>
+    </w:p>
+    <w:tbl>
+      <w:tblPr>
+        <w:tblW w:type="dxa" w:w="10546"/>
+        <w:tblBorders>
+          <w:top w:val="none"/>
+          <w:left w:val="none"/>
+          <w:bottom w:val="none"/>
+          <w:right w:val="none"/>
+          <w:insideH w:val="none"/>
+          <w:insideV w:val="none"/>
+        </w:tblBorders>
+        <w:tblLayout w:type="fixed"/>
+      </w:tblPr>
+      <w:tblGrid>
+        <w:gridCol w:w="10546"/>
+      </w:tblGrid>
+      <w:tr>
+        <w:trPr>
+          <w:cantSplit/>
+          <w:trHeight w:val="510" w:hRule="exact"/>
+        </w:trPr>
+        <w:tc>
+          <w:tcPr>
+            <w:tcW w:type="dxa" w:w="10546"/>
+            <w:tcBorders>
+              <w:top w:val="none"/>
+              <w:left w:val="none"/>
+              <w:bottom w:val="single" w:color="8FA0B3" w:sz="6"/>
+              <w:right w:val="none"/>
+            </w:tcBorders>
+            <w:tcMar>
+              <w:top w:type="dxa" w:w="30"/>
+              <w:left w:type="dxa" w:w="100"/>
+              <w:bottom w:type="dxa" w:w="30"/>
+              <w:right w:type="dxa" w:w="100"/>
+            </w:tcMar>
+            <w:vAlign w:val="center"/>
+          </w:tcPr>
+          <w:p>
+            <w:pPr>
+              <w:spacing w:after="40" w:line="260"/>
+            </w:pPr>
+            <w:r>
+              <w:rPr>
+                <w:rFonts w:ascii="Calibri" w:cs="Calibri" w:eastAsia="Calibri" w:hAnsi="Calibri"/>
+                <w:color w:val="10233C"/>
+                <w:sz w:val="10"/>
+                <w:szCs w:val="10"/>
+              </w:rPr>
+              <w:t xml:space="preserve"> </w:t>
+            </w:r>
+          </w:p>
+        </w:tc>
+      </w:tr>
+      <w:tr>
+        <w:trPr>
+          <w:cantSplit/>
+          <w:trHeight w:val="510" w:hRule="exact"/>
+        </w:trPr>
+        <w:tc>
+          <w:tcPr>
+            <w:tcW w:type="dxa" w:w="10546"/>
+            <w:tcBorders>
+              <w:top w:val="none"/>
+              <w:left w:val="none"/>
+              <w:bottom w:val="single" w:color="8FA0B3" w:sz="6"/>
+              <w:right w:val="none"/>
+            </w:tcBorders>
+            <w:tcMar>
+              <w:top w:type="dxa" w:w="30"/>
+              <w:left w:type="dxa" w:w="100"/>
+              <w:bottom w:type="dxa" w:w="30"/>
+              <w:right w:type="dxa" w:w="100"/>
+            </w:tcMar>
+            <w:vAlign w:val="center"/>
+          </w:tcPr>
+          <w:p>
+            <w:pPr>
+              <w:spacing w:after="40" w:line="260"/>
+            </w:pPr>
+            <w:r>
+              <w:rPr>
+                <w:rFonts w:ascii="Calibri" w:cs="Calibri" w:eastAsia="Calibri" w:hAnsi="Calibri"/>
+                <w:color w:val="10233C"/>
+                <w:sz w:val="10"/>
+                <w:szCs w:val="10"/>
+              </w:rPr>
+              <w:t xml:space="preserve"> </w:t>
+            </w:r>
+          </w:p>
+        </w:tc>
+      </w:tr>
+    </w:tbl>
+    <w:p>
+      <w:pPr>
+        <w:spacing w:after="20" w:before="60"/>
+      </w:pPr>
+      <w:r>
+        <w:rPr>
+          <w:rFonts w:ascii="Calibri" w:cs="Calibri" w:eastAsia="Calibri" w:hAnsi="Calibri"/>
+          <w:b/>
+          <w:bCs/>
+          <w:color w:val="92400E"/>
+          <w:sz w:val="28"/>
+          <w:szCs w:val="28"/>
+        </w:rPr>
+        <w:t xml:space="preserve">4. </w:t>
+      </w:r>
+      <w:r>
+        <w:rPr>
+          <w:rFonts w:ascii="Calibri" w:cs="Calibri" w:eastAsia="Calibri" w:hAnsi="Calibri"/>
+          <w:color w:val="10233C"/>
+          <w:sz w:val="28"/>
+          <w:szCs w:val="28"/>
+        </w:rPr>
+        <w:t xml:space="preserve">Pourquoi la qualification de l'entreprise qui réalise les travaux est-elle un point d'attention ? </w:t>
+      </w:r>
+      <w:r>
+        <w:rPr>
+          <w:rFonts w:ascii="Calibri" w:cs="Calibri" w:eastAsia="Calibri" w:hAnsi="Calibri"/>
+          <w:b/>
+          <w:bCs/>
+          <w:color w:val="56657A"/>
+          <w:sz w:val="28"/>
+          <w:szCs w:val="28"/>
+        </w:rPr>
+        <w:t xml:space="preserve">(source à retrouver)</w:t>
+      </w:r>
+    </w:p>
+    <w:tbl>
+      <w:tblPr>
+        <w:tblW w:type="dxa" w:w="10546"/>
+        <w:tblBorders>
+          <w:top w:val="none"/>
+          <w:left w:val="none"/>
+          <w:bottom w:val="none"/>
+          <w:right w:val="none"/>
+          <w:insideH w:val="none"/>
+          <w:insideV w:val="none"/>
+        </w:tblBorders>
+        <w:tblLayout w:type="fixed"/>
+      </w:tblPr>
+      <w:tblGrid>
+        <w:gridCol w:w="10546"/>
+      </w:tblGrid>
+      <w:tr>
+        <w:trPr>
+          <w:cantSplit/>
+          <w:trHeight w:val="510" w:hRule="exact"/>
+        </w:trPr>
+        <w:tc>
+          <w:tcPr>
+            <w:tcW w:type="dxa" w:w="10546"/>
+            <w:tcBorders>
+              <w:top w:val="none"/>
+              <w:left w:val="none"/>
+              <w:bottom w:val="single" w:color="8FA0B3" w:sz="6"/>
+              <w:right w:val="none"/>
+            </w:tcBorders>
+            <w:tcMar>
+              <w:top w:type="dxa" w:w="30"/>
+              <w:left w:type="dxa" w:w="100"/>
+              <w:bottom w:type="dxa" w:w="30"/>
+              <w:right w:type="dxa" w:w="100"/>
+            </w:tcMar>
+            <w:vAlign w:val="center"/>
+          </w:tcPr>
+          <w:p>
+            <w:pPr>
+              <w:spacing w:after="40" w:line="260"/>
+            </w:pPr>
+            <w:r>
+              <w:rPr>
+                <w:rFonts w:ascii="Calibri" w:cs="Calibri" w:eastAsia="Calibri" w:hAnsi="Calibri"/>
+                <w:color w:val="10233C"/>
+                <w:sz w:val="10"/>
+                <w:szCs w:val="10"/>
+              </w:rPr>
+              <w:t xml:space="preserve"> </w:t>
+            </w:r>
+          </w:p>
+        </w:tc>
+      </w:tr>
+      <w:tr>
+        <w:trPr>
+          <w:cantSplit/>
+          <w:trHeight w:val="510" w:hRule="exact"/>
+        </w:trPr>
+        <w:tc>
+          <w:tcPr>
+            <w:tcW w:type="dxa" w:w="10546"/>
+            <w:tcBorders>
+              <w:top w:val="none"/>
+              <w:left w:val="none"/>
+              <w:bottom w:val="single" w:color="8FA0B3" w:sz="6"/>
+              <w:right w:val="none"/>
+            </w:tcBorders>
+            <w:tcMar>
+              <w:top w:type="dxa" w:w="30"/>
+              <w:left w:type="dxa" w:w="100"/>
+              <w:bottom w:type="dxa" w:w="30"/>
+              <w:right w:type="dxa" w:w="100"/>
+            </w:tcMar>
+            <w:vAlign w:val="center"/>
+          </w:tcPr>
+          <w:p>
+            <w:pPr>
+              <w:spacing w:after="40" w:line="260"/>
+            </w:pPr>
+            <w:r>
+              <w:rPr>
+                <w:rFonts w:ascii="Calibri" w:cs="Calibri" w:eastAsia="Calibri" w:hAnsi="Calibri"/>
+                <w:color w:val="10233C"/>
+                <w:sz w:val="10"/>
+                <w:szCs w:val="10"/>
+              </w:rPr>
+              <w:t xml:space="preserve"> </w:t>
+            </w:r>
+          </w:p>
+        </w:tc>
+      </w:tr>
+    </w:tbl>
+    <w:tbl>
+      <w:tblPr>
+        <w:tblW w:type="dxa" w:w="10546"/>
+        <w:tblBorders>
+          <w:top w:val="single" w:color="auto" w:sz="4"/>
+          <w:left w:val="single" w:color="auto" w:sz="4"/>
+          <w:bottom w:val="single" w:color="auto" w:sz="4"/>
+          <w:right w:val="single" w:color="auto" w:sz="4"/>
+          <w:insideH w:val="single" w:color="auto" w:sz="4"/>
+          <w:insideV w:val="single" w:color="auto" w:sz="4"/>
+        </w:tblBorders>
+        <w:tblLayout w:type="fixed"/>
+      </w:tblPr>
+      <w:tblGrid>
+        <w:gridCol w:w="10546"/>
+      </w:tblGrid>
+      <w:tr>
+        <w:trPr>
+          <w:cantSplit/>
+        </w:trPr>
+        <w:tc>
+          <w:tcPr>
+            <w:tcW w:type="dxa" w:w="10546"/>
+            <w:tcBorders>
+              <w:top w:val="single" w:color="92400E" w:sz="8"/>
+              <w:left w:val="single" w:color="92400E" w:sz="8"/>
+              <w:bottom w:val="single" w:color="92400E" w:sz="8"/>
+              <w:right w:val="single" w:color="92400E" w:sz="8"/>
+            </w:tcBorders>
+            <w:tcMar>
+              <w:top w:type="dxa" w:w="30"/>
+              <w:left w:type="dxa" w:w="100"/>
+              <w:bottom w:type="dxa" w:w="30"/>
+              <w:right w:type="dxa" w:w="100"/>
+            </w:tcMar>
+            <w:vAlign w:val="top"/>
+          </w:tcPr>
+          <w:p>
+            <w:pPr>
+              <w:spacing w:after="40" w:line="260"/>
+            </w:pPr>
+            <w:r>
+              <w:rPr>
+                <w:rFonts w:ascii="Calibri" w:cs="Calibri" w:eastAsia="Calibri" w:hAnsi="Calibri"/>
+                <w:b/>
+                <w:bCs/>
+                <w:color w:val="FFFFFF"/>
+                <w:sz w:val="28"/>
+                <w:szCs w:val="28"/>
+                <w:shd w:fill="92400E" w:val="clear"/>
+              </w:rPr>
+              <w:t xml:space="preserve"> Défi · Classer </w:t>
+            </w:r>
+          </w:p>
+          <w:p>
+            <w:pPr>
+              <w:spacing w:after="40" w:line="260"/>
+            </w:pPr>
+            <w:r>
+              <w:rPr>
+                <w:rFonts w:ascii="Calibri" w:cs="Calibri" w:eastAsia="Calibri" w:hAnsi="Calibri"/>
+                <w:color w:val="10233C"/>
+                <w:sz w:val="28"/>
+                <w:szCs w:val="28"/>
+              </w:rPr>
+              <w:t xml:space="preserve">Remettez dans le bon ordre ces quatre étapes d'un dossier d'aide, de la première à la dernière (5 minutes).</w:t>
+            </w:r>
+          </w:p>
+          <w:p>
+            <w:pPr>
+              <w:spacing w:after="20"/>
+              <w:ind w:left="200"/>
+            </w:pPr>
+            <w:r>
+              <w:rPr>
+                <w:rFonts w:ascii="Segoe UI Symbol" w:cs="Segoe UI Symbol" w:eastAsia="Segoe UI Symbol" w:hAnsi="Segoe UI Symbol"/>
+                <w:color w:val="10233C"/>
+                <w:sz w:val="28"/>
+                <w:szCs w:val="28"/>
+              </w:rPr>
+              <w:t xml:space="preserve">☐  </w:t>
+            </w:r>
+            <w:r>
+              <w:rPr>
+                <w:rFonts w:ascii="Calibri" w:cs="Calibri" w:eastAsia="Calibri" w:hAnsi="Calibri"/>
+                <w:color w:val="10233C"/>
+                <w:sz w:val="28"/>
+                <w:szCs w:val="28"/>
+              </w:rPr>
+              <w:t xml:space="preserve">Démarrer le chantier</w:t>
+            </w:r>
+          </w:p>
+          <w:p>
+            <w:pPr>
+              <w:spacing w:after="20"/>
+              <w:ind w:left="200"/>
+            </w:pPr>
+            <w:r>
+              <w:rPr>
+                <w:rFonts w:ascii="Segoe UI Symbol" w:cs="Segoe UI Symbol" w:eastAsia="Segoe UI Symbol" w:hAnsi="Segoe UI Symbol"/>
+                <w:color w:val="10233C"/>
+                <w:sz w:val="28"/>
+                <w:szCs w:val="28"/>
+              </w:rPr>
+              <w:t xml:space="preserve">☐  </w:t>
+            </w:r>
+            <w:r>
+              <w:rPr>
+                <w:rFonts w:ascii="Calibri" w:cs="Calibri" w:eastAsia="Calibri" w:hAnsi="Calibri"/>
+                <w:color w:val="10233C"/>
+                <w:sz w:val="28"/>
+                <w:szCs w:val="28"/>
+              </w:rPr>
+              <w:t xml:space="preserve">Établir le devis</w:t>
+            </w:r>
+          </w:p>
+          <w:p>
+            <w:pPr>
+              <w:spacing w:after="20"/>
+              <w:ind w:left="200"/>
+            </w:pPr>
+            <w:r>
+              <w:rPr>
+                <w:rFonts w:ascii="Segoe UI Symbol" w:cs="Segoe UI Symbol" w:eastAsia="Segoe UI Symbol" w:hAnsi="Segoe UI Symbol"/>
+                <w:color w:val="10233C"/>
+                <w:sz w:val="28"/>
+                <w:szCs w:val="28"/>
+              </w:rPr>
+              <w:t xml:space="preserve">☐  </w:t>
+            </w:r>
+            <w:r>
+              <w:rPr>
+                <w:rFonts w:ascii="Calibri" w:cs="Calibri" w:eastAsia="Calibri" w:hAnsi="Calibri"/>
+                <w:color w:val="10233C"/>
+                <w:sz w:val="28"/>
+                <w:szCs w:val="28"/>
+              </w:rPr>
+              <w:t xml:space="preserve">Informer le client de l'ordre des étapes dès le premier rendez-vous</w:t>
+            </w:r>
+          </w:p>
+          <w:p>
+            <w:pPr>
+              <w:spacing w:after="20"/>
+              <w:ind w:left="200"/>
+            </w:pPr>
+            <w:r>
+              <w:rPr>
+                <w:rFonts w:ascii="Segoe UI Symbol" w:cs="Segoe UI Symbol" w:eastAsia="Segoe UI Symbol" w:hAnsi="Segoe UI Symbol"/>
+                <w:color w:val="10233C"/>
+                <w:sz w:val="28"/>
+                <w:szCs w:val="28"/>
+              </w:rPr>
+              <w:t xml:space="preserve">☐  </w:t>
+            </w:r>
+            <w:r>
+              <w:rPr>
+                <w:rFonts w:ascii="Calibri" w:cs="Calibri" w:eastAsia="Calibri" w:hAnsi="Calibri"/>
+                <w:color w:val="10233C"/>
+                <w:sz w:val="28"/>
+                <w:szCs w:val="28"/>
+              </w:rPr>
+              <w:t xml:space="preserve">Faire valider l'aide</w:t>
             </w:r>
           </w:p>
           <w:tbl>
@@ -8454,3466 +11952,6 @@
     <w:p>
       <w:pPr>
         <w:sectPr>
-          <w:footerReference w:type="default" r:id="rId15"/>
-          <w:pgSz w:w="11906" w:h="16838" w:orient="portrait"/>
-          <w:pgMar w:top="624" w:right="680" w:bottom="1191" w:left="680" w:header="708" w:footer="284" w:gutter="0"/>
-          <w:pgNumType/>
-          <w:docGrid w:linePitch="360"/>
-        </w:sectPr>
-      </w:pPr>
-    </w:p>
-    <w:tbl>
-      <w:tblPr>
-        <w:tblW w:type="dxa" w:w="10546"/>
-        <w:tblBorders>
-          <w:top w:val="none"/>
-          <w:left w:val="none"/>
-          <w:bottom w:val="none"/>
-          <w:right w:val="none"/>
-          <w:insideH w:val="none"/>
-          <w:insideV w:val="none"/>
-        </w:tblBorders>
-        <w:tblLayout w:type="fixed"/>
-      </w:tblPr>
-      <w:tblGrid>
-        <w:gridCol w:w="6350"/>
-        <w:gridCol w:w="4196"/>
-      </w:tblGrid>
-      <w:tr>
-        <w:trPr>
-          <w:cantSplit/>
-        </w:trPr>
-        <w:tc>
-          <w:tcPr>
-            <w:tcW w:type="dxa" w:w="6350"/>
-            <w:tcBorders>
-              <w:top w:val="none"/>
-              <w:left w:val="none"/>
-              <w:bottom w:val="none"/>
-              <w:right w:val="none"/>
-            </w:tcBorders>
-            <w:shd w:fill="92400E" w:val="clear"/>
-            <w:tcMar>
-              <w:top w:type="dxa" w:w="30"/>
-              <w:left w:type="dxa" w:w="100"/>
-              <w:bottom w:type="dxa" w:w="30"/>
-              <w:right w:type="dxa" w:w="100"/>
-            </w:tcMar>
-            <w:vAlign w:val="center"/>
-          </w:tcPr>
-          <w:p>
-            <w:pPr>
-              <w:spacing w:after="40" w:line="260"/>
-            </w:pPr>
-            <w:r>
-              <w:rPr>
-                <w:rFonts w:ascii="Calibri" w:cs="Calibri" w:eastAsia="Calibri" w:hAnsi="Calibri"/>
-                <w:b/>
-                <w:bCs/>
-                <w:color w:val="FFFFFF"/>
-                <w:sz w:val="28"/>
-                <w:szCs w:val="28"/>
-              </w:rPr>
-              <w:t xml:space="preserve">Mission 26/57 · Thermique</w:t>
-            </w:r>
-          </w:p>
-        </w:tc>
-        <w:tc>
-          <w:tcPr>
-            <w:tcW w:type="dxa" w:w="4196"/>
-            <w:tcBorders>
-              <w:top w:val="none"/>
-              <w:left w:val="none"/>
-              <w:bottom w:val="none"/>
-              <w:right w:val="none"/>
-            </w:tcBorders>
-            <w:shd w:fill="92400E" w:val="clear"/>
-            <w:tcMar>
-              <w:top w:type="dxa" w:w="30"/>
-              <w:left w:type="dxa" w:w="100"/>
-              <w:bottom w:type="dxa" w:w="30"/>
-              <w:right w:type="dxa" w:w="100"/>
-            </w:tcMar>
-            <w:vAlign w:val="center"/>
-          </w:tcPr>
-          <w:p>
-            <w:pPr>
-              <w:spacing w:after="40" w:line="260"/>
-              <w:jc w:val="right"/>
-            </w:pPr>
-            <w:r>
-              <w:rPr>
-                <w:rFonts w:ascii="Calibri" w:cs="Calibri" w:eastAsia="Calibri" w:hAnsi="Calibri"/>
-                <w:b/>
-                <w:bCs/>
-                <w:color w:val="FFFFFF"/>
-                <w:sz w:val="28"/>
-                <w:szCs w:val="28"/>
-              </w:rPr>
-              <w:t xml:space="preserve">P3 · sem. 15 à 22 · 25 min</w:t>
-            </w:r>
-          </w:p>
-        </w:tc>
-      </w:tr>
-    </w:tbl>
-    <w:p>
-      <w:pPr>
-        <w:spacing w:after="60" w:before="60"/>
-      </w:pPr>
-      <w:r>
-        <w:rPr>
-          <w:rFonts w:ascii="Trebuchet MS" w:cs="Trebuchet MS" w:eastAsia="Trebuchet MS" w:hAnsi="Trebuchet MS"/>
-          <w:b/>
-          <w:bCs/>
-          <w:color w:val="1B3A63"/>
-          <w:sz w:val="44"/>
-          <w:szCs w:val="44"/>
-        </w:rPr>
-        <w:t xml:space="preserve">Mission : « Mon DPE est faux, mes locataires paient peu ! »</w:t>
-      </w:r>
-    </w:p>
-    <w:tbl>
-      <w:tblPr>
-        <w:tblW w:type="dxa" w:w="10546"/>
-        <w:tblBorders>
-          <w:top w:val="none"/>
-          <w:left w:val="none"/>
-          <w:bottom w:val="none"/>
-          <w:right w:val="none"/>
-          <w:insideH w:val="none"/>
-          <w:insideV w:val="none"/>
-        </w:tblBorders>
-        <w:tblLayout w:type="fixed"/>
-      </w:tblPr>
-      <w:tblGrid>
-        <w:gridCol w:w="10546"/>
-      </w:tblGrid>
-      <w:tr>
-        <w:trPr>
-          <w:cantSplit/>
-        </w:trPr>
-        <w:tc>
-          <w:tcPr>
-            <w:tcW w:type="dxa" w:w="10546"/>
-            <w:tcBorders>
-              <w:top w:val="none"/>
-              <w:left w:val="single" w:color="92400E" w:sz="24"/>
-              <w:bottom w:val="none"/>
-              <w:right w:val="none"/>
-            </w:tcBorders>
-            <w:tcMar>
-              <w:top w:type="dxa" w:w="30"/>
-              <w:left w:type="dxa" w:w="100"/>
-              <w:bottom w:type="dxa" w:w="30"/>
-              <w:right w:type="dxa" w:w="100"/>
-            </w:tcMar>
-            <w:vAlign w:val="center"/>
-          </w:tcPr>
-          <w:p>
-            <w:pPr>
-              <w:spacing w:after="40" w:line="260"/>
-            </w:pPr>
-            <w:r>
-              <w:rPr>
-                <w:rFonts w:ascii="Calibri" w:cs="Calibri" w:eastAsia="Calibri" w:hAnsi="Calibri"/>
-                <w:b/>
-                <w:bCs/>
-                <w:color w:val="92400E"/>
-                <w:sz w:val="28"/>
-                <w:szCs w:val="28"/>
-              </w:rPr>
-              <w:t xml:space="preserve">Le client </w:t>
-            </w:r>
-            <w:r>
-              <w:rPr>
-                <w:rFonts w:ascii="Calibri" w:cs="Calibri" w:eastAsia="Calibri" w:hAnsi="Calibri"/>
-                <w:color w:val="10233C"/>
-                <w:sz w:val="28"/>
-                <w:szCs w:val="28"/>
-              </w:rPr>
-              <w:t xml:space="preserve">Un propriétaire bailleur d'un appartement, qui vient de recevoir un DPE défavorable et sollicite Clim'Études Sud pour savoir s'il doit faire des travaux.</w:t>
-            </w:r>
-          </w:p>
-        </w:tc>
-      </w:tr>
-    </w:tbl>
-    <w:p>
-      <w:pPr>
-        <w:spacing w:after="0" w:before="0" w:line="113" w:lineRule="exact"/>
-      </w:pPr>
-    </w:p>
-    <w:tbl>
-      <w:tblPr>
-        <w:tblW w:type="dxa" w:w="10546"/>
-        <w:tblBorders>
-          <w:top w:val="none"/>
-          <w:left w:val="none"/>
-          <w:bottom w:val="none"/>
-          <w:right w:val="none"/>
-          <w:insideH w:val="none"/>
-          <w:insideV w:val="none"/>
-        </w:tblBorders>
-        <w:tblLayout w:type="fixed"/>
-      </w:tblPr>
-      <w:tblGrid>
-        <w:gridCol w:w="10546"/>
-      </w:tblGrid>
-      <w:tr>
-        <w:trPr>
-          <w:cantSplit/>
-        </w:trPr>
-        <w:tc>
-          <w:tcPr>
-            <w:tcW w:type="dxa" w:w="10546"/>
-            <w:tcBorders>
-              <w:top w:val="none"/>
-              <w:left w:val="single" w:color="92400E" w:sz="24"/>
-              <w:bottom w:val="none"/>
-              <w:right w:val="none"/>
-            </w:tcBorders>
-            <w:tcMar>
-              <w:top w:type="dxa" w:w="30"/>
-              <w:left w:type="dxa" w:w="100"/>
-              <w:bottom w:type="dxa" w:w="30"/>
-              <w:right w:type="dxa" w:w="100"/>
-            </w:tcMar>
-            <w:vAlign w:val="center"/>
-          </w:tcPr>
-          <w:p>
-            <w:pPr>
-              <w:spacing w:after="40" w:line="260"/>
-            </w:pPr>
-            <w:r>
-              <w:rPr>
-                <w:rFonts w:ascii="Calibri" w:cs="Calibri" w:eastAsia="Calibri" w:hAnsi="Calibri"/>
-                <w:b/>
-                <w:bCs/>
-                <w:color w:val="92400E"/>
-                <w:sz w:val="28"/>
-                <w:szCs w:val="28"/>
-              </w:rPr>
-              <w:t xml:space="preserve">La situation </w:t>
-            </w:r>
-            <w:r>
-              <w:rPr>
-                <w:rFonts w:ascii="Calibri" w:cs="Calibri" w:eastAsia="Calibri" w:hAnsi="Calibri"/>
-                <w:color w:val="10233C"/>
-                <w:sz w:val="28"/>
-                <w:szCs w:val="28"/>
-              </w:rPr>
-              <w:t xml:space="preserve">Le propriétaire conteste son diagnostic : selon lui, ses locataires paient de petites factures de chauffage, donc l'étiquette ne peut pas être aussi mauvaise. Il ne sait pas si le résultat pourrait l'empêcher de relouer, et il se demande si un changement de chauffage y changerait quelque chose. Votre responsable vous demande de rédiger la réponse : ce que mesure réellement un DPE, pourquoi il peut s'écarter des factures, ce qu'il déclenche et où intervient votre métier.</w:t>
-            </w:r>
-          </w:p>
-        </w:tc>
-      </w:tr>
-    </w:tbl>
-    <w:p>
-      <w:pPr>
-        <w:spacing w:after="0" w:before="0" w:line="113" w:lineRule="exact"/>
-      </w:pPr>
-    </w:p>
-    <w:tbl>
-      <w:tblPr>
-        <w:tblW w:type="dxa" w:w="10546"/>
-        <w:tblBorders>
-          <w:top w:val="none"/>
-          <w:left w:val="none"/>
-          <w:bottom w:val="none"/>
-          <w:right w:val="none"/>
-          <w:insideH w:val="none"/>
-          <w:insideV w:val="none"/>
-        </w:tblBorders>
-        <w:tblLayout w:type="fixed"/>
-      </w:tblPr>
-      <w:tblGrid>
-        <w:gridCol w:w="10546"/>
-      </w:tblGrid>
-      <w:tr>
-        <w:trPr>
-          <w:cantSplit/>
-        </w:trPr>
-        <w:tc>
-          <w:tcPr>
-            <w:tcW w:type="dxa" w:w="10546"/>
-            <w:tcBorders>
-              <w:top w:val="none"/>
-              <w:left w:val="single" w:color="92400E" w:sz="24"/>
-              <w:bottom w:val="none"/>
-              <w:right w:val="none"/>
-            </w:tcBorders>
-            <w:tcMar>
-              <w:top w:type="dxa" w:w="30"/>
-              <w:left w:type="dxa" w:w="100"/>
-              <w:bottom w:type="dxa" w:w="30"/>
-              <w:right w:type="dxa" w:w="100"/>
-            </w:tcMar>
-            <w:vAlign w:val="center"/>
-          </w:tcPr>
-          <w:p>
-            <w:pPr>
-              <w:spacing w:after="40" w:line="260"/>
-            </w:pPr>
-            <w:r>
-              <w:rPr>
-                <w:rFonts w:ascii="Calibri" w:cs="Calibri" w:eastAsia="Calibri" w:hAnsi="Calibri"/>
-                <w:b/>
-                <w:bCs/>
-                <w:color w:val="92400E"/>
-                <w:sz w:val="28"/>
-                <w:szCs w:val="28"/>
-              </w:rPr>
-              <w:t xml:space="preserve">La pièce à produire </w:t>
-            </w:r>
-            <w:r>
-              <w:rPr>
-                <w:rFonts w:ascii="Calibri" w:cs="Calibri" w:eastAsia="Calibri" w:hAnsi="Calibri"/>
-                <w:color w:val="10233C"/>
-                <w:sz w:val="28"/>
-                <w:szCs w:val="28"/>
-              </w:rPr>
-              <w:t xml:space="preserve">Un courriel d'une dizaine de lignes au propriétaire : ce qu'est un DPE, pourquoi il diffère des factures, ce qu'il déclenche, et quels travaux peuvent faire remonter l'étiquette, sans citer de seuil ni de calendrier.</w:t>
-            </w:r>
-          </w:p>
-        </w:tc>
-      </w:tr>
-    </w:tbl>
-    <w:p>
-      <w:pPr>
-        <w:spacing w:after="0" w:before="0" w:line="113" w:lineRule="exact"/>
-      </w:pPr>
-    </w:p>
-    <w:p>
-      <w:pPr>
-        <w:spacing w:after="40" w:line="260"/>
-      </w:pPr>
-      <w:r>
-        <w:rPr>
-          <w:rFonts w:ascii="Calibri" w:cs="Calibri" w:eastAsia="Calibri" w:hAnsi="Calibri"/>
-          <w:b/>
-          <w:bCs/>
-          <w:color w:val="1B3A63"/>
-          <w:sz w:val="28"/>
-          <w:szCs w:val="28"/>
-        </w:rPr>
-        <w:t xml:space="preserve">Ma pièce : je la prépare ici, puis je la rends</w:t>
-      </w:r>
-    </w:p>
-    <w:tbl>
-      <w:tblPr>
-        <w:tblW w:type="dxa" w:w="10546"/>
-        <w:tblBorders>
-          <w:top w:val="none"/>
-          <w:left w:val="none"/>
-          <w:bottom w:val="none"/>
-          <w:right w:val="none"/>
-          <w:insideH w:val="none"/>
-          <w:insideV w:val="none"/>
-        </w:tblBorders>
-        <w:tblLayout w:type="fixed"/>
-      </w:tblPr>
-      <w:tblGrid>
-        <w:gridCol w:w="10546"/>
-      </w:tblGrid>
-      <w:tr>
-        <w:trPr>
-          <w:cantSplit/>
-          <w:trHeight w:val="510" w:hRule="exact"/>
-        </w:trPr>
-        <w:tc>
-          <w:tcPr>
-            <w:tcW w:type="dxa" w:w="10546"/>
-            <w:tcBorders>
-              <w:top w:val="none"/>
-              <w:left w:val="none"/>
-              <w:bottom w:val="single" w:color="8FA0B3" w:sz="6"/>
-              <w:right w:val="none"/>
-            </w:tcBorders>
-            <w:tcMar>
-              <w:top w:type="dxa" w:w="30"/>
-              <w:left w:type="dxa" w:w="100"/>
-              <w:bottom w:type="dxa" w:w="30"/>
-              <w:right w:type="dxa" w:w="100"/>
-            </w:tcMar>
-            <w:vAlign w:val="center"/>
-          </w:tcPr>
-          <w:p>
-            <w:pPr>
-              <w:spacing w:after="40" w:line="260"/>
-            </w:pPr>
-            <w:r>
-              <w:rPr>
-                <w:rFonts w:ascii="Calibri" w:cs="Calibri" w:eastAsia="Calibri" w:hAnsi="Calibri"/>
-                <w:color w:val="10233C"/>
-                <w:sz w:val="10"/>
-                <w:szCs w:val="10"/>
-              </w:rPr>
-              <w:t xml:space="preserve"> </w:t>
-            </w:r>
-          </w:p>
-        </w:tc>
-      </w:tr>
-      <w:tr>
-        <w:trPr>
-          <w:cantSplit/>
-          <w:trHeight w:val="510" w:hRule="exact"/>
-        </w:trPr>
-        <w:tc>
-          <w:tcPr>
-            <w:tcW w:type="dxa" w:w="10546"/>
-            <w:tcBorders>
-              <w:top w:val="none"/>
-              <w:left w:val="none"/>
-              <w:bottom w:val="single" w:color="8FA0B3" w:sz="6"/>
-              <w:right w:val="none"/>
-            </w:tcBorders>
-            <w:tcMar>
-              <w:top w:type="dxa" w:w="30"/>
-              <w:left w:type="dxa" w:w="100"/>
-              <w:bottom w:type="dxa" w:w="30"/>
-              <w:right w:type="dxa" w:w="100"/>
-            </w:tcMar>
-            <w:vAlign w:val="center"/>
-          </w:tcPr>
-          <w:p>
-            <w:pPr>
-              <w:spacing w:after="40" w:line="260"/>
-            </w:pPr>
-            <w:r>
-              <w:rPr>
-                <w:rFonts w:ascii="Calibri" w:cs="Calibri" w:eastAsia="Calibri" w:hAnsi="Calibri"/>
-                <w:color w:val="10233C"/>
-                <w:sz w:val="10"/>
-                <w:szCs w:val="10"/>
-              </w:rPr>
-              <w:t xml:space="preserve"> </w:t>
-            </w:r>
-          </w:p>
-        </w:tc>
-      </w:tr>
-      <w:tr>
-        <w:trPr>
-          <w:cantSplit/>
-          <w:trHeight w:val="510" w:hRule="exact"/>
-        </w:trPr>
-        <w:tc>
-          <w:tcPr>
-            <w:tcW w:type="dxa" w:w="10546"/>
-            <w:tcBorders>
-              <w:top w:val="none"/>
-              <w:left w:val="none"/>
-              <w:bottom w:val="single" w:color="8FA0B3" w:sz="6"/>
-              <w:right w:val="none"/>
-            </w:tcBorders>
-            <w:tcMar>
-              <w:top w:type="dxa" w:w="30"/>
-              <w:left w:type="dxa" w:w="100"/>
-              <w:bottom w:type="dxa" w:w="30"/>
-              <w:right w:type="dxa" w:w="100"/>
-            </w:tcMar>
-            <w:vAlign w:val="center"/>
-          </w:tcPr>
-          <w:p>
-            <w:pPr>
-              <w:spacing w:after="40" w:line="260"/>
-            </w:pPr>
-            <w:r>
-              <w:rPr>
-                <w:rFonts w:ascii="Calibri" w:cs="Calibri" w:eastAsia="Calibri" w:hAnsi="Calibri"/>
-                <w:color w:val="10233C"/>
-                <w:sz w:val="10"/>
-                <w:szCs w:val="10"/>
-              </w:rPr>
-              <w:t xml:space="preserve"> </w:t>
-            </w:r>
-          </w:p>
-        </w:tc>
-      </w:tr>
-      <w:tr>
-        <w:trPr>
-          <w:cantSplit/>
-          <w:trHeight w:val="510" w:hRule="exact"/>
-        </w:trPr>
-        <w:tc>
-          <w:tcPr>
-            <w:tcW w:type="dxa" w:w="10546"/>
-            <w:tcBorders>
-              <w:top w:val="none"/>
-              <w:left w:val="none"/>
-              <w:bottom w:val="single" w:color="8FA0B3" w:sz="6"/>
-              <w:right w:val="none"/>
-            </w:tcBorders>
-            <w:tcMar>
-              <w:top w:type="dxa" w:w="30"/>
-              <w:left w:type="dxa" w:w="100"/>
-              <w:bottom w:type="dxa" w:w="30"/>
-              <w:right w:type="dxa" w:w="100"/>
-            </w:tcMar>
-            <w:vAlign w:val="center"/>
-          </w:tcPr>
-          <w:p>
-            <w:pPr>
-              <w:spacing w:after="40" w:line="260"/>
-            </w:pPr>
-            <w:r>
-              <w:rPr>
-                <w:rFonts w:ascii="Calibri" w:cs="Calibri" w:eastAsia="Calibri" w:hAnsi="Calibri"/>
-                <w:color w:val="10233C"/>
-                <w:sz w:val="10"/>
-                <w:szCs w:val="10"/>
-              </w:rPr>
-              <w:t xml:space="preserve"> </w:t>
-            </w:r>
-          </w:p>
-        </w:tc>
-      </w:tr>
-      <w:tr>
-        <w:trPr>
-          <w:cantSplit/>
-          <w:trHeight w:val="510" w:hRule="exact"/>
-        </w:trPr>
-        <w:tc>
-          <w:tcPr>
-            <w:tcW w:type="dxa" w:w="10546"/>
-            <w:tcBorders>
-              <w:top w:val="none"/>
-              <w:left w:val="none"/>
-              <w:bottom w:val="single" w:color="8FA0B3" w:sz="6"/>
-              <w:right w:val="none"/>
-            </w:tcBorders>
-            <w:tcMar>
-              <w:top w:type="dxa" w:w="30"/>
-              <w:left w:type="dxa" w:w="100"/>
-              <w:bottom w:type="dxa" w:w="30"/>
-              <w:right w:type="dxa" w:w="100"/>
-            </w:tcMar>
-            <w:vAlign w:val="center"/>
-          </w:tcPr>
-          <w:p>
-            <w:pPr>
-              <w:spacing w:after="40" w:line="260"/>
-            </w:pPr>
-            <w:r>
-              <w:rPr>
-                <w:rFonts w:ascii="Calibri" w:cs="Calibri" w:eastAsia="Calibri" w:hAnsi="Calibri"/>
-                <w:color w:val="10233C"/>
-                <w:sz w:val="10"/>
-                <w:szCs w:val="10"/>
-              </w:rPr>
-              <w:t xml:space="preserve"> </w:t>
-            </w:r>
-          </w:p>
-        </w:tc>
-      </w:tr>
-      <w:tr>
-        <w:trPr>
-          <w:cantSplit/>
-          <w:trHeight w:val="510" w:hRule="exact"/>
-        </w:trPr>
-        <w:tc>
-          <w:tcPr>
-            <w:tcW w:type="dxa" w:w="10546"/>
-            <w:tcBorders>
-              <w:top w:val="none"/>
-              <w:left w:val="none"/>
-              <w:bottom w:val="single" w:color="8FA0B3" w:sz="6"/>
-              <w:right w:val="none"/>
-            </w:tcBorders>
-            <w:tcMar>
-              <w:top w:type="dxa" w:w="30"/>
-              <w:left w:type="dxa" w:w="100"/>
-              <w:bottom w:type="dxa" w:w="30"/>
-              <w:right w:type="dxa" w:w="100"/>
-            </w:tcMar>
-            <w:vAlign w:val="center"/>
-          </w:tcPr>
-          <w:p>
-            <w:pPr>
-              <w:spacing w:after="40" w:line="260"/>
-            </w:pPr>
-            <w:r>
-              <w:rPr>
-                <w:rFonts w:ascii="Calibri" w:cs="Calibri" w:eastAsia="Calibri" w:hAnsi="Calibri"/>
-                <w:color w:val="10233C"/>
-                <w:sz w:val="10"/>
-                <w:szCs w:val="10"/>
-              </w:rPr>
-              <w:t xml:space="preserve"> </w:t>
-            </w:r>
-          </w:p>
-        </w:tc>
-      </w:tr>
-    </w:tbl>
-    <w:p>
-      <w:pPr>
-        <w:spacing w:after="60" w:before="60"/>
-      </w:pPr>
-      <w:r>
-        <w:rPr>
-          <w:rFonts w:ascii="Calibri" w:cs="Calibri" w:eastAsia="Calibri" w:hAnsi="Calibri"/>
-          <w:b/>
-          <w:bCs/>
-          <w:color w:val="10233C"/>
-          <w:sz w:val="28"/>
-          <w:szCs w:val="28"/>
-        </w:rPr>
-        <w:t xml:space="preserve">Je travaille : </w:t>
-      </w:r>
-      <w:r>
-        <w:rPr>
-          <w:rFonts w:ascii="Calibri" w:cs="Calibri" w:eastAsia="Calibri" w:hAnsi="Calibri"/>
-          <w:color w:val="56657A"/>
-          <w:sz w:val="28"/>
-          <w:szCs w:val="28"/>
-        </w:rPr>
-        <w:t xml:space="preserve">CP5 déperditions · CP6 chauffage / ECS</w:t>
-      </w:r>
-    </w:p>
-    <w:tbl>
-      <w:tblPr>
-        <w:tblW w:type="dxa" w:w="10546"/>
-        <w:tblBorders>
-          <w:top w:val="none"/>
-          <w:left w:val="none"/>
-          <w:bottom w:val="none"/>
-          <w:right w:val="none"/>
-          <w:insideH w:val="none"/>
-          <w:insideV w:val="none"/>
-        </w:tblBorders>
-        <w:tblLayout w:type="fixed"/>
-      </w:tblPr>
-      <w:tblGrid>
-        <w:gridCol w:w="2268"/>
-        <w:gridCol w:w="4876"/>
-        <w:gridCol w:w="3402"/>
-      </w:tblGrid>
-      <w:tr>
-        <w:trPr>
-          <w:cantSplit/>
-          <w:trHeight w:val="2268" w:hRule="atLeast"/>
-        </w:trPr>
-        <w:tc>
-          <w:tcPr>
-            <w:tcW w:type="dxa" w:w="2268"/>
-            <w:tcBorders>
-              <w:top w:val="none"/>
-              <w:left w:val="none"/>
-              <w:bottom w:val="none"/>
-              <w:right w:val="none"/>
-            </w:tcBorders>
-            <w:tcMar>
-              <w:top w:type="dxa" w:w="30"/>
-              <w:left w:type="dxa" w:w="100"/>
-              <w:bottom w:type="dxa" w:w="30"/>
-              <w:right w:type="dxa" w:w="100"/>
-            </w:tcMar>
-            <w:vAlign w:val="center"/>
-          </w:tcPr>
-          <w:p>
-            <w:pPr>
-              <w:spacing w:after="40" w:line="260"/>
-              <w:jc w:val="center"/>
-            </w:pPr>
-            <w:r>
-              <w:drawing>
-                <wp:inline distT="0" distB="0" distL="0" distR="0">
-                  <wp:extent cx="1123950" cy="1123950"/>
-                  <wp:effectExtent t="0" r="0" b="0" l="0"/>
-                  <wp:docPr id="87" name="" descr="" title=""/>
-                  <wp:cNvGraphicFramePr>
-                    <a:graphicFrameLocks xmlns:a="http://schemas.openxmlformats.org/drawingml/2006/main" noChangeAspect="1"/>
-                  </wp:cNvGraphicFramePr>
-                  <a:graphic xmlns:a="http://schemas.openxmlformats.org/drawingml/2006/main">
-                    <a:graphicData uri="http://schemas.openxmlformats.org/drawingml/2006/picture">
-                      <pic:pic xmlns:pic="http://schemas.openxmlformats.org/drawingml/2006/picture">
-                        <pic:nvPicPr>
-                          <pic:cNvPr id="0" name="" descr=""/>
-                          <pic:cNvPicPr>
-                            <a:picLocks noChangeAspect="1" noChangeArrowheads="1"/>
-                          </pic:cNvPicPr>
-                        </pic:nvPicPr>
-                        <pic:blipFill>
-                          <a:blip r:embed="rId38" cstate="none"/>
-                          <a:srcRect/>
-                          <a:stretch>
-                            <a:fillRect/>
-                          </a:stretch>
-                        </pic:blipFill>
-                        <pic:spPr bwMode="auto">
-                          <a:xfrm>
-                            <a:off x="0" y="0"/>
-                            <a:ext cx="1123950" cy="1123950"/>
-                          </a:xfrm>
-                          <a:prstGeom prst="rect">
-                            <a:avLst/>
-                          </a:prstGeom>
-                        </pic:spPr>
-                      </pic:pic>
-                    </a:graphicData>
-                  </a:graphic>
-                </wp:inline>
-              </w:drawing>
-            </w:r>
-          </w:p>
-          <w:p>
-            <w:pPr>
-              <w:spacing w:after="40" w:line="260"/>
-              <w:jc w:val="center"/>
-            </w:pPr>
-            <w:r>
-              <w:rPr>
-                <w:rFonts w:ascii="Calibri" w:cs="Calibri" w:eastAsia="Calibri" w:hAnsi="Calibri"/>
-                <w:color w:val="10233C"/>
-                <w:sz w:val="28"/>
-                <w:szCs w:val="28"/>
-              </w:rPr>
-              <w:t xml:space="preserve">Scannez : la station</w:t>
-            </w:r>
-          </w:p>
-        </w:tc>
-        <w:tc>
-          <w:tcPr>
-            <w:tcW w:type="dxa" w:w="4876"/>
-            <w:tcBorders>
-              <w:top w:val="dashed" w:color="56657A" w:sz="10"/>
-              <w:left w:val="dashed" w:color="56657A" w:sz="10"/>
-              <w:bottom w:val="dashed" w:color="56657A" w:sz="10"/>
-              <w:right w:val="dashed" w:color="56657A" w:sz="10"/>
-            </w:tcBorders>
-            <w:tcMar>
-              <w:top w:type="dxa" w:w="30"/>
-              <w:left w:type="dxa" w:w="100"/>
-              <w:bottom w:type="dxa" w:w="30"/>
-              <w:right w:type="dxa" w:w="100"/>
-            </w:tcMar>
-            <w:vAlign w:val="top"/>
-          </w:tcPr>
-          <w:p>
-            <w:pPr>
-              <w:spacing w:after="40" w:line="260"/>
-            </w:pPr>
-            <w:r>
-              <w:rPr>
-                <w:rFonts w:ascii="Calibri" w:cs="Calibri" w:eastAsia="Calibri" w:hAnsi="Calibri"/>
-                <w:b/>
-                <w:bCs/>
-                <w:color w:val="56657A"/>
-                <w:sz w:val="28"/>
-                <w:szCs w:val="28"/>
-              </w:rPr>
-              <w:t xml:space="preserve">Tampon du professeur</w:t>
-            </w:r>
-          </w:p>
-          <w:p>
-            <w:pPr>
-              <w:spacing w:after="40" w:line="260"/>
-            </w:pPr>
-            <w:r>
-              <w:rPr>
-                <w:rFonts w:ascii="Calibri" w:cs="Calibri" w:eastAsia="Calibri" w:hAnsi="Calibri"/>
-                <w:color w:val="56657A"/>
-                <w:sz w:val="28"/>
-                <w:szCs w:val="28"/>
-              </w:rPr>
-              <w:t xml:space="preserve">Date : ______________</w:t>
-            </w:r>
-          </w:p>
-        </w:tc>
-        <w:tc>
-          <w:tcPr>
-            <w:tcW w:type="dxa" w:w="3402"/>
-            <w:tcBorders>
-              <w:top w:val="none"/>
-              <w:left w:val="none"/>
-              <w:bottom w:val="none"/>
-              <w:right w:val="none"/>
-            </w:tcBorders>
-            <w:tcMar>
-              <w:top w:type="dxa" w:w="30"/>
-              <w:left w:type="dxa" w:w="100"/>
-              <w:bottom w:type="dxa" w:w="30"/>
-              <w:right w:type="dxa" w:w="100"/>
-            </w:tcMar>
-            <w:vAlign w:val="top"/>
-          </w:tcPr>
-          <w:p>
-            <w:pPr>
-              <w:spacing w:after="40" w:line="260"/>
-            </w:pPr>
-            <w:r>
-              <w:rPr>
-                <w:rFonts w:ascii="Calibri" w:cs="Calibri" w:eastAsia="Calibri" w:hAnsi="Calibri"/>
-                <w:color w:val="56657A"/>
-                <w:sz w:val="28"/>
-                <w:szCs w:val="28"/>
-              </w:rPr>
-              <w:t xml:space="preserve">Tampon à gagner</w:t>
-            </w:r>
-          </w:p>
-          <w:p>
-            <w:pPr>
-              <w:spacing w:after="40" w:line="260"/>
-            </w:pPr>
-            <w:r>
-              <w:rPr>
-                <w:rFonts w:ascii="Calibri" w:cs="Calibri" w:eastAsia="Calibri" w:hAnsi="Calibri"/>
-                <w:b/>
-                <w:bCs/>
-                <w:color w:val="92400E"/>
-                <w:sz w:val="30"/>
-                <w:szCs w:val="30"/>
-              </w:rPr>
-              <w:t xml:space="preserve">Étiquette expliquée</w:t>
-            </w:r>
-          </w:p>
-          <w:p>
-            <w:pPr>
-              <w:spacing w:after="40" w:line="260"/>
-            </w:pPr>
-            <w:r>
-              <w:rPr>
-                <w:rFonts w:ascii="Calibri" w:cs="Calibri" w:eastAsia="Calibri" w:hAnsi="Calibri"/>
-                <w:color w:val="56657A"/>
-                <w:sz w:val="28"/>
-                <w:szCs w:val="28"/>
-              </w:rPr>
-              <w:t xml:space="preserve">25 min · 3 bonnes réponses sur 4</w:t>
-            </w:r>
-          </w:p>
-        </w:tc>
-      </w:tr>
-    </w:tbl>
-    <w:p>
-      <w:pPr>
-        <w:sectPr>
-          <w:footerReference w:type="default" r:id="rId16"/>
-          <w:pgSz w:w="11906" w:h="16838" w:orient="portrait"/>
-          <w:pgMar w:top="624" w:right="680" w:bottom="1191" w:left="680" w:header="708" w:footer="284" w:gutter="0"/>
-          <w:pgNumType/>
-          <w:docGrid w:linePitch="360"/>
-        </w:sectPr>
-      </w:pPr>
-    </w:p>
-    <w:tbl>
-      <w:tblPr>
-        <w:tblW w:type="dxa" w:w="10546"/>
-        <w:tblBorders>
-          <w:top w:val="none"/>
-          <w:left w:val="none"/>
-          <w:bottom w:val="none"/>
-          <w:right w:val="none"/>
-          <w:insideH w:val="none"/>
-          <w:insideV w:val="none"/>
-        </w:tblBorders>
-        <w:tblLayout w:type="fixed"/>
-      </w:tblPr>
-      <w:tblGrid>
-        <w:gridCol w:w="6350"/>
-        <w:gridCol w:w="4196"/>
-      </w:tblGrid>
-      <w:tr>
-        <w:trPr>
-          <w:cantSplit/>
-        </w:trPr>
-        <w:tc>
-          <w:tcPr>
-            <w:tcW w:type="dxa" w:w="6350"/>
-            <w:tcBorders>
-              <w:top w:val="none"/>
-              <w:left w:val="none"/>
-              <w:bottom w:val="none"/>
-              <w:right w:val="none"/>
-            </w:tcBorders>
-            <w:shd w:fill="92400E" w:val="clear"/>
-            <w:tcMar>
-              <w:top w:type="dxa" w:w="30"/>
-              <w:left w:type="dxa" w:w="100"/>
-              <w:bottom w:type="dxa" w:w="30"/>
-              <w:right w:type="dxa" w:w="100"/>
-            </w:tcMar>
-            <w:vAlign w:val="center"/>
-          </w:tcPr>
-          <w:p>
-            <w:pPr>
-              <w:spacing w:after="40" w:line="260"/>
-            </w:pPr>
-            <w:r>
-              <w:rPr>
-                <w:rFonts w:ascii="Calibri" w:cs="Calibri" w:eastAsia="Calibri" w:hAnsi="Calibri"/>
-                <w:b/>
-                <w:bCs/>
-                <w:color w:val="FFFFFF"/>
-                <w:sz w:val="28"/>
-                <w:szCs w:val="28"/>
-              </w:rPr>
-              <w:t xml:space="preserve">Mission 26/57 · Thermique</w:t>
-            </w:r>
-          </w:p>
-        </w:tc>
-        <w:tc>
-          <w:tcPr>
-            <w:tcW w:type="dxa" w:w="4196"/>
-            <w:tcBorders>
-              <w:top w:val="none"/>
-              <w:left w:val="none"/>
-              <w:bottom w:val="none"/>
-              <w:right w:val="none"/>
-            </w:tcBorders>
-            <w:shd w:fill="92400E" w:val="clear"/>
-            <w:tcMar>
-              <w:top w:type="dxa" w:w="30"/>
-              <w:left w:type="dxa" w:w="100"/>
-              <w:bottom w:type="dxa" w:w="30"/>
-              <w:right w:type="dxa" w:w="100"/>
-            </w:tcMar>
-            <w:vAlign w:val="center"/>
-          </w:tcPr>
-          <w:p>
-            <w:pPr>
-              <w:spacing w:after="40" w:line="260"/>
-              <w:jc w:val="right"/>
-            </w:pPr>
-            <w:r>
-              <w:rPr>
-                <w:rFonts w:ascii="Calibri" w:cs="Calibri" w:eastAsia="Calibri" w:hAnsi="Calibri"/>
-                <w:b/>
-                <w:bCs/>
-                <w:color w:val="FFFFFF"/>
-                <w:sz w:val="28"/>
-                <w:szCs w:val="28"/>
-              </w:rPr>
-              <w:t xml:space="preserve">P3 · sem. 15 à 22 · 25 min</w:t>
-            </w:r>
-          </w:p>
-        </w:tc>
-      </w:tr>
-    </w:tbl>
-    <w:p>
-      <w:pPr>
-        <w:spacing w:after="40" w:before="40"/>
-      </w:pPr>
-      <w:r>
-        <w:rPr>
-          <w:rFonts w:ascii="Calibri" w:cs="Calibri" w:eastAsia="Calibri" w:hAnsi="Calibri"/>
-          <w:b/>
-          <w:bCs/>
-          <w:color w:val="1B3A63"/>
-          <w:sz w:val="28"/>
-          <w:szCs w:val="28"/>
-        </w:rPr>
-        <w:t xml:space="preserve">Questions et défi · Mission : « Mon DPE est faux, mes locataires paient peu ! »</w:t>
-      </w:r>
-    </w:p>
-    <w:p>
-      <w:pPr>
-        <w:spacing w:after="20" w:before="60"/>
-      </w:pPr>
-      <w:r>
-        <w:rPr>
-          <w:rFonts w:ascii="Calibri" w:cs="Calibri" w:eastAsia="Calibri" w:hAnsi="Calibri"/>
-          <w:b/>
-          <w:bCs/>
-          <w:color w:val="92400E"/>
-          <w:sz w:val="28"/>
-          <w:szCs w:val="28"/>
-        </w:rPr>
-        <w:t xml:space="preserve">1. </w:t>
-      </w:r>
-      <w:r>
-        <w:rPr>
-          <w:rFonts w:ascii="Calibri" w:cs="Calibri" w:eastAsia="Calibri" w:hAnsi="Calibri"/>
-          <w:color w:val="10233C"/>
-          <w:sz w:val="28"/>
-          <w:szCs w:val="28"/>
-        </w:rPr>
-        <w:t xml:space="preserve">Sur quoi repose le calcul d'un DPE ? </w:t>
-      </w:r>
-      <w:r>
-        <w:rPr>
-          <w:rFonts w:ascii="Calibri" w:cs="Calibri" w:eastAsia="Calibri" w:hAnsi="Calibri"/>
-          <w:b/>
-          <w:bCs/>
-          <w:color w:val="56657A"/>
-          <w:sz w:val="28"/>
-          <w:szCs w:val="28"/>
-        </w:rPr>
-        <w:t xml:space="preserve">(station, écran 1)</w:t>
-      </w:r>
-    </w:p>
-    <w:tbl>
-      <w:tblPr>
-        <w:tblW w:type="dxa" w:w="10546"/>
-        <w:tblBorders>
-          <w:top w:val="none"/>
-          <w:left w:val="none"/>
-          <w:bottom w:val="none"/>
-          <w:right w:val="none"/>
-          <w:insideH w:val="none"/>
-          <w:insideV w:val="none"/>
-        </w:tblBorders>
-        <w:tblLayout w:type="fixed"/>
-      </w:tblPr>
-      <w:tblGrid>
-        <w:gridCol w:w="10546"/>
-      </w:tblGrid>
-      <w:tr>
-        <w:trPr>
-          <w:cantSplit/>
-          <w:trHeight w:val="510" w:hRule="exact"/>
-        </w:trPr>
-        <w:tc>
-          <w:tcPr>
-            <w:tcW w:type="dxa" w:w="10546"/>
-            <w:tcBorders>
-              <w:top w:val="none"/>
-              <w:left w:val="none"/>
-              <w:bottom w:val="single" w:color="8FA0B3" w:sz="6"/>
-              <w:right w:val="none"/>
-            </w:tcBorders>
-            <w:tcMar>
-              <w:top w:type="dxa" w:w="30"/>
-              <w:left w:type="dxa" w:w="100"/>
-              <w:bottom w:type="dxa" w:w="30"/>
-              <w:right w:type="dxa" w:w="100"/>
-            </w:tcMar>
-            <w:vAlign w:val="center"/>
-          </w:tcPr>
-          <w:p>
-            <w:pPr>
-              <w:spacing w:after="40" w:line="260"/>
-            </w:pPr>
-            <w:r>
-              <w:rPr>
-                <w:rFonts w:ascii="Calibri" w:cs="Calibri" w:eastAsia="Calibri" w:hAnsi="Calibri"/>
-                <w:color w:val="10233C"/>
-                <w:sz w:val="10"/>
-                <w:szCs w:val="10"/>
-              </w:rPr>
-              <w:t xml:space="preserve"> </w:t>
-            </w:r>
-          </w:p>
-        </w:tc>
-      </w:tr>
-      <w:tr>
-        <w:trPr>
-          <w:cantSplit/>
-          <w:trHeight w:val="510" w:hRule="exact"/>
-        </w:trPr>
-        <w:tc>
-          <w:tcPr>
-            <w:tcW w:type="dxa" w:w="10546"/>
-            <w:tcBorders>
-              <w:top w:val="none"/>
-              <w:left w:val="none"/>
-              <w:bottom w:val="single" w:color="8FA0B3" w:sz="6"/>
-              <w:right w:val="none"/>
-            </w:tcBorders>
-            <w:tcMar>
-              <w:top w:type="dxa" w:w="30"/>
-              <w:left w:type="dxa" w:w="100"/>
-              <w:bottom w:type="dxa" w:w="30"/>
-              <w:right w:type="dxa" w:w="100"/>
-            </w:tcMar>
-            <w:vAlign w:val="center"/>
-          </w:tcPr>
-          <w:p>
-            <w:pPr>
-              <w:spacing w:after="40" w:line="260"/>
-            </w:pPr>
-            <w:r>
-              <w:rPr>
-                <w:rFonts w:ascii="Calibri" w:cs="Calibri" w:eastAsia="Calibri" w:hAnsi="Calibri"/>
-                <w:color w:val="10233C"/>
-                <w:sz w:val="10"/>
-                <w:szCs w:val="10"/>
-              </w:rPr>
-              <w:t xml:space="preserve"> </w:t>
-            </w:r>
-          </w:p>
-        </w:tc>
-      </w:tr>
-    </w:tbl>
-    <w:p>
-      <w:pPr>
-        <w:spacing w:after="20" w:before="60"/>
-      </w:pPr>
-      <w:r>
-        <w:rPr>
-          <w:rFonts w:ascii="Calibri" w:cs="Calibri" w:eastAsia="Calibri" w:hAnsi="Calibri"/>
-          <w:b/>
-          <w:bCs/>
-          <w:color w:val="92400E"/>
-          <w:sz w:val="28"/>
-          <w:szCs w:val="28"/>
-        </w:rPr>
-        <w:t xml:space="preserve">2. </w:t>
-      </w:r>
-      <w:r>
-        <w:rPr>
-          <w:rFonts w:ascii="Calibri" w:cs="Calibri" w:eastAsia="Calibri" w:hAnsi="Calibri"/>
-          <w:color w:val="10233C"/>
-          <w:sz w:val="28"/>
-          <w:szCs w:val="28"/>
-        </w:rPr>
-        <w:t xml:space="preserve">Un logement est excellent sur un indicateur et mauvais sur l'autre : quelle étiquette reçoit-il, et quels sont ces deux indicateurs ? </w:t>
-      </w:r>
-      <w:r>
-        <w:rPr>
-          <w:rFonts w:ascii="Calibri" w:cs="Calibri" w:eastAsia="Calibri" w:hAnsi="Calibri"/>
-          <w:b/>
-          <w:bCs/>
-          <w:color w:val="56657A"/>
-          <w:sz w:val="28"/>
-          <w:szCs w:val="28"/>
-        </w:rPr>
-        <w:t xml:space="preserve">(station, écran 2)</w:t>
-      </w:r>
-    </w:p>
-    <w:tbl>
-      <w:tblPr>
-        <w:tblW w:type="dxa" w:w="10546"/>
-        <w:tblBorders>
-          <w:top w:val="none"/>
-          <w:left w:val="none"/>
-          <w:bottom w:val="none"/>
-          <w:right w:val="none"/>
-          <w:insideH w:val="none"/>
-          <w:insideV w:val="none"/>
-        </w:tblBorders>
-        <w:tblLayout w:type="fixed"/>
-      </w:tblPr>
-      <w:tblGrid>
-        <w:gridCol w:w="10546"/>
-      </w:tblGrid>
-      <w:tr>
-        <w:trPr>
-          <w:cantSplit/>
-          <w:trHeight w:val="510" w:hRule="exact"/>
-        </w:trPr>
-        <w:tc>
-          <w:tcPr>
-            <w:tcW w:type="dxa" w:w="10546"/>
-            <w:tcBorders>
-              <w:top w:val="none"/>
-              <w:left w:val="none"/>
-              <w:bottom w:val="single" w:color="8FA0B3" w:sz="6"/>
-              <w:right w:val="none"/>
-            </w:tcBorders>
-            <w:tcMar>
-              <w:top w:type="dxa" w:w="30"/>
-              <w:left w:type="dxa" w:w="100"/>
-              <w:bottom w:type="dxa" w:w="30"/>
-              <w:right w:type="dxa" w:w="100"/>
-            </w:tcMar>
-            <w:vAlign w:val="center"/>
-          </w:tcPr>
-          <w:p>
-            <w:pPr>
-              <w:spacing w:after="40" w:line="260"/>
-            </w:pPr>
-            <w:r>
-              <w:rPr>
-                <w:rFonts w:ascii="Calibri" w:cs="Calibri" w:eastAsia="Calibri" w:hAnsi="Calibri"/>
-                <w:color w:val="10233C"/>
-                <w:sz w:val="10"/>
-                <w:szCs w:val="10"/>
-              </w:rPr>
-              <w:t xml:space="preserve"> </w:t>
-            </w:r>
-          </w:p>
-        </w:tc>
-      </w:tr>
-      <w:tr>
-        <w:trPr>
-          <w:cantSplit/>
-          <w:trHeight w:val="510" w:hRule="exact"/>
-        </w:trPr>
-        <w:tc>
-          <w:tcPr>
-            <w:tcW w:type="dxa" w:w="10546"/>
-            <w:tcBorders>
-              <w:top w:val="none"/>
-              <w:left w:val="none"/>
-              <w:bottom w:val="single" w:color="8FA0B3" w:sz="6"/>
-              <w:right w:val="none"/>
-            </w:tcBorders>
-            <w:tcMar>
-              <w:top w:type="dxa" w:w="30"/>
-              <w:left w:type="dxa" w:w="100"/>
-              <w:bottom w:type="dxa" w:w="30"/>
-              <w:right w:type="dxa" w:w="100"/>
-            </w:tcMar>
-            <w:vAlign w:val="center"/>
-          </w:tcPr>
-          <w:p>
-            <w:pPr>
-              <w:spacing w:after="40" w:line="260"/>
-            </w:pPr>
-            <w:r>
-              <w:rPr>
-                <w:rFonts w:ascii="Calibri" w:cs="Calibri" w:eastAsia="Calibri" w:hAnsi="Calibri"/>
-                <w:color w:val="10233C"/>
-                <w:sz w:val="10"/>
-                <w:szCs w:val="10"/>
-              </w:rPr>
-              <w:t xml:space="preserve"> </w:t>
-            </w:r>
-          </w:p>
-        </w:tc>
-      </w:tr>
-    </w:tbl>
-    <w:p>
-      <w:pPr>
-        <w:spacing w:after="20" w:before="60"/>
-      </w:pPr>
-      <w:r>
-        <w:rPr>
-          <w:rFonts w:ascii="Calibri" w:cs="Calibri" w:eastAsia="Calibri" w:hAnsi="Calibri"/>
-          <w:b/>
-          <w:bCs/>
-          <w:color w:val="92400E"/>
-          <w:sz w:val="28"/>
-          <w:szCs w:val="28"/>
-        </w:rPr>
-        <w:t xml:space="preserve">3. </w:t>
-      </w:r>
-      <w:r>
-        <w:rPr>
-          <w:rFonts w:ascii="Calibri" w:cs="Calibri" w:eastAsia="Calibri" w:hAnsi="Calibri"/>
-          <w:color w:val="10233C"/>
-          <w:sz w:val="28"/>
-          <w:szCs w:val="28"/>
-        </w:rPr>
-        <w:t xml:space="preserve">Que peut entraîner un mauvais classement pour un bailleur, et qu'est-ce qui se vérifie sur le texte en vigueur ? </w:t>
-      </w:r>
-      <w:r>
-        <w:rPr>
-          <w:rFonts w:ascii="Calibri" w:cs="Calibri" w:eastAsia="Calibri" w:hAnsi="Calibri"/>
-          <w:b/>
-          <w:bCs/>
-          <w:color w:val="56657A"/>
-          <w:sz w:val="28"/>
-          <w:szCs w:val="28"/>
-        </w:rPr>
-        <w:t xml:space="preserve">(station, écran 5)</w:t>
-      </w:r>
-    </w:p>
-    <w:tbl>
-      <w:tblPr>
-        <w:tblW w:type="dxa" w:w="10546"/>
-        <w:tblBorders>
-          <w:top w:val="none"/>
-          <w:left w:val="none"/>
-          <w:bottom w:val="none"/>
-          <w:right w:val="none"/>
-          <w:insideH w:val="none"/>
-          <w:insideV w:val="none"/>
-        </w:tblBorders>
-        <w:tblLayout w:type="fixed"/>
-      </w:tblPr>
-      <w:tblGrid>
-        <w:gridCol w:w="10546"/>
-      </w:tblGrid>
-      <w:tr>
-        <w:trPr>
-          <w:cantSplit/>
-          <w:trHeight w:val="510" w:hRule="exact"/>
-        </w:trPr>
-        <w:tc>
-          <w:tcPr>
-            <w:tcW w:type="dxa" w:w="10546"/>
-            <w:tcBorders>
-              <w:top w:val="none"/>
-              <w:left w:val="none"/>
-              <w:bottom w:val="single" w:color="8FA0B3" w:sz="6"/>
-              <w:right w:val="none"/>
-            </w:tcBorders>
-            <w:tcMar>
-              <w:top w:type="dxa" w:w="30"/>
-              <w:left w:type="dxa" w:w="100"/>
-              <w:bottom w:type="dxa" w:w="30"/>
-              <w:right w:type="dxa" w:w="100"/>
-            </w:tcMar>
-            <w:vAlign w:val="center"/>
-          </w:tcPr>
-          <w:p>
-            <w:pPr>
-              <w:spacing w:after="40" w:line="260"/>
-            </w:pPr>
-            <w:r>
-              <w:rPr>
-                <w:rFonts w:ascii="Calibri" w:cs="Calibri" w:eastAsia="Calibri" w:hAnsi="Calibri"/>
-                <w:color w:val="10233C"/>
-                <w:sz w:val="10"/>
-                <w:szCs w:val="10"/>
-              </w:rPr>
-              <w:t xml:space="preserve"> </w:t>
-            </w:r>
-          </w:p>
-        </w:tc>
-      </w:tr>
-      <w:tr>
-        <w:trPr>
-          <w:cantSplit/>
-          <w:trHeight w:val="510" w:hRule="exact"/>
-        </w:trPr>
-        <w:tc>
-          <w:tcPr>
-            <w:tcW w:type="dxa" w:w="10546"/>
-            <w:tcBorders>
-              <w:top w:val="none"/>
-              <w:left w:val="none"/>
-              <w:bottom w:val="single" w:color="8FA0B3" w:sz="6"/>
-              <w:right w:val="none"/>
-            </w:tcBorders>
-            <w:tcMar>
-              <w:top w:type="dxa" w:w="30"/>
-              <w:left w:type="dxa" w:w="100"/>
-              <w:bottom w:type="dxa" w:w="30"/>
-              <w:right w:type="dxa" w:w="100"/>
-            </w:tcMar>
-            <w:vAlign w:val="center"/>
-          </w:tcPr>
-          <w:p>
-            <w:pPr>
-              <w:spacing w:after="40" w:line="260"/>
-            </w:pPr>
-            <w:r>
-              <w:rPr>
-                <w:rFonts w:ascii="Calibri" w:cs="Calibri" w:eastAsia="Calibri" w:hAnsi="Calibri"/>
-                <w:color w:val="10233C"/>
-                <w:sz w:val="10"/>
-                <w:szCs w:val="10"/>
-              </w:rPr>
-              <w:t xml:space="preserve"> </w:t>
-            </w:r>
-          </w:p>
-        </w:tc>
-      </w:tr>
-    </w:tbl>
-    <w:p>
-      <w:pPr>
-        <w:spacing w:after="20" w:before="60"/>
-      </w:pPr>
-      <w:r>
-        <w:rPr>
-          <w:rFonts w:ascii="Calibri" w:cs="Calibri" w:eastAsia="Calibri" w:hAnsi="Calibri"/>
-          <w:b/>
-          <w:bCs/>
-          <w:color w:val="92400E"/>
-          <w:sz w:val="28"/>
-          <w:szCs w:val="28"/>
-        </w:rPr>
-        <w:t xml:space="preserve">4. </w:t>
-      </w:r>
-      <w:r>
-        <w:rPr>
-          <w:rFonts w:ascii="Calibri" w:cs="Calibri" w:eastAsia="Calibri" w:hAnsi="Calibri"/>
-          <w:color w:val="10233C"/>
-          <w:sz w:val="28"/>
-          <w:szCs w:val="28"/>
-        </w:rPr>
-        <w:t xml:space="preserve">Citez deux raisons pour lesquelles un DPE peut s'écarter de la consommation réelle d'un logement. </w:t>
-      </w:r>
-      <w:r>
-        <w:rPr>
-          <w:rFonts w:ascii="Calibri" w:cs="Calibri" w:eastAsia="Calibri" w:hAnsi="Calibri"/>
-          <w:b/>
-          <w:bCs/>
-          <w:color w:val="56657A"/>
-          <w:sz w:val="28"/>
-          <w:szCs w:val="28"/>
-        </w:rPr>
-        <w:t xml:space="preserve">(station, écran 7)</w:t>
-      </w:r>
-    </w:p>
-    <w:tbl>
-      <w:tblPr>
-        <w:tblW w:type="dxa" w:w="10546"/>
-        <w:tblBorders>
-          <w:top w:val="none"/>
-          <w:left w:val="none"/>
-          <w:bottom w:val="none"/>
-          <w:right w:val="none"/>
-          <w:insideH w:val="none"/>
-          <w:insideV w:val="none"/>
-        </w:tblBorders>
-        <w:tblLayout w:type="fixed"/>
-      </w:tblPr>
-      <w:tblGrid>
-        <w:gridCol w:w="10546"/>
-      </w:tblGrid>
-      <w:tr>
-        <w:trPr>
-          <w:cantSplit/>
-          <w:trHeight w:val="510" w:hRule="exact"/>
-        </w:trPr>
-        <w:tc>
-          <w:tcPr>
-            <w:tcW w:type="dxa" w:w="10546"/>
-            <w:tcBorders>
-              <w:top w:val="none"/>
-              <w:left w:val="none"/>
-              <w:bottom w:val="single" w:color="8FA0B3" w:sz="6"/>
-              <w:right w:val="none"/>
-            </w:tcBorders>
-            <w:tcMar>
-              <w:top w:type="dxa" w:w="30"/>
-              <w:left w:type="dxa" w:w="100"/>
-              <w:bottom w:type="dxa" w:w="30"/>
-              <w:right w:type="dxa" w:w="100"/>
-            </w:tcMar>
-            <w:vAlign w:val="center"/>
-          </w:tcPr>
-          <w:p>
-            <w:pPr>
-              <w:spacing w:after="40" w:line="260"/>
-            </w:pPr>
-            <w:r>
-              <w:rPr>
-                <w:rFonts w:ascii="Calibri" w:cs="Calibri" w:eastAsia="Calibri" w:hAnsi="Calibri"/>
-                <w:color w:val="10233C"/>
-                <w:sz w:val="10"/>
-                <w:szCs w:val="10"/>
-              </w:rPr>
-              <w:t xml:space="preserve"> </w:t>
-            </w:r>
-          </w:p>
-        </w:tc>
-      </w:tr>
-      <w:tr>
-        <w:trPr>
-          <w:cantSplit/>
-          <w:trHeight w:val="510" w:hRule="exact"/>
-        </w:trPr>
-        <w:tc>
-          <w:tcPr>
-            <w:tcW w:type="dxa" w:w="10546"/>
-            <w:tcBorders>
-              <w:top w:val="none"/>
-              <w:left w:val="none"/>
-              <w:bottom w:val="single" w:color="8FA0B3" w:sz="6"/>
-              <w:right w:val="none"/>
-            </w:tcBorders>
-            <w:tcMar>
-              <w:top w:type="dxa" w:w="30"/>
-              <w:left w:type="dxa" w:w="100"/>
-              <w:bottom w:type="dxa" w:w="30"/>
-              <w:right w:type="dxa" w:w="100"/>
-            </w:tcMar>
-            <w:vAlign w:val="center"/>
-          </w:tcPr>
-          <w:p>
-            <w:pPr>
-              <w:spacing w:after="40" w:line="260"/>
-            </w:pPr>
-            <w:r>
-              <w:rPr>
-                <w:rFonts w:ascii="Calibri" w:cs="Calibri" w:eastAsia="Calibri" w:hAnsi="Calibri"/>
-                <w:color w:val="10233C"/>
-                <w:sz w:val="10"/>
-                <w:szCs w:val="10"/>
-              </w:rPr>
-              <w:t xml:space="preserve"> </w:t>
-            </w:r>
-          </w:p>
-        </w:tc>
-      </w:tr>
-    </w:tbl>
-    <w:tbl>
-      <w:tblPr>
-        <w:tblW w:type="dxa" w:w="10546"/>
-        <w:tblBorders>
-          <w:top w:val="single" w:color="auto" w:sz="4"/>
-          <w:left w:val="single" w:color="auto" w:sz="4"/>
-          <w:bottom w:val="single" w:color="auto" w:sz="4"/>
-          <w:right w:val="single" w:color="auto" w:sz="4"/>
-          <w:insideH w:val="single" w:color="auto" w:sz="4"/>
-          <w:insideV w:val="single" w:color="auto" w:sz="4"/>
-        </w:tblBorders>
-        <w:tblLayout w:type="fixed"/>
-      </w:tblPr>
-      <w:tblGrid>
-        <w:gridCol w:w="10546"/>
-      </w:tblGrid>
-      <w:tr>
-        <w:trPr>
-          <w:cantSplit/>
-        </w:trPr>
-        <w:tc>
-          <w:tcPr>
-            <w:tcW w:type="dxa" w:w="10546"/>
-            <w:tcBorders>
-              <w:top w:val="single" w:color="92400E" w:sz="8"/>
-              <w:left w:val="single" w:color="92400E" w:sz="8"/>
-              <w:bottom w:val="single" w:color="92400E" w:sz="8"/>
-              <w:right w:val="single" w:color="92400E" w:sz="8"/>
-            </w:tcBorders>
-            <w:tcMar>
-              <w:top w:type="dxa" w:w="30"/>
-              <w:left w:type="dxa" w:w="100"/>
-              <w:bottom w:type="dxa" w:w="30"/>
-              <w:right w:type="dxa" w:w="100"/>
-            </w:tcMar>
-            <w:vAlign w:val="top"/>
-          </w:tcPr>
-          <w:p>
-            <w:pPr>
-              <w:spacing w:after="40" w:line="260"/>
-            </w:pPr>
-            <w:r>
-              <w:rPr>
-                <w:rFonts w:ascii="Calibri" w:cs="Calibri" w:eastAsia="Calibri" w:hAnsi="Calibri"/>
-                <w:b/>
-                <w:bCs/>
-                <w:color w:val="FFFFFF"/>
-                <w:sz w:val="28"/>
-                <w:szCs w:val="28"/>
-                <w:shd w:fill="92400E" w:val="clear"/>
-              </w:rPr>
-              <w:t xml:space="preserve"> Défi · Relier </w:t>
-            </w:r>
-          </w:p>
-          <w:p>
-            <w:pPr>
-              <w:spacing w:after="40" w:line="260"/>
-            </w:pPr>
-            <w:r>
-              <w:rPr>
-                <w:rFonts w:ascii="Calibri" w:cs="Calibri" w:eastAsia="Calibri" w:hAnsi="Calibri"/>
-                <w:color w:val="10233C"/>
-                <w:sz w:val="28"/>
-                <w:szCs w:val="28"/>
-              </w:rPr>
-              <w:t xml:space="preserve">Reliez chaque situation à la conséquence qui lui correspond : A) afficher le DPE dès l'annonce et le remettre avant la signature ; B) la mise en location peut être restreinte ; C) l'étiquette peut remonter ; D) l'étiquette est faussée.</w:t>
-            </w:r>
-          </w:p>
-          <w:p>
-            <w:pPr>
-              <w:spacing w:after="20"/>
-              <w:ind w:left="200"/>
-            </w:pPr>
-            <w:r>
-              <w:rPr>
-                <w:rFonts w:ascii="Calibri" w:cs="Calibri" w:eastAsia="Calibri" w:hAnsi="Calibri"/>
-                <w:color w:val="10233C"/>
-                <w:sz w:val="28"/>
-                <w:szCs w:val="28"/>
-              </w:rPr>
-              <w:t xml:space="preserve">Un propriétaire met son bien en vente ou en location</w:t>
-            </w:r>
-          </w:p>
-          <w:p>
-            <w:pPr>
-              <w:spacing w:after="20"/>
-              <w:ind w:left="200"/>
-            </w:pPr>
-            <w:r>
-              <w:rPr>
-                <w:rFonts w:ascii="Calibri" w:cs="Calibri" w:eastAsia="Calibri" w:hAnsi="Calibri"/>
-                <w:color w:val="10233C"/>
-                <w:sz w:val="28"/>
-                <w:szCs w:val="28"/>
-              </w:rPr>
-              <w:t xml:space="preserve">Un logement est mal classé</w:t>
-            </w:r>
-          </w:p>
-          <w:p>
-            <w:pPr>
-              <w:spacing w:after="20"/>
-              <w:ind w:left="200"/>
-            </w:pPr>
-            <w:r>
-              <w:rPr>
-                <w:rFonts w:ascii="Calibri" w:cs="Calibri" w:eastAsia="Calibri" w:hAnsi="Calibri"/>
-                <w:color w:val="10233C"/>
-                <w:sz w:val="28"/>
-                <w:szCs w:val="28"/>
-              </w:rPr>
-              <w:t xml:space="preserve">Une chaudière est remplacée par une pompe à chaleur ou le logement est isolé</w:t>
-            </w:r>
-          </w:p>
-          <w:p>
-            <w:pPr>
-              <w:spacing w:after="20"/>
-              <w:ind w:left="200"/>
-            </w:pPr>
-            <w:r>
-              <w:rPr>
-                <w:rFonts w:ascii="Calibri" w:cs="Calibri" w:eastAsia="Calibri" w:hAnsi="Calibri"/>
-                <w:color w:val="10233C"/>
-                <w:sz w:val="28"/>
-                <w:szCs w:val="28"/>
-              </w:rPr>
-              <w:t xml:space="preserve">Une donnée du logement (surface, isolation, équipement) a été mal saisie</w:t>
-            </w:r>
-          </w:p>
-          <w:tbl>
-            <w:tblPr>
-              <w:tblW w:type="dxa" w:w="10546"/>
-              <w:tblBorders>
-                <w:top w:val="none"/>
-                <w:left w:val="none"/>
-                <w:bottom w:val="none"/>
-                <w:right w:val="none"/>
-                <w:insideH w:val="none"/>
-                <w:insideV w:val="none"/>
-              </w:tblBorders>
-              <w:tblLayout w:type="fixed"/>
-            </w:tblPr>
-            <w:tblGrid>
-              <w:gridCol w:w="10546"/>
-            </w:tblGrid>
-            <w:tr>
-              <w:trPr>
-                <w:cantSplit/>
-                <w:trHeight w:val="510" w:hRule="exact"/>
-              </w:trPr>
-              <w:tc>
-                <w:tcPr>
-                  <w:tcW w:type="dxa" w:w="10546"/>
-                  <w:tcBorders>
-                    <w:top w:val="none"/>
-                    <w:left w:val="none"/>
-                    <w:bottom w:val="single" w:color="92400E" w:sz="6"/>
-                    <w:right w:val="none"/>
-                  </w:tcBorders>
-                  <w:tcMar>
-                    <w:top w:type="dxa" w:w="30"/>
-                    <w:left w:type="dxa" w:w="100"/>
-                    <w:bottom w:type="dxa" w:w="30"/>
-                    <w:right w:type="dxa" w:w="100"/>
-                  </w:tcMar>
-                  <w:vAlign w:val="center"/>
-                </w:tcPr>
-                <w:p>
-                  <w:pPr>
-                    <w:spacing w:after="40" w:line="260"/>
-                  </w:pPr>
-                  <w:r>
-                    <w:rPr>
-                      <w:rFonts w:ascii="Calibri" w:cs="Calibri" w:eastAsia="Calibri" w:hAnsi="Calibri"/>
-                      <w:color w:val="10233C"/>
-                      <w:sz w:val="10"/>
-                      <w:szCs w:val="10"/>
-                    </w:rPr>
-                    <w:t xml:space="preserve"> </w:t>
-                  </w:r>
-                </w:p>
-              </w:tc>
-            </w:tr>
-            <w:tr>
-              <w:trPr>
-                <w:cantSplit/>
-                <w:trHeight w:val="510" w:hRule="exact"/>
-              </w:trPr>
-              <w:tc>
-                <w:tcPr>
-                  <w:tcW w:type="dxa" w:w="10546"/>
-                  <w:tcBorders>
-                    <w:top w:val="none"/>
-                    <w:left w:val="none"/>
-                    <w:bottom w:val="single" w:color="92400E" w:sz="6"/>
-                    <w:right w:val="none"/>
-                  </w:tcBorders>
-                  <w:tcMar>
-                    <w:top w:type="dxa" w:w="30"/>
-                    <w:left w:type="dxa" w:w="100"/>
-                    <w:bottom w:type="dxa" w:w="30"/>
-                    <w:right w:type="dxa" w:w="100"/>
-                  </w:tcMar>
-                  <w:vAlign w:val="center"/>
-                </w:tcPr>
-                <w:p>
-                  <w:pPr>
-                    <w:spacing w:after="40" w:line="260"/>
-                  </w:pPr>
-                  <w:r>
-                    <w:rPr>
-                      <w:rFonts w:ascii="Calibri" w:cs="Calibri" w:eastAsia="Calibri" w:hAnsi="Calibri"/>
-                      <w:color w:val="10233C"/>
-                      <w:sz w:val="10"/>
-                      <w:szCs w:val="10"/>
-                    </w:rPr>
-                    <w:t xml:space="preserve"> </w:t>
-                  </w:r>
-                </w:p>
-              </w:tc>
-            </w:tr>
-          </w:tbl>
-          <w:p/>
-        </w:tc>
-      </w:tr>
-    </w:tbl>
-    <w:p>
-      <w:pPr>
-        <w:sectPr>
-          <w:footerReference w:type="default" r:id="rId17"/>
-          <w:pgSz w:w="11906" w:h="16838" w:orient="portrait"/>
-          <w:pgMar w:top="624" w:right="680" w:bottom="1191" w:left="680" w:header="708" w:footer="284" w:gutter="0"/>
-          <w:pgNumType/>
-          <w:docGrid w:linePitch="360"/>
-        </w:sectPr>
-      </w:pPr>
-    </w:p>
-    <w:tbl>
-      <w:tblPr>
-        <w:tblW w:type="dxa" w:w="10546"/>
-        <w:tblBorders>
-          <w:top w:val="none"/>
-          <w:left w:val="none"/>
-          <w:bottom w:val="none"/>
-          <w:right w:val="none"/>
-          <w:insideH w:val="none"/>
-          <w:insideV w:val="none"/>
-        </w:tblBorders>
-        <w:tblLayout w:type="fixed"/>
-      </w:tblPr>
-      <w:tblGrid>
-        <w:gridCol w:w="6350"/>
-        <w:gridCol w:w="4196"/>
-      </w:tblGrid>
-      <w:tr>
-        <w:trPr>
-          <w:cantSplit/>
-        </w:trPr>
-        <w:tc>
-          <w:tcPr>
-            <w:tcW w:type="dxa" w:w="6350"/>
-            <w:tcBorders>
-              <w:top w:val="none"/>
-              <w:left w:val="none"/>
-              <w:bottom w:val="none"/>
-              <w:right w:val="none"/>
-            </w:tcBorders>
-            <w:shd w:fill="92400E" w:val="clear"/>
-            <w:tcMar>
-              <w:top w:type="dxa" w:w="30"/>
-              <w:left w:type="dxa" w:w="100"/>
-              <w:bottom w:type="dxa" w:w="30"/>
-              <w:right w:type="dxa" w:w="100"/>
-            </w:tcMar>
-            <w:vAlign w:val="center"/>
-          </w:tcPr>
-          <w:p>
-            <w:pPr>
-              <w:spacing w:after="40" w:line="260"/>
-            </w:pPr>
-            <w:r>
-              <w:rPr>
-                <w:rFonts w:ascii="Calibri" w:cs="Calibri" w:eastAsia="Calibri" w:hAnsi="Calibri"/>
-                <w:b/>
-                <w:bCs/>
-                <w:color w:val="FFFFFF"/>
-                <w:sz w:val="28"/>
-                <w:szCs w:val="28"/>
-              </w:rPr>
-              <w:t xml:space="preserve">Mission 27/57 · Thermique</w:t>
-            </w:r>
-          </w:p>
-        </w:tc>
-        <w:tc>
-          <w:tcPr>
-            <w:tcW w:type="dxa" w:w="4196"/>
-            <w:tcBorders>
-              <w:top w:val="none"/>
-              <w:left w:val="none"/>
-              <w:bottom w:val="none"/>
-              <w:right w:val="none"/>
-            </w:tcBorders>
-            <w:shd w:fill="92400E" w:val="clear"/>
-            <w:tcMar>
-              <w:top w:type="dxa" w:w="30"/>
-              <w:left w:type="dxa" w:w="100"/>
-              <w:bottom w:type="dxa" w:w="30"/>
-              <w:right w:type="dxa" w:w="100"/>
-            </w:tcMar>
-            <w:vAlign w:val="center"/>
-          </w:tcPr>
-          <w:p>
-            <w:pPr>
-              <w:spacing w:after="40" w:line="260"/>
-              <w:jc w:val="right"/>
-            </w:pPr>
-            <w:r>
-              <w:rPr>
-                <w:rFonts w:ascii="Calibri" w:cs="Calibri" w:eastAsia="Calibri" w:hAnsi="Calibri"/>
-                <w:b/>
-                <w:bCs/>
-                <w:color w:val="FFFFFF"/>
-                <w:sz w:val="28"/>
-                <w:szCs w:val="28"/>
-              </w:rPr>
-              <w:t xml:space="preserve">P3 · sem. 15 à 22 · 25 min</w:t>
-            </w:r>
-          </w:p>
-        </w:tc>
-      </w:tr>
-    </w:tbl>
-    <w:p>
-      <w:pPr>
-        <w:spacing w:after="60" w:before="60"/>
-      </w:pPr>
-      <w:r>
-        <w:rPr>
-          <w:rFonts w:ascii="Trebuchet MS" w:cs="Trebuchet MS" w:eastAsia="Trebuchet MS" w:hAnsi="Trebuchet MS"/>
-          <w:b/>
-          <w:bCs/>
-          <w:color w:val="1B3A63"/>
-          <w:sz w:val="44"/>
-          <w:szCs w:val="44"/>
-        </w:rPr>
-        <w:t xml:space="preserve">Mission : l'aide pour la pompe à chaleur, avant de signer</w:t>
-      </w:r>
-    </w:p>
-    <w:tbl>
-      <w:tblPr>
-        <w:tblW w:type="dxa" w:w="10546"/>
-        <w:tblBorders>
-          <w:top w:val="none"/>
-          <w:left w:val="none"/>
-          <w:bottom w:val="none"/>
-          <w:right w:val="none"/>
-          <w:insideH w:val="none"/>
-          <w:insideV w:val="none"/>
-        </w:tblBorders>
-        <w:tblLayout w:type="fixed"/>
-      </w:tblPr>
-      <w:tblGrid>
-        <w:gridCol w:w="10546"/>
-      </w:tblGrid>
-      <w:tr>
-        <w:trPr>
-          <w:cantSplit/>
-        </w:trPr>
-        <w:tc>
-          <w:tcPr>
-            <w:tcW w:type="dxa" w:w="10546"/>
-            <w:tcBorders>
-              <w:top w:val="none"/>
-              <w:left w:val="single" w:color="92400E" w:sz="24"/>
-              <w:bottom w:val="none"/>
-              <w:right w:val="none"/>
-            </w:tcBorders>
-            <w:tcMar>
-              <w:top w:type="dxa" w:w="30"/>
-              <w:left w:type="dxa" w:w="100"/>
-              <w:bottom w:type="dxa" w:w="30"/>
-              <w:right w:type="dxa" w:w="100"/>
-            </w:tcMar>
-            <w:vAlign w:val="center"/>
-          </w:tcPr>
-          <w:p>
-            <w:pPr>
-              <w:spacing w:after="40" w:line="260"/>
-            </w:pPr>
-            <w:r>
-              <w:rPr>
-                <w:rFonts w:ascii="Calibri" w:cs="Calibri" w:eastAsia="Calibri" w:hAnsi="Calibri"/>
-                <w:b/>
-                <w:bCs/>
-                <w:color w:val="92400E"/>
-                <w:sz w:val="28"/>
-                <w:szCs w:val="28"/>
-              </w:rPr>
-              <w:t xml:space="preserve">Le client </w:t>
-            </w:r>
-            <w:r>
-              <w:rPr>
-                <w:rFonts w:ascii="Calibri" w:cs="Calibri" w:eastAsia="Calibri" w:hAnsi="Calibri"/>
-                <w:color w:val="10233C"/>
-                <w:sz w:val="28"/>
-                <w:szCs w:val="28"/>
-              </w:rPr>
-              <w:t xml:space="preserve">Le responsable technique d'une association qui gère un foyer de logements et veut remplacer un ancien chauffage par une pompe à chaleur.</w:t>
-            </w:r>
-          </w:p>
-        </w:tc>
-      </w:tr>
-    </w:tbl>
-    <w:p>
-      <w:pPr>
-        <w:spacing w:after="0" w:before="0" w:line="113" w:lineRule="exact"/>
-      </w:pPr>
-    </w:p>
-    <w:tbl>
-      <w:tblPr>
-        <w:tblW w:type="dxa" w:w="10546"/>
-        <w:tblBorders>
-          <w:top w:val="none"/>
-          <w:left w:val="none"/>
-          <w:bottom w:val="none"/>
-          <w:right w:val="none"/>
-          <w:insideH w:val="none"/>
-          <w:insideV w:val="none"/>
-        </w:tblBorders>
-        <w:tblLayout w:type="fixed"/>
-      </w:tblPr>
-      <w:tblGrid>
-        <w:gridCol w:w="10546"/>
-      </w:tblGrid>
-      <w:tr>
-        <w:trPr>
-          <w:cantSplit/>
-        </w:trPr>
-        <w:tc>
-          <w:tcPr>
-            <w:tcW w:type="dxa" w:w="10546"/>
-            <w:tcBorders>
-              <w:top w:val="none"/>
-              <w:left w:val="single" w:color="92400E" w:sz="24"/>
-              <w:bottom w:val="none"/>
-              <w:right w:val="none"/>
-            </w:tcBorders>
-            <w:tcMar>
-              <w:top w:type="dxa" w:w="30"/>
-              <w:left w:type="dxa" w:w="100"/>
-              <w:bottom w:type="dxa" w:w="30"/>
-              <w:right w:type="dxa" w:w="100"/>
-            </w:tcMar>
-            <w:vAlign w:val="center"/>
-          </w:tcPr>
-          <w:p>
-            <w:pPr>
-              <w:spacing w:after="40" w:line="260"/>
-            </w:pPr>
-            <w:r>
-              <w:rPr>
-                <w:rFonts w:ascii="Calibri" w:cs="Calibri" w:eastAsia="Calibri" w:hAnsi="Calibri"/>
-                <w:b/>
-                <w:bCs/>
-                <w:color w:val="92400E"/>
-                <w:sz w:val="28"/>
-                <w:szCs w:val="28"/>
-              </w:rPr>
-              <w:t xml:space="preserve">La situation </w:t>
-            </w:r>
-            <w:r>
-              <w:rPr>
-                <w:rFonts w:ascii="Calibri" w:cs="Calibri" w:eastAsia="Calibri" w:hAnsi="Calibri"/>
-                <w:color w:val="10233C"/>
-                <w:sz w:val="28"/>
-                <w:szCs w:val="28"/>
-              </w:rPr>
-              <w:t xml:space="preserve">Le responsable a entendu parler d'une « prime » pour les travaux d'économie d'énergie. Il demande qui la finance, à qui elle est versée, et s'il peut commander les travaux dès cette semaine pour tenir son planning. Il ne sait pas non plus si le choix de l'entreprise qui pose la machine a une incidence sur l'aide. Votre responsable vous demande de préparer le premier rendez-vous : le circuit de l'aide, ce qu'on peut lui promettre, et l'ordre des étapes à respecter.</w:t>
-            </w:r>
-          </w:p>
-        </w:tc>
-      </w:tr>
-    </w:tbl>
-    <w:p>
-      <w:pPr>
-        <w:spacing w:after="0" w:before="0" w:line="113" w:lineRule="exact"/>
-      </w:pPr>
-    </w:p>
-    <w:tbl>
-      <w:tblPr>
-        <w:tblW w:type="dxa" w:w="10546"/>
-        <w:tblBorders>
-          <w:top w:val="none"/>
-          <w:left w:val="none"/>
-          <w:bottom w:val="none"/>
-          <w:right w:val="none"/>
-          <w:insideH w:val="none"/>
-          <w:insideV w:val="none"/>
-        </w:tblBorders>
-        <w:tblLayout w:type="fixed"/>
-      </w:tblPr>
-      <w:tblGrid>
-        <w:gridCol w:w="10546"/>
-      </w:tblGrid>
-      <w:tr>
-        <w:trPr>
-          <w:cantSplit/>
-        </w:trPr>
-        <w:tc>
-          <w:tcPr>
-            <w:tcW w:type="dxa" w:w="10546"/>
-            <w:tcBorders>
-              <w:top w:val="none"/>
-              <w:left w:val="single" w:color="92400E" w:sz="24"/>
-              <w:bottom w:val="none"/>
-              <w:right w:val="none"/>
-            </w:tcBorders>
-            <w:tcMar>
-              <w:top w:type="dxa" w:w="30"/>
-              <w:left w:type="dxa" w:w="100"/>
-              <w:bottom w:type="dxa" w:w="30"/>
-              <w:right w:type="dxa" w:w="100"/>
-            </w:tcMar>
-            <w:vAlign w:val="center"/>
-          </w:tcPr>
-          <w:p>
-            <w:pPr>
-              <w:spacing w:after="40" w:line="260"/>
-            </w:pPr>
-            <w:r>
-              <w:rPr>
-                <w:rFonts w:ascii="Calibri" w:cs="Calibri" w:eastAsia="Calibri" w:hAnsi="Calibri"/>
-                <w:b/>
-                <w:bCs/>
-                <w:color w:val="92400E"/>
-                <w:sz w:val="28"/>
-                <w:szCs w:val="28"/>
-              </w:rPr>
-              <w:t xml:space="preserve">La pièce à produire </w:t>
-            </w:r>
-            <w:r>
-              <w:rPr>
-                <w:rFonts w:ascii="Calibri" w:cs="Calibri" w:eastAsia="Calibri" w:hAnsi="Calibri"/>
-                <w:color w:val="10233C"/>
-                <w:sz w:val="28"/>
-                <w:szCs w:val="28"/>
-              </w:rPr>
-              <w:t xml:space="preserve">Une fiche d'une page pour le premier rendez-vous : le circuit de l'aide en quatre étapes (qui fixe, qui finance, qui fait les travaux, ce qui revient prouver), puis une check-list de cinq points à vérifier avant de signer un devis.</w:t>
-            </w:r>
-          </w:p>
-        </w:tc>
-      </w:tr>
-    </w:tbl>
-    <w:p>
-      <w:pPr>
-        <w:spacing w:after="0" w:before="0" w:line="113" w:lineRule="exact"/>
-      </w:pPr>
-    </w:p>
-    <w:p>
-      <w:pPr>
-        <w:spacing w:after="40" w:line="260"/>
-      </w:pPr>
-      <w:r>
-        <w:rPr>
-          <w:rFonts w:ascii="Calibri" w:cs="Calibri" w:eastAsia="Calibri" w:hAnsi="Calibri"/>
-          <w:b/>
-          <w:bCs/>
-          <w:color w:val="1B3A63"/>
-          <w:sz w:val="28"/>
-          <w:szCs w:val="28"/>
-        </w:rPr>
-        <w:t xml:space="preserve">Ma pièce : je la prépare ici, puis je la rends</w:t>
-      </w:r>
-    </w:p>
-    <w:tbl>
-      <w:tblPr>
-        <w:tblW w:type="dxa" w:w="10546"/>
-        <w:tblBorders>
-          <w:top w:val="none"/>
-          <w:left w:val="none"/>
-          <w:bottom w:val="none"/>
-          <w:right w:val="none"/>
-          <w:insideH w:val="none"/>
-          <w:insideV w:val="none"/>
-        </w:tblBorders>
-        <w:tblLayout w:type="fixed"/>
-      </w:tblPr>
-      <w:tblGrid>
-        <w:gridCol w:w="10546"/>
-      </w:tblGrid>
-      <w:tr>
-        <w:trPr>
-          <w:cantSplit/>
-          <w:trHeight w:val="510" w:hRule="exact"/>
-        </w:trPr>
-        <w:tc>
-          <w:tcPr>
-            <w:tcW w:type="dxa" w:w="10546"/>
-            <w:tcBorders>
-              <w:top w:val="none"/>
-              <w:left w:val="none"/>
-              <w:bottom w:val="single" w:color="8FA0B3" w:sz="6"/>
-              <w:right w:val="none"/>
-            </w:tcBorders>
-            <w:tcMar>
-              <w:top w:type="dxa" w:w="30"/>
-              <w:left w:type="dxa" w:w="100"/>
-              <w:bottom w:type="dxa" w:w="30"/>
-              <w:right w:type="dxa" w:w="100"/>
-            </w:tcMar>
-            <w:vAlign w:val="center"/>
-          </w:tcPr>
-          <w:p>
-            <w:pPr>
-              <w:spacing w:after="40" w:line="260"/>
-            </w:pPr>
-            <w:r>
-              <w:rPr>
-                <w:rFonts w:ascii="Calibri" w:cs="Calibri" w:eastAsia="Calibri" w:hAnsi="Calibri"/>
-                <w:color w:val="10233C"/>
-                <w:sz w:val="10"/>
-                <w:szCs w:val="10"/>
-              </w:rPr>
-              <w:t xml:space="preserve"> </w:t>
-            </w:r>
-          </w:p>
-        </w:tc>
-      </w:tr>
-      <w:tr>
-        <w:trPr>
-          <w:cantSplit/>
-          <w:trHeight w:val="510" w:hRule="exact"/>
-        </w:trPr>
-        <w:tc>
-          <w:tcPr>
-            <w:tcW w:type="dxa" w:w="10546"/>
-            <w:tcBorders>
-              <w:top w:val="none"/>
-              <w:left w:val="none"/>
-              <w:bottom w:val="single" w:color="8FA0B3" w:sz="6"/>
-              <w:right w:val="none"/>
-            </w:tcBorders>
-            <w:tcMar>
-              <w:top w:type="dxa" w:w="30"/>
-              <w:left w:type="dxa" w:w="100"/>
-              <w:bottom w:type="dxa" w:w="30"/>
-              <w:right w:type="dxa" w:w="100"/>
-            </w:tcMar>
-            <w:vAlign w:val="center"/>
-          </w:tcPr>
-          <w:p>
-            <w:pPr>
-              <w:spacing w:after="40" w:line="260"/>
-            </w:pPr>
-            <w:r>
-              <w:rPr>
-                <w:rFonts w:ascii="Calibri" w:cs="Calibri" w:eastAsia="Calibri" w:hAnsi="Calibri"/>
-                <w:color w:val="10233C"/>
-                <w:sz w:val="10"/>
-                <w:szCs w:val="10"/>
-              </w:rPr>
-              <w:t xml:space="preserve"> </w:t>
-            </w:r>
-          </w:p>
-        </w:tc>
-      </w:tr>
-      <w:tr>
-        <w:trPr>
-          <w:cantSplit/>
-          <w:trHeight w:val="510" w:hRule="exact"/>
-        </w:trPr>
-        <w:tc>
-          <w:tcPr>
-            <w:tcW w:type="dxa" w:w="10546"/>
-            <w:tcBorders>
-              <w:top w:val="none"/>
-              <w:left w:val="none"/>
-              <w:bottom w:val="single" w:color="8FA0B3" w:sz="6"/>
-              <w:right w:val="none"/>
-            </w:tcBorders>
-            <w:tcMar>
-              <w:top w:type="dxa" w:w="30"/>
-              <w:left w:type="dxa" w:w="100"/>
-              <w:bottom w:type="dxa" w:w="30"/>
-              <w:right w:type="dxa" w:w="100"/>
-            </w:tcMar>
-            <w:vAlign w:val="center"/>
-          </w:tcPr>
-          <w:p>
-            <w:pPr>
-              <w:spacing w:after="40" w:line="260"/>
-            </w:pPr>
-            <w:r>
-              <w:rPr>
-                <w:rFonts w:ascii="Calibri" w:cs="Calibri" w:eastAsia="Calibri" w:hAnsi="Calibri"/>
-                <w:color w:val="10233C"/>
-                <w:sz w:val="10"/>
-                <w:szCs w:val="10"/>
-              </w:rPr>
-              <w:t xml:space="preserve"> </w:t>
-            </w:r>
-          </w:p>
-        </w:tc>
-      </w:tr>
-      <w:tr>
-        <w:trPr>
-          <w:cantSplit/>
-          <w:trHeight w:val="510" w:hRule="exact"/>
-        </w:trPr>
-        <w:tc>
-          <w:tcPr>
-            <w:tcW w:type="dxa" w:w="10546"/>
-            <w:tcBorders>
-              <w:top w:val="none"/>
-              <w:left w:val="none"/>
-              <w:bottom w:val="single" w:color="8FA0B3" w:sz="6"/>
-              <w:right w:val="none"/>
-            </w:tcBorders>
-            <w:tcMar>
-              <w:top w:type="dxa" w:w="30"/>
-              <w:left w:type="dxa" w:w="100"/>
-              <w:bottom w:type="dxa" w:w="30"/>
-              <w:right w:type="dxa" w:w="100"/>
-            </w:tcMar>
-            <w:vAlign w:val="center"/>
-          </w:tcPr>
-          <w:p>
-            <w:pPr>
-              <w:spacing w:after="40" w:line="260"/>
-            </w:pPr>
-            <w:r>
-              <w:rPr>
-                <w:rFonts w:ascii="Calibri" w:cs="Calibri" w:eastAsia="Calibri" w:hAnsi="Calibri"/>
-                <w:color w:val="10233C"/>
-                <w:sz w:val="10"/>
-                <w:szCs w:val="10"/>
-              </w:rPr>
-              <w:t xml:space="preserve"> </w:t>
-            </w:r>
-          </w:p>
-        </w:tc>
-      </w:tr>
-      <w:tr>
-        <w:trPr>
-          <w:cantSplit/>
-          <w:trHeight w:val="510" w:hRule="exact"/>
-        </w:trPr>
-        <w:tc>
-          <w:tcPr>
-            <w:tcW w:type="dxa" w:w="10546"/>
-            <w:tcBorders>
-              <w:top w:val="none"/>
-              <w:left w:val="none"/>
-              <w:bottom w:val="single" w:color="8FA0B3" w:sz="6"/>
-              <w:right w:val="none"/>
-            </w:tcBorders>
-            <w:tcMar>
-              <w:top w:type="dxa" w:w="30"/>
-              <w:left w:type="dxa" w:w="100"/>
-              <w:bottom w:type="dxa" w:w="30"/>
-              <w:right w:type="dxa" w:w="100"/>
-            </w:tcMar>
-            <w:vAlign w:val="center"/>
-          </w:tcPr>
-          <w:p>
-            <w:pPr>
-              <w:spacing w:after="40" w:line="260"/>
-            </w:pPr>
-            <w:r>
-              <w:rPr>
-                <w:rFonts w:ascii="Calibri" w:cs="Calibri" w:eastAsia="Calibri" w:hAnsi="Calibri"/>
-                <w:color w:val="10233C"/>
-                <w:sz w:val="10"/>
-                <w:szCs w:val="10"/>
-              </w:rPr>
-              <w:t xml:space="preserve"> </w:t>
-            </w:r>
-          </w:p>
-        </w:tc>
-      </w:tr>
-      <w:tr>
-        <w:trPr>
-          <w:cantSplit/>
-          <w:trHeight w:val="510" w:hRule="exact"/>
-        </w:trPr>
-        <w:tc>
-          <w:tcPr>
-            <w:tcW w:type="dxa" w:w="10546"/>
-            <w:tcBorders>
-              <w:top w:val="none"/>
-              <w:left w:val="none"/>
-              <w:bottom w:val="single" w:color="8FA0B3" w:sz="6"/>
-              <w:right w:val="none"/>
-            </w:tcBorders>
-            <w:tcMar>
-              <w:top w:type="dxa" w:w="30"/>
-              <w:left w:type="dxa" w:w="100"/>
-              <w:bottom w:type="dxa" w:w="30"/>
-              <w:right w:type="dxa" w:w="100"/>
-            </w:tcMar>
-            <w:vAlign w:val="center"/>
-          </w:tcPr>
-          <w:p>
-            <w:pPr>
-              <w:spacing w:after="40" w:line="260"/>
-            </w:pPr>
-            <w:r>
-              <w:rPr>
-                <w:rFonts w:ascii="Calibri" w:cs="Calibri" w:eastAsia="Calibri" w:hAnsi="Calibri"/>
-                <w:color w:val="10233C"/>
-                <w:sz w:val="10"/>
-                <w:szCs w:val="10"/>
-              </w:rPr>
-              <w:t xml:space="preserve"> </w:t>
-            </w:r>
-          </w:p>
-        </w:tc>
-      </w:tr>
-    </w:tbl>
-    <w:p>
-      <w:pPr>
-        <w:spacing w:after="60" w:before="60"/>
-      </w:pPr>
-      <w:r>
-        <w:rPr>
-          <w:rFonts w:ascii="Calibri" w:cs="Calibri" w:eastAsia="Calibri" w:hAnsi="Calibri"/>
-          <w:b/>
-          <w:bCs/>
-          <w:color w:val="10233C"/>
-          <w:sz w:val="28"/>
-          <w:szCs w:val="28"/>
-        </w:rPr>
-        <w:t xml:space="preserve">Je travaille : </w:t>
-      </w:r>
-      <w:r>
-        <w:rPr>
-          <w:rFonts w:ascii="Calibri" w:cs="Calibri" w:eastAsia="Calibri" w:hAnsi="Calibri"/>
-          <w:color w:val="56657A"/>
-          <w:sz w:val="28"/>
-          <w:szCs w:val="28"/>
-        </w:rPr>
-        <w:t xml:space="preserve">CP6 chauffage / ECS</w:t>
-      </w:r>
-    </w:p>
-    <w:tbl>
-      <w:tblPr>
-        <w:tblW w:type="dxa" w:w="10546"/>
-        <w:tblBorders>
-          <w:top w:val="none"/>
-          <w:left w:val="none"/>
-          <w:bottom w:val="none"/>
-          <w:right w:val="none"/>
-          <w:insideH w:val="none"/>
-          <w:insideV w:val="none"/>
-        </w:tblBorders>
-        <w:tblLayout w:type="fixed"/>
-      </w:tblPr>
-      <w:tblGrid>
-        <w:gridCol w:w="2268"/>
-        <w:gridCol w:w="4876"/>
-        <w:gridCol w:w="3402"/>
-      </w:tblGrid>
-      <w:tr>
-        <w:trPr>
-          <w:cantSplit/>
-          <w:trHeight w:val="2268" w:hRule="atLeast"/>
-        </w:trPr>
-        <w:tc>
-          <w:tcPr>
-            <w:tcW w:type="dxa" w:w="2268"/>
-            <w:tcBorders>
-              <w:top w:val="none"/>
-              <w:left w:val="none"/>
-              <w:bottom w:val="none"/>
-              <w:right w:val="none"/>
-            </w:tcBorders>
-            <w:tcMar>
-              <w:top w:type="dxa" w:w="30"/>
-              <w:left w:type="dxa" w:w="100"/>
-              <w:bottom w:type="dxa" w:w="30"/>
-              <w:right w:type="dxa" w:w="100"/>
-            </w:tcMar>
-            <w:vAlign w:val="center"/>
-          </w:tcPr>
-          <w:p>
-            <w:pPr>
-              <w:spacing w:after="40" w:line="260"/>
-              <w:jc w:val="center"/>
-            </w:pPr>
-            <w:r>
-              <w:drawing>
-                <wp:inline distT="0" distB="0" distL="0" distR="0">
-                  <wp:extent cx="1123950" cy="1123950"/>
-                  <wp:effectExtent t="0" r="0" b="0" l="0"/>
-                  <wp:docPr id="88" name="" descr="" title=""/>
-                  <wp:cNvGraphicFramePr>
-                    <a:graphicFrameLocks xmlns:a="http://schemas.openxmlformats.org/drawingml/2006/main" noChangeAspect="1"/>
-                  </wp:cNvGraphicFramePr>
-                  <a:graphic xmlns:a="http://schemas.openxmlformats.org/drawingml/2006/main">
-                    <a:graphicData uri="http://schemas.openxmlformats.org/drawingml/2006/picture">
-                      <pic:pic xmlns:pic="http://schemas.openxmlformats.org/drawingml/2006/picture">
-                        <pic:nvPicPr>
-                          <pic:cNvPr id="0" name="" descr=""/>
-                          <pic:cNvPicPr>
-                            <a:picLocks noChangeAspect="1" noChangeArrowheads="1"/>
-                          </pic:cNvPicPr>
-                        </pic:nvPicPr>
-                        <pic:blipFill>
-                          <a:blip r:embed="rId39" cstate="none"/>
-                          <a:srcRect/>
-                          <a:stretch>
-                            <a:fillRect/>
-                          </a:stretch>
-                        </pic:blipFill>
-                        <pic:spPr bwMode="auto">
-                          <a:xfrm>
-                            <a:off x="0" y="0"/>
-                            <a:ext cx="1123950" cy="1123950"/>
-                          </a:xfrm>
-                          <a:prstGeom prst="rect">
-                            <a:avLst/>
-                          </a:prstGeom>
-                        </pic:spPr>
-                      </pic:pic>
-                    </a:graphicData>
-                  </a:graphic>
-                </wp:inline>
-              </w:drawing>
-            </w:r>
-          </w:p>
-          <w:p>
-            <w:pPr>
-              <w:spacing w:after="40" w:line="260"/>
-              <w:jc w:val="center"/>
-            </w:pPr>
-            <w:r>
-              <w:rPr>
-                <w:rFonts w:ascii="Calibri" w:cs="Calibri" w:eastAsia="Calibri" w:hAnsi="Calibri"/>
-                <w:color w:val="10233C"/>
-                <w:sz w:val="28"/>
-                <w:szCs w:val="28"/>
-              </w:rPr>
-              <w:t xml:space="preserve">Scannez : la station</w:t>
-            </w:r>
-          </w:p>
-        </w:tc>
-        <w:tc>
-          <w:tcPr>
-            <w:tcW w:type="dxa" w:w="4876"/>
-            <w:tcBorders>
-              <w:top w:val="dashed" w:color="56657A" w:sz="10"/>
-              <w:left w:val="dashed" w:color="56657A" w:sz="10"/>
-              <w:bottom w:val="dashed" w:color="56657A" w:sz="10"/>
-              <w:right w:val="dashed" w:color="56657A" w:sz="10"/>
-            </w:tcBorders>
-            <w:tcMar>
-              <w:top w:type="dxa" w:w="30"/>
-              <w:left w:type="dxa" w:w="100"/>
-              <w:bottom w:type="dxa" w:w="30"/>
-              <w:right w:type="dxa" w:w="100"/>
-            </w:tcMar>
-            <w:vAlign w:val="top"/>
-          </w:tcPr>
-          <w:p>
-            <w:pPr>
-              <w:spacing w:after="40" w:line="260"/>
-            </w:pPr>
-            <w:r>
-              <w:rPr>
-                <w:rFonts w:ascii="Calibri" w:cs="Calibri" w:eastAsia="Calibri" w:hAnsi="Calibri"/>
-                <w:b/>
-                <w:bCs/>
-                <w:color w:val="56657A"/>
-                <w:sz w:val="28"/>
-                <w:szCs w:val="28"/>
-              </w:rPr>
-              <w:t xml:space="preserve">Tampon du professeur</w:t>
-            </w:r>
-          </w:p>
-          <w:p>
-            <w:pPr>
-              <w:spacing w:after="40" w:line="260"/>
-            </w:pPr>
-            <w:r>
-              <w:rPr>
-                <w:rFonts w:ascii="Calibri" w:cs="Calibri" w:eastAsia="Calibri" w:hAnsi="Calibri"/>
-                <w:color w:val="56657A"/>
-                <w:sz w:val="28"/>
-                <w:szCs w:val="28"/>
-              </w:rPr>
-              <w:t xml:space="preserve">Date : ______________</w:t>
-            </w:r>
-          </w:p>
-        </w:tc>
-        <w:tc>
-          <w:tcPr>
-            <w:tcW w:type="dxa" w:w="3402"/>
-            <w:tcBorders>
-              <w:top w:val="none"/>
-              <w:left w:val="none"/>
-              <w:bottom w:val="none"/>
-              <w:right w:val="none"/>
-            </w:tcBorders>
-            <w:tcMar>
-              <w:top w:type="dxa" w:w="30"/>
-              <w:left w:type="dxa" w:w="100"/>
-              <w:bottom w:type="dxa" w:w="30"/>
-              <w:right w:type="dxa" w:w="100"/>
-            </w:tcMar>
-            <w:vAlign w:val="top"/>
-          </w:tcPr>
-          <w:p>
-            <w:pPr>
-              <w:spacing w:after="40" w:line="260"/>
-            </w:pPr>
-            <w:r>
-              <w:rPr>
-                <w:rFonts w:ascii="Calibri" w:cs="Calibri" w:eastAsia="Calibri" w:hAnsi="Calibri"/>
-                <w:color w:val="56657A"/>
-                <w:sz w:val="28"/>
-                <w:szCs w:val="28"/>
-              </w:rPr>
-              <w:t xml:space="preserve">Tampon à gagner</w:t>
-            </w:r>
-          </w:p>
-          <w:p>
-            <w:pPr>
-              <w:spacing w:after="40" w:line="260"/>
-            </w:pPr>
-            <w:r>
-              <w:rPr>
-                <w:rFonts w:ascii="Calibri" w:cs="Calibri" w:eastAsia="Calibri" w:hAnsi="Calibri"/>
-                <w:b/>
-                <w:bCs/>
-                <w:color w:val="92400E"/>
-                <w:sz w:val="30"/>
-                <w:szCs w:val="30"/>
-              </w:rPr>
-              <w:t xml:space="preserve">Aide sécurisée</w:t>
-            </w:r>
-          </w:p>
-          <w:p>
-            <w:pPr>
-              <w:spacing w:after="40" w:line="260"/>
-            </w:pPr>
-            <w:r>
-              <w:rPr>
-                <w:rFonts w:ascii="Calibri" w:cs="Calibri" w:eastAsia="Calibri" w:hAnsi="Calibri"/>
-                <w:color w:val="56657A"/>
-                <w:sz w:val="28"/>
-                <w:szCs w:val="28"/>
-              </w:rPr>
-              <w:t xml:space="preserve">25 min · 3 bonnes réponses sur 4</w:t>
-            </w:r>
-          </w:p>
-        </w:tc>
-      </w:tr>
-    </w:tbl>
-    <w:p>
-      <w:pPr>
-        <w:sectPr>
-          <w:footerReference w:type="default" r:id="rId18"/>
-          <w:pgSz w:w="11906" w:h="16838" w:orient="portrait"/>
-          <w:pgMar w:top="624" w:right="680" w:bottom="1191" w:left="680" w:header="708" w:footer="284" w:gutter="0"/>
-          <w:pgNumType/>
-          <w:docGrid w:linePitch="360"/>
-        </w:sectPr>
-      </w:pPr>
-    </w:p>
-    <w:tbl>
-      <w:tblPr>
-        <w:tblW w:type="dxa" w:w="10546"/>
-        <w:tblBorders>
-          <w:top w:val="none"/>
-          <w:left w:val="none"/>
-          <w:bottom w:val="none"/>
-          <w:right w:val="none"/>
-          <w:insideH w:val="none"/>
-          <w:insideV w:val="none"/>
-        </w:tblBorders>
-        <w:tblLayout w:type="fixed"/>
-      </w:tblPr>
-      <w:tblGrid>
-        <w:gridCol w:w="6350"/>
-        <w:gridCol w:w="4196"/>
-      </w:tblGrid>
-      <w:tr>
-        <w:trPr>
-          <w:cantSplit/>
-        </w:trPr>
-        <w:tc>
-          <w:tcPr>
-            <w:tcW w:type="dxa" w:w="6350"/>
-            <w:tcBorders>
-              <w:top w:val="none"/>
-              <w:left w:val="none"/>
-              <w:bottom w:val="none"/>
-              <w:right w:val="none"/>
-            </w:tcBorders>
-            <w:shd w:fill="92400E" w:val="clear"/>
-            <w:tcMar>
-              <w:top w:type="dxa" w:w="30"/>
-              <w:left w:type="dxa" w:w="100"/>
-              <w:bottom w:type="dxa" w:w="30"/>
-              <w:right w:type="dxa" w:w="100"/>
-            </w:tcMar>
-            <w:vAlign w:val="center"/>
-          </w:tcPr>
-          <w:p>
-            <w:pPr>
-              <w:spacing w:after="40" w:line="260"/>
-            </w:pPr>
-            <w:r>
-              <w:rPr>
-                <w:rFonts w:ascii="Calibri" w:cs="Calibri" w:eastAsia="Calibri" w:hAnsi="Calibri"/>
-                <w:b/>
-                <w:bCs/>
-                <w:color w:val="FFFFFF"/>
-                <w:sz w:val="28"/>
-                <w:szCs w:val="28"/>
-              </w:rPr>
-              <w:t xml:space="preserve">Mission 27/57 · Thermique</w:t>
-            </w:r>
-          </w:p>
-        </w:tc>
-        <w:tc>
-          <w:tcPr>
-            <w:tcW w:type="dxa" w:w="4196"/>
-            <w:tcBorders>
-              <w:top w:val="none"/>
-              <w:left w:val="none"/>
-              <w:bottom w:val="none"/>
-              <w:right w:val="none"/>
-            </w:tcBorders>
-            <w:shd w:fill="92400E" w:val="clear"/>
-            <w:tcMar>
-              <w:top w:type="dxa" w:w="30"/>
-              <w:left w:type="dxa" w:w="100"/>
-              <w:bottom w:type="dxa" w:w="30"/>
-              <w:right w:type="dxa" w:w="100"/>
-            </w:tcMar>
-            <w:vAlign w:val="center"/>
-          </w:tcPr>
-          <w:p>
-            <w:pPr>
-              <w:spacing w:after="40" w:line="260"/>
-              <w:jc w:val="right"/>
-            </w:pPr>
-            <w:r>
-              <w:rPr>
-                <w:rFonts w:ascii="Calibri" w:cs="Calibri" w:eastAsia="Calibri" w:hAnsi="Calibri"/>
-                <w:b/>
-                <w:bCs/>
-                <w:color w:val="FFFFFF"/>
-                <w:sz w:val="28"/>
-                <w:szCs w:val="28"/>
-              </w:rPr>
-              <w:t xml:space="preserve">P3 · sem. 15 à 22 · 25 min</w:t>
-            </w:r>
-          </w:p>
-        </w:tc>
-      </w:tr>
-    </w:tbl>
-    <w:p>
-      <w:pPr>
-        <w:spacing w:after="40" w:before="40"/>
-      </w:pPr>
-      <w:r>
-        <w:rPr>
-          <w:rFonts w:ascii="Calibri" w:cs="Calibri" w:eastAsia="Calibri" w:hAnsi="Calibri"/>
-          <w:b/>
-          <w:bCs/>
-          <w:color w:val="1B3A63"/>
-          <w:sz w:val="28"/>
-          <w:szCs w:val="28"/>
-        </w:rPr>
-        <w:t xml:space="preserve">Questions et défi · Mission : l'aide pour la pompe à chaleur, avant de signer</w:t>
-      </w:r>
-    </w:p>
-    <w:p>
-      <w:pPr>
-        <w:spacing w:after="20" w:before="60"/>
-      </w:pPr>
-      <w:r>
-        <w:rPr>
-          <w:rFonts w:ascii="Calibri" w:cs="Calibri" w:eastAsia="Calibri" w:hAnsi="Calibri"/>
-          <w:b/>
-          <w:bCs/>
-          <w:color w:val="92400E"/>
-          <w:sz w:val="28"/>
-          <w:szCs w:val="28"/>
-        </w:rPr>
-        <w:t xml:space="preserve">1. </w:t>
-      </w:r>
-      <w:r>
-        <w:rPr>
-          <w:rFonts w:ascii="Calibri" w:cs="Calibri" w:eastAsia="Calibri" w:hAnsi="Calibri"/>
-          <w:color w:val="10233C"/>
-          <w:sz w:val="28"/>
-          <w:szCs w:val="28"/>
-        </w:rPr>
-        <w:t xml:space="preserve">Qui est légalement « obligé » dans le dispositif des certificats d'économie d'énergie, et de quoi ? </w:t>
-      </w:r>
-      <w:r>
-        <w:rPr>
-          <w:rFonts w:ascii="Calibri" w:cs="Calibri" w:eastAsia="Calibri" w:hAnsi="Calibri"/>
-          <w:b/>
-          <w:bCs/>
-          <w:color w:val="56657A"/>
-          <w:sz w:val="28"/>
-          <w:szCs w:val="28"/>
-        </w:rPr>
-        <w:t xml:space="preserve">(station, écran 1)</w:t>
-      </w:r>
-    </w:p>
-    <w:tbl>
-      <w:tblPr>
-        <w:tblW w:type="dxa" w:w="10546"/>
-        <w:tblBorders>
-          <w:top w:val="none"/>
-          <w:left w:val="none"/>
-          <w:bottom w:val="none"/>
-          <w:right w:val="none"/>
-          <w:insideH w:val="none"/>
-          <w:insideV w:val="none"/>
-        </w:tblBorders>
-        <w:tblLayout w:type="fixed"/>
-      </w:tblPr>
-      <w:tblGrid>
-        <w:gridCol w:w="10546"/>
-      </w:tblGrid>
-      <w:tr>
-        <w:trPr>
-          <w:cantSplit/>
-          <w:trHeight w:val="510" w:hRule="exact"/>
-        </w:trPr>
-        <w:tc>
-          <w:tcPr>
-            <w:tcW w:type="dxa" w:w="10546"/>
-            <w:tcBorders>
-              <w:top w:val="none"/>
-              <w:left w:val="none"/>
-              <w:bottom w:val="single" w:color="8FA0B3" w:sz="6"/>
-              <w:right w:val="none"/>
-            </w:tcBorders>
-            <w:tcMar>
-              <w:top w:type="dxa" w:w="30"/>
-              <w:left w:type="dxa" w:w="100"/>
-              <w:bottom w:type="dxa" w:w="30"/>
-              <w:right w:type="dxa" w:w="100"/>
-            </w:tcMar>
-            <w:vAlign w:val="center"/>
-          </w:tcPr>
-          <w:p>
-            <w:pPr>
-              <w:spacing w:after="40" w:line="260"/>
-            </w:pPr>
-            <w:r>
-              <w:rPr>
-                <w:rFonts w:ascii="Calibri" w:cs="Calibri" w:eastAsia="Calibri" w:hAnsi="Calibri"/>
-                <w:color w:val="10233C"/>
-                <w:sz w:val="10"/>
-                <w:szCs w:val="10"/>
-              </w:rPr>
-              <w:t xml:space="preserve"> </w:t>
-            </w:r>
-          </w:p>
-        </w:tc>
-      </w:tr>
-      <w:tr>
-        <w:trPr>
-          <w:cantSplit/>
-          <w:trHeight w:val="510" w:hRule="exact"/>
-        </w:trPr>
-        <w:tc>
-          <w:tcPr>
-            <w:tcW w:type="dxa" w:w="10546"/>
-            <w:tcBorders>
-              <w:top w:val="none"/>
-              <w:left w:val="none"/>
-              <w:bottom w:val="single" w:color="8FA0B3" w:sz="6"/>
-              <w:right w:val="none"/>
-            </w:tcBorders>
-            <w:tcMar>
-              <w:top w:type="dxa" w:w="30"/>
-              <w:left w:type="dxa" w:w="100"/>
-              <w:bottom w:type="dxa" w:w="30"/>
-              <w:right w:type="dxa" w:w="100"/>
-            </w:tcMar>
-            <w:vAlign w:val="center"/>
-          </w:tcPr>
-          <w:p>
-            <w:pPr>
-              <w:spacing w:after="40" w:line="260"/>
-            </w:pPr>
-            <w:r>
-              <w:rPr>
-                <w:rFonts w:ascii="Calibri" w:cs="Calibri" w:eastAsia="Calibri" w:hAnsi="Calibri"/>
-                <w:color w:val="10233C"/>
-                <w:sz w:val="10"/>
-                <w:szCs w:val="10"/>
-              </w:rPr>
-              <w:t xml:space="preserve"> </w:t>
-            </w:r>
-          </w:p>
-        </w:tc>
-      </w:tr>
-    </w:tbl>
-    <w:p>
-      <w:pPr>
-        <w:spacing w:after="20" w:before="60"/>
-      </w:pPr>
-      <w:r>
-        <w:rPr>
-          <w:rFonts w:ascii="Calibri" w:cs="Calibri" w:eastAsia="Calibri" w:hAnsi="Calibri"/>
-          <w:b/>
-          <w:bCs/>
-          <w:color w:val="92400E"/>
-          <w:sz w:val="28"/>
-          <w:szCs w:val="28"/>
-        </w:rPr>
-        <w:t xml:space="preserve">2. </w:t>
-      </w:r>
-      <w:r>
-        <w:rPr>
-          <w:rFonts w:ascii="Calibri" w:cs="Calibri" w:eastAsia="Calibri" w:hAnsi="Calibri"/>
-          <w:color w:val="10233C"/>
-          <w:sz w:val="28"/>
-          <w:szCs w:val="28"/>
-        </w:rPr>
-        <w:t xml:space="preserve">Que prouve un certificat d'économie d'énergie, et à qui ? </w:t>
-      </w:r>
-      <w:r>
-        <w:rPr>
-          <w:rFonts w:ascii="Calibri" w:cs="Calibri" w:eastAsia="Calibri" w:hAnsi="Calibri"/>
-          <w:b/>
-          <w:bCs/>
-          <w:color w:val="56657A"/>
-          <w:sz w:val="28"/>
-          <w:szCs w:val="28"/>
-        </w:rPr>
-        <w:t xml:space="preserve">(station, écran 3)</w:t>
-      </w:r>
-    </w:p>
-    <w:tbl>
-      <w:tblPr>
-        <w:tblW w:type="dxa" w:w="10546"/>
-        <w:tblBorders>
-          <w:top w:val="none"/>
-          <w:left w:val="none"/>
-          <w:bottom w:val="none"/>
-          <w:right w:val="none"/>
-          <w:insideH w:val="none"/>
-          <w:insideV w:val="none"/>
-        </w:tblBorders>
-        <w:tblLayout w:type="fixed"/>
-      </w:tblPr>
-      <w:tblGrid>
-        <w:gridCol w:w="10546"/>
-      </w:tblGrid>
-      <w:tr>
-        <w:trPr>
-          <w:cantSplit/>
-          <w:trHeight w:val="510" w:hRule="exact"/>
-        </w:trPr>
-        <w:tc>
-          <w:tcPr>
-            <w:tcW w:type="dxa" w:w="10546"/>
-            <w:tcBorders>
-              <w:top w:val="none"/>
-              <w:left w:val="none"/>
-              <w:bottom w:val="single" w:color="8FA0B3" w:sz="6"/>
-              <w:right w:val="none"/>
-            </w:tcBorders>
-            <w:tcMar>
-              <w:top w:type="dxa" w:w="30"/>
-              <w:left w:type="dxa" w:w="100"/>
-              <w:bottom w:type="dxa" w:w="30"/>
-              <w:right w:type="dxa" w:w="100"/>
-            </w:tcMar>
-            <w:vAlign w:val="center"/>
-          </w:tcPr>
-          <w:p>
-            <w:pPr>
-              <w:spacing w:after="40" w:line="260"/>
-            </w:pPr>
-            <w:r>
-              <w:rPr>
-                <w:rFonts w:ascii="Calibri" w:cs="Calibri" w:eastAsia="Calibri" w:hAnsi="Calibri"/>
-                <w:color w:val="10233C"/>
-                <w:sz w:val="10"/>
-                <w:szCs w:val="10"/>
-              </w:rPr>
-              <w:t xml:space="preserve"> </w:t>
-            </w:r>
-          </w:p>
-        </w:tc>
-      </w:tr>
-      <w:tr>
-        <w:trPr>
-          <w:cantSplit/>
-          <w:trHeight w:val="510" w:hRule="exact"/>
-        </w:trPr>
-        <w:tc>
-          <w:tcPr>
-            <w:tcW w:type="dxa" w:w="10546"/>
-            <w:tcBorders>
-              <w:top w:val="none"/>
-              <w:left w:val="none"/>
-              <w:bottom w:val="single" w:color="8FA0B3" w:sz="6"/>
-              <w:right w:val="none"/>
-            </w:tcBorders>
-            <w:tcMar>
-              <w:top w:type="dxa" w:w="30"/>
-              <w:left w:type="dxa" w:w="100"/>
-              <w:bottom w:type="dxa" w:w="30"/>
-              <w:right w:type="dxa" w:w="100"/>
-            </w:tcMar>
-            <w:vAlign w:val="center"/>
-          </w:tcPr>
-          <w:p>
-            <w:pPr>
-              <w:spacing w:after="40" w:line="260"/>
-            </w:pPr>
-            <w:r>
-              <w:rPr>
-                <w:rFonts w:ascii="Calibri" w:cs="Calibri" w:eastAsia="Calibri" w:hAnsi="Calibri"/>
-                <w:color w:val="10233C"/>
-                <w:sz w:val="10"/>
-                <w:szCs w:val="10"/>
-              </w:rPr>
-              <w:t xml:space="preserve"> </w:t>
-            </w:r>
-          </w:p>
-        </w:tc>
-      </w:tr>
-    </w:tbl>
-    <w:p>
-      <w:pPr>
-        <w:spacing w:after="20" w:before="60"/>
-      </w:pPr>
-      <w:r>
-        <w:rPr>
-          <w:rFonts w:ascii="Calibri" w:cs="Calibri" w:eastAsia="Calibri" w:hAnsi="Calibri"/>
-          <w:b/>
-          <w:bCs/>
-          <w:color w:val="92400E"/>
-          <w:sz w:val="28"/>
-          <w:szCs w:val="28"/>
-        </w:rPr>
-        <w:t xml:space="preserve">3. </w:t>
-      </w:r>
-      <w:r>
-        <w:rPr>
-          <w:rFonts w:ascii="Calibri" w:cs="Calibri" w:eastAsia="Calibri" w:hAnsi="Calibri"/>
-          <w:color w:val="10233C"/>
-          <w:sz w:val="28"/>
-          <w:szCs w:val="28"/>
-        </w:rPr>
-        <w:t xml:space="preserve">Le responsable demande le montant exact de l'aide : que lui répondez-vous, et pourquoi ? </w:t>
-      </w:r>
-      <w:r>
-        <w:rPr>
-          <w:rFonts w:ascii="Calibri" w:cs="Calibri" w:eastAsia="Calibri" w:hAnsi="Calibri"/>
-          <w:b/>
-          <w:bCs/>
-          <w:color w:val="56657A"/>
-          <w:sz w:val="28"/>
-          <w:szCs w:val="28"/>
-        </w:rPr>
-        <w:t xml:space="preserve">(station, écran 4)</w:t>
-      </w:r>
-    </w:p>
-    <w:tbl>
-      <w:tblPr>
-        <w:tblW w:type="dxa" w:w="10546"/>
-        <w:tblBorders>
-          <w:top w:val="none"/>
-          <w:left w:val="none"/>
-          <w:bottom w:val="none"/>
-          <w:right w:val="none"/>
-          <w:insideH w:val="none"/>
-          <w:insideV w:val="none"/>
-        </w:tblBorders>
-        <w:tblLayout w:type="fixed"/>
-      </w:tblPr>
-      <w:tblGrid>
-        <w:gridCol w:w="10546"/>
-      </w:tblGrid>
-      <w:tr>
-        <w:trPr>
-          <w:cantSplit/>
-          <w:trHeight w:val="510" w:hRule="exact"/>
-        </w:trPr>
-        <w:tc>
-          <w:tcPr>
-            <w:tcW w:type="dxa" w:w="10546"/>
-            <w:tcBorders>
-              <w:top w:val="none"/>
-              <w:left w:val="none"/>
-              <w:bottom w:val="single" w:color="8FA0B3" w:sz="6"/>
-              <w:right w:val="none"/>
-            </w:tcBorders>
-            <w:tcMar>
-              <w:top w:type="dxa" w:w="30"/>
-              <w:left w:type="dxa" w:w="100"/>
-              <w:bottom w:type="dxa" w:w="30"/>
-              <w:right w:type="dxa" w:w="100"/>
-            </w:tcMar>
-            <w:vAlign w:val="center"/>
-          </w:tcPr>
-          <w:p>
-            <w:pPr>
-              <w:spacing w:after="40" w:line="260"/>
-            </w:pPr>
-            <w:r>
-              <w:rPr>
-                <w:rFonts w:ascii="Calibri" w:cs="Calibri" w:eastAsia="Calibri" w:hAnsi="Calibri"/>
-                <w:color w:val="10233C"/>
-                <w:sz w:val="10"/>
-                <w:szCs w:val="10"/>
-              </w:rPr>
-              <w:t xml:space="preserve"> </w:t>
-            </w:r>
-          </w:p>
-        </w:tc>
-      </w:tr>
-      <w:tr>
-        <w:trPr>
-          <w:cantSplit/>
-          <w:trHeight w:val="510" w:hRule="exact"/>
-        </w:trPr>
-        <w:tc>
-          <w:tcPr>
-            <w:tcW w:type="dxa" w:w="10546"/>
-            <w:tcBorders>
-              <w:top w:val="none"/>
-              <w:left w:val="none"/>
-              <w:bottom w:val="single" w:color="8FA0B3" w:sz="6"/>
-              <w:right w:val="none"/>
-            </w:tcBorders>
-            <w:tcMar>
-              <w:top w:type="dxa" w:w="30"/>
-              <w:left w:type="dxa" w:w="100"/>
-              <w:bottom w:type="dxa" w:w="30"/>
-              <w:right w:type="dxa" w:w="100"/>
-            </w:tcMar>
-            <w:vAlign w:val="center"/>
-          </w:tcPr>
-          <w:p>
-            <w:pPr>
-              <w:spacing w:after="40" w:line="260"/>
-            </w:pPr>
-            <w:r>
-              <w:rPr>
-                <w:rFonts w:ascii="Calibri" w:cs="Calibri" w:eastAsia="Calibri" w:hAnsi="Calibri"/>
-                <w:color w:val="10233C"/>
-                <w:sz w:val="10"/>
-                <w:szCs w:val="10"/>
-              </w:rPr>
-              <w:t xml:space="preserve"> </w:t>
-            </w:r>
-          </w:p>
-        </w:tc>
-      </w:tr>
-    </w:tbl>
-    <w:p>
-      <w:pPr>
-        <w:spacing w:after="20" w:before="60"/>
-      </w:pPr>
-      <w:r>
-        <w:rPr>
-          <w:rFonts w:ascii="Calibri" w:cs="Calibri" w:eastAsia="Calibri" w:hAnsi="Calibri"/>
-          <w:b/>
-          <w:bCs/>
-          <w:color w:val="92400E"/>
-          <w:sz w:val="28"/>
-          <w:szCs w:val="28"/>
-        </w:rPr>
-        <w:t xml:space="preserve">4. </w:t>
-      </w:r>
-      <w:r>
-        <w:rPr>
-          <w:rFonts w:ascii="Calibri" w:cs="Calibri" w:eastAsia="Calibri" w:hAnsi="Calibri"/>
-          <w:color w:val="10233C"/>
-          <w:sz w:val="28"/>
-          <w:szCs w:val="28"/>
-        </w:rPr>
-        <w:t xml:space="preserve">Pourquoi la qualification de l'entreprise qui réalise les travaux est-elle un point d'attention ? </w:t>
-      </w:r>
-      <w:r>
-        <w:rPr>
-          <w:rFonts w:ascii="Calibri" w:cs="Calibri" w:eastAsia="Calibri" w:hAnsi="Calibri"/>
-          <w:b/>
-          <w:bCs/>
-          <w:color w:val="56657A"/>
-          <w:sz w:val="28"/>
-          <w:szCs w:val="28"/>
-        </w:rPr>
-        <w:t xml:space="preserve">(station, écran 6)</w:t>
-      </w:r>
-    </w:p>
-    <w:tbl>
-      <w:tblPr>
-        <w:tblW w:type="dxa" w:w="10546"/>
-        <w:tblBorders>
-          <w:top w:val="none"/>
-          <w:left w:val="none"/>
-          <w:bottom w:val="none"/>
-          <w:right w:val="none"/>
-          <w:insideH w:val="none"/>
-          <w:insideV w:val="none"/>
-        </w:tblBorders>
-        <w:tblLayout w:type="fixed"/>
-      </w:tblPr>
-      <w:tblGrid>
-        <w:gridCol w:w="10546"/>
-      </w:tblGrid>
-      <w:tr>
-        <w:trPr>
-          <w:cantSplit/>
-          <w:trHeight w:val="510" w:hRule="exact"/>
-        </w:trPr>
-        <w:tc>
-          <w:tcPr>
-            <w:tcW w:type="dxa" w:w="10546"/>
-            <w:tcBorders>
-              <w:top w:val="none"/>
-              <w:left w:val="none"/>
-              <w:bottom w:val="single" w:color="8FA0B3" w:sz="6"/>
-              <w:right w:val="none"/>
-            </w:tcBorders>
-            <w:tcMar>
-              <w:top w:type="dxa" w:w="30"/>
-              <w:left w:type="dxa" w:w="100"/>
-              <w:bottom w:type="dxa" w:w="30"/>
-              <w:right w:type="dxa" w:w="100"/>
-            </w:tcMar>
-            <w:vAlign w:val="center"/>
-          </w:tcPr>
-          <w:p>
-            <w:pPr>
-              <w:spacing w:after="40" w:line="260"/>
-            </w:pPr>
-            <w:r>
-              <w:rPr>
-                <w:rFonts w:ascii="Calibri" w:cs="Calibri" w:eastAsia="Calibri" w:hAnsi="Calibri"/>
-                <w:color w:val="10233C"/>
-                <w:sz w:val="10"/>
-                <w:szCs w:val="10"/>
-              </w:rPr>
-              <w:t xml:space="preserve"> </w:t>
-            </w:r>
-          </w:p>
-        </w:tc>
-      </w:tr>
-      <w:tr>
-        <w:trPr>
-          <w:cantSplit/>
-          <w:trHeight w:val="510" w:hRule="exact"/>
-        </w:trPr>
-        <w:tc>
-          <w:tcPr>
-            <w:tcW w:type="dxa" w:w="10546"/>
-            <w:tcBorders>
-              <w:top w:val="none"/>
-              <w:left w:val="none"/>
-              <w:bottom w:val="single" w:color="8FA0B3" w:sz="6"/>
-              <w:right w:val="none"/>
-            </w:tcBorders>
-            <w:tcMar>
-              <w:top w:type="dxa" w:w="30"/>
-              <w:left w:type="dxa" w:w="100"/>
-              <w:bottom w:type="dxa" w:w="30"/>
-              <w:right w:type="dxa" w:w="100"/>
-            </w:tcMar>
-            <w:vAlign w:val="center"/>
-          </w:tcPr>
-          <w:p>
-            <w:pPr>
-              <w:spacing w:after="40" w:line="260"/>
-            </w:pPr>
-            <w:r>
-              <w:rPr>
-                <w:rFonts w:ascii="Calibri" w:cs="Calibri" w:eastAsia="Calibri" w:hAnsi="Calibri"/>
-                <w:color w:val="10233C"/>
-                <w:sz w:val="10"/>
-                <w:szCs w:val="10"/>
-              </w:rPr>
-              <w:t xml:space="preserve"> </w:t>
-            </w:r>
-          </w:p>
-        </w:tc>
-      </w:tr>
-    </w:tbl>
-    <w:tbl>
-      <w:tblPr>
-        <w:tblW w:type="dxa" w:w="10546"/>
-        <w:tblBorders>
-          <w:top w:val="single" w:color="auto" w:sz="4"/>
-          <w:left w:val="single" w:color="auto" w:sz="4"/>
-          <w:bottom w:val="single" w:color="auto" w:sz="4"/>
-          <w:right w:val="single" w:color="auto" w:sz="4"/>
-          <w:insideH w:val="single" w:color="auto" w:sz="4"/>
-          <w:insideV w:val="single" w:color="auto" w:sz="4"/>
-        </w:tblBorders>
-        <w:tblLayout w:type="fixed"/>
-      </w:tblPr>
-      <w:tblGrid>
-        <w:gridCol w:w="10546"/>
-      </w:tblGrid>
-      <w:tr>
-        <w:trPr>
-          <w:cantSplit/>
-        </w:trPr>
-        <w:tc>
-          <w:tcPr>
-            <w:tcW w:type="dxa" w:w="10546"/>
-            <w:tcBorders>
-              <w:top w:val="single" w:color="92400E" w:sz="8"/>
-              <w:left w:val="single" w:color="92400E" w:sz="8"/>
-              <w:bottom w:val="single" w:color="92400E" w:sz="8"/>
-              <w:right w:val="single" w:color="92400E" w:sz="8"/>
-            </w:tcBorders>
-            <w:tcMar>
-              <w:top w:type="dxa" w:w="30"/>
-              <w:left w:type="dxa" w:w="100"/>
-              <w:bottom w:type="dxa" w:w="30"/>
-              <w:right w:type="dxa" w:w="100"/>
-            </w:tcMar>
-            <w:vAlign w:val="top"/>
-          </w:tcPr>
-          <w:p>
-            <w:pPr>
-              <w:spacing w:after="40" w:line="260"/>
-            </w:pPr>
-            <w:r>
-              <w:rPr>
-                <w:rFonts w:ascii="Calibri" w:cs="Calibri" w:eastAsia="Calibri" w:hAnsi="Calibri"/>
-                <w:b/>
-                <w:bCs/>
-                <w:color w:val="FFFFFF"/>
-                <w:sz w:val="28"/>
-                <w:szCs w:val="28"/>
-                <w:shd w:fill="92400E" w:val="clear"/>
-              </w:rPr>
-              <w:t xml:space="preserve"> Défi · Classer </w:t>
-            </w:r>
-          </w:p>
-          <w:p>
-            <w:pPr>
-              <w:spacing w:after="40" w:line="260"/>
-            </w:pPr>
-            <w:r>
-              <w:rPr>
-                <w:rFonts w:ascii="Calibri" w:cs="Calibri" w:eastAsia="Calibri" w:hAnsi="Calibri"/>
-                <w:color w:val="10233C"/>
-                <w:sz w:val="28"/>
-                <w:szCs w:val="28"/>
-              </w:rPr>
-              <w:t xml:space="preserve">Remettez dans le bon ordre ces quatre étapes d'un dossier d'aide, de la première à la dernière (5 minutes).</w:t>
-            </w:r>
-          </w:p>
-          <w:p>
-            <w:pPr>
-              <w:spacing w:after="20"/>
-              <w:ind w:left="200"/>
-            </w:pPr>
-            <w:r>
-              <w:rPr>
-                <w:rFonts w:ascii="Segoe UI Symbol" w:cs="Segoe UI Symbol" w:eastAsia="Segoe UI Symbol" w:hAnsi="Segoe UI Symbol"/>
-                <w:color w:val="10233C"/>
-                <w:sz w:val="28"/>
-                <w:szCs w:val="28"/>
-              </w:rPr>
-              <w:t xml:space="preserve">☐  </w:t>
-            </w:r>
-            <w:r>
-              <w:rPr>
-                <w:rFonts w:ascii="Calibri" w:cs="Calibri" w:eastAsia="Calibri" w:hAnsi="Calibri"/>
-                <w:color w:val="10233C"/>
-                <w:sz w:val="28"/>
-                <w:szCs w:val="28"/>
-              </w:rPr>
-              <w:t xml:space="preserve">Démarrer le chantier</w:t>
-            </w:r>
-          </w:p>
-          <w:p>
-            <w:pPr>
-              <w:spacing w:after="20"/>
-              <w:ind w:left="200"/>
-            </w:pPr>
-            <w:r>
-              <w:rPr>
-                <w:rFonts w:ascii="Segoe UI Symbol" w:cs="Segoe UI Symbol" w:eastAsia="Segoe UI Symbol" w:hAnsi="Segoe UI Symbol"/>
-                <w:color w:val="10233C"/>
-                <w:sz w:val="28"/>
-                <w:szCs w:val="28"/>
-              </w:rPr>
-              <w:t xml:space="preserve">☐  </w:t>
-            </w:r>
-            <w:r>
-              <w:rPr>
-                <w:rFonts w:ascii="Calibri" w:cs="Calibri" w:eastAsia="Calibri" w:hAnsi="Calibri"/>
-                <w:color w:val="10233C"/>
-                <w:sz w:val="28"/>
-                <w:szCs w:val="28"/>
-              </w:rPr>
-              <w:t xml:space="preserve">Établir le devis</w:t>
-            </w:r>
-          </w:p>
-          <w:p>
-            <w:pPr>
-              <w:spacing w:after="20"/>
-              <w:ind w:left="200"/>
-            </w:pPr>
-            <w:r>
-              <w:rPr>
-                <w:rFonts w:ascii="Segoe UI Symbol" w:cs="Segoe UI Symbol" w:eastAsia="Segoe UI Symbol" w:hAnsi="Segoe UI Symbol"/>
-                <w:color w:val="10233C"/>
-                <w:sz w:val="28"/>
-                <w:szCs w:val="28"/>
-              </w:rPr>
-              <w:t xml:space="preserve">☐  </w:t>
-            </w:r>
-            <w:r>
-              <w:rPr>
-                <w:rFonts w:ascii="Calibri" w:cs="Calibri" w:eastAsia="Calibri" w:hAnsi="Calibri"/>
-                <w:color w:val="10233C"/>
-                <w:sz w:val="28"/>
-                <w:szCs w:val="28"/>
-              </w:rPr>
-              <w:t xml:space="preserve">Informer le client de l'ordre des étapes dès le premier rendez-vous</w:t>
-            </w:r>
-          </w:p>
-          <w:p>
-            <w:pPr>
-              <w:spacing w:after="20"/>
-              <w:ind w:left="200"/>
-            </w:pPr>
-            <w:r>
-              <w:rPr>
-                <w:rFonts w:ascii="Segoe UI Symbol" w:cs="Segoe UI Symbol" w:eastAsia="Segoe UI Symbol" w:hAnsi="Segoe UI Symbol"/>
-                <w:color w:val="10233C"/>
-                <w:sz w:val="28"/>
-                <w:szCs w:val="28"/>
-              </w:rPr>
-              <w:t xml:space="preserve">☐  </w:t>
-            </w:r>
-            <w:r>
-              <w:rPr>
-                <w:rFonts w:ascii="Calibri" w:cs="Calibri" w:eastAsia="Calibri" w:hAnsi="Calibri"/>
-                <w:color w:val="10233C"/>
-                <w:sz w:val="28"/>
-                <w:szCs w:val="28"/>
-              </w:rPr>
-              <w:t xml:space="preserve">Faire valider l'aide</w:t>
-            </w:r>
-          </w:p>
-          <w:tbl>
-            <w:tblPr>
-              <w:tblW w:type="dxa" w:w="10546"/>
-              <w:tblBorders>
-                <w:top w:val="none"/>
-                <w:left w:val="none"/>
-                <w:bottom w:val="none"/>
-                <w:right w:val="none"/>
-                <w:insideH w:val="none"/>
-                <w:insideV w:val="none"/>
-              </w:tblBorders>
-              <w:tblLayout w:type="fixed"/>
-            </w:tblPr>
-            <w:tblGrid>
-              <w:gridCol w:w="10546"/>
-            </w:tblGrid>
-            <w:tr>
-              <w:trPr>
-                <w:cantSplit/>
-                <w:trHeight w:val="510" w:hRule="exact"/>
-              </w:trPr>
-              <w:tc>
-                <w:tcPr>
-                  <w:tcW w:type="dxa" w:w="10546"/>
-                  <w:tcBorders>
-                    <w:top w:val="none"/>
-                    <w:left w:val="none"/>
-                    <w:bottom w:val="single" w:color="92400E" w:sz="6"/>
-                    <w:right w:val="none"/>
-                  </w:tcBorders>
-                  <w:tcMar>
-                    <w:top w:type="dxa" w:w="30"/>
-                    <w:left w:type="dxa" w:w="100"/>
-                    <w:bottom w:type="dxa" w:w="30"/>
-                    <w:right w:type="dxa" w:w="100"/>
-                  </w:tcMar>
-                  <w:vAlign w:val="center"/>
-                </w:tcPr>
-                <w:p>
-                  <w:pPr>
-                    <w:spacing w:after="40" w:line="260"/>
-                  </w:pPr>
-                  <w:r>
-                    <w:rPr>
-                      <w:rFonts w:ascii="Calibri" w:cs="Calibri" w:eastAsia="Calibri" w:hAnsi="Calibri"/>
-                      <w:color w:val="10233C"/>
-                      <w:sz w:val="10"/>
-                      <w:szCs w:val="10"/>
-                    </w:rPr>
-                    <w:t xml:space="preserve"> </w:t>
-                  </w:r>
-                </w:p>
-              </w:tc>
-            </w:tr>
-            <w:tr>
-              <w:trPr>
-                <w:cantSplit/>
-                <w:trHeight w:val="510" w:hRule="exact"/>
-              </w:trPr>
-              <w:tc>
-                <w:tcPr>
-                  <w:tcW w:type="dxa" w:w="10546"/>
-                  <w:tcBorders>
-                    <w:top w:val="none"/>
-                    <w:left w:val="none"/>
-                    <w:bottom w:val="single" w:color="92400E" w:sz="6"/>
-                    <w:right w:val="none"/>
-                  </w:tcBorders>
-                  <w:tcMar>
-                    <w:top w:type="dxa" w:w="30"/>
-                    <w:left w:type="dxa" w:w="100"/>
-                    <w:bottom w:type="dxa" w:w="30"/>
-                    <w:right w:type="dxa" w:w="100"/>
-                  </w:tcMar>
-                  <w:vAlign w:val="center"/>
-                </w:tcPr>
-                <w:p>
-                  <w:pPr>
-                    <w:spacing w:after="40" w:line="260"/>
-                  </w:pPr>
-                  <w:r>
-                    <w:rPr>
-                      <w:rFonts w:ascii="Calibri" w:cs="Calibri" w:eastAsia="Calibri" w:hAnsi="Calibri"/>
-                      <w:color w:val="10233C"/>
-                      <w:sz w:val="10"/>
-                      <w:szCs w:val="10"/>
-                    </w:rPr>
-                    <w:t xml:space="preserve"> </w:t>
-                  </w:r>
-                </w:p>
-              </w:tc>
-            </w:tr>
-            <w:tr>
-              <w:trPr>
-                <w:cantSplit/>
-                <w:trHeight w:val="510" w:hRule="exact"/>
-              </w:trPr>
-              <w:tc>
-                <w:tcPr>
-                  <w:tcW w:type="dxa" w:w="10546"/>
-                  <w:tcBorders>
-                    <w:top w:val="none"/>
-                    <w:left w:val="none"/>
-                    <w:bottom w:val="single" w:color="92400E" w:sz="6"/>
-                    <w:right w:val="none"/>
-                  </w:tcBorders>
-                  <w:tcMar>
-                    <w:top w:type="dxa" w:w="30"/>
-                    <w:left w:type="dxa" w:w="100"/>
-                    <w:bottom w:type="dxa" w:w="30"/>
-                    <w:right w:type="dxa" w:w="100"/>
-                  </w:tcMar>
-                  <w:vAlign w:val="center"/>
-                </w:tcPr>
-                <w:p>
-                  <w:pPr>
-                    <w:spacing w:after="40" w:line="260"/>
-                  </w:pPr>
-                  <w:r>
-                    <w:rPr>
-                      <w:rFonts w:ascii="Calibri" w:cs="Calibri" w:eastAsia="Calibri" w:hAnsi="Calibri"/>
-                      <w:color w:val="10233C"/>
-                      <w:sz w:val="10"/>
-                      <w:szCs w:val="10"/>
-                    </w:rPr>
-                    <w:t xml:space="preserve"> </w:t>
-                  </w:r>
-                </w:p>
-              </w:tc>
-            </w:tr>
-          </w:tbl>
-          <w:p/>
-        </w:tc>
-      </w:tr>
-    </w:tbl>
-    <w:p>
-      <w:pPr>
-        <w:sectPr>
           <w:footerReference w:type="default" r:id="rId19"/>
           <w:pgSz w:w="11906" w:h="16838" w:orient="portrait"/>
           <w:pgMar w:top="624" w:right="680" w:bottom="1191" w:left="680" w:header="708" w:footer="284" w:gutter="0"/>
@@ -12255,7 +12293,7 @@
           <w:sz w:val="28"/>
           <w:szCs w:val="28"/>
         </w:rPr>
-        <w:t xml:space="preserve">Ma pièce : je la prépare ici, puis je la rends</w:t>
+        <w:t xml:space="preserve">Ma pièce : brouillon ici, feuille jointe si nécessaire</w:t>
       </w:r>
     </w:p>
     <w:tbl>
@@ -12554,7 +12592,7 @@
                           </pic:cNvPicPr>
                         </pic:nvPicPr>
                         <pic:blipFill>
-                          <a:blip r:embed="rId40" cstate="none"/>
+                          <a:blip r:embed="rId42" cstate="none"/>
                           <a:srcRect/>
                           <a:stretch>
                             <a:fillRect/>
@@ -12858,7 +12896,7 @@
           <w:sz w:val="28"/>
           <w:szCs w:val="28"/>
         </w:rPr>
-        <w:t xml:space="preserve">(station, écran 2)</w:t>
+        <w:t xml:space="preserve">(source à retrouver)</w:t>
       </w:r>
     </w:p>
     <w:tbl>
@@ -12987,7 +13025,7 @@
           <w:sz w:val="28"/>
           <w:szCs w:val="28"/>
         </w:rPr>
-        <w:t xml:space="preserve">(station, écran 3)</w:t>
+        <w:t xml:space="preserve">(source à retrouver)</w:t>
       </w:r>
     </w:p>
     <w:tbl>
@@ -13116,7 +13154,7 @@
           <w:sz w:val="28"/>
           <w:szCs w:val="28"/>
         </w:rPr>
-        <w:t xml:space="preserve">(station, écran 5)</w:t>
+        <w:t xml:space="preserve">(source à retrouver)</w:t>
       </w:r>
     </w:p>
     <w:tbl>
@@ -13245,7 +13283,7 @@
           <w:sz w:val="28"/>
           <w:szCs w:val="28"/>
         </w:rPr>
-        <w:t xml:space="preserve">(station, écran 6)</w:t>
+        <w:t xml:space="preserve">(source à retrouver)</w:t>
       </w:r>
     </w:p>
     <w:tbl>
@@ -13910,7 +13948,7 @@
           <w:sz w:val="28"/>
           <w:szCs w:val="28"/>
         </w:rPr>
-        <w:t xml:space="preserve">Ma pièce : je la prépare ici, puis je la rends</w:t>
+        <w:t xml:space="preserve">Ma pièce : brouillon ici, feuille jointe si nécessaire</w:t>
       </w:r>
     </w:p>
     <w:tbl>
@@ -14171,7 +14209,7 @@
                           </pic:cNvPicPr>
                         </pic:nvPicPr>
                         <pic:blipFill>
-                          <a:blip r:embed="rId41" cstate="none"/>
+                          <a:blip r:embed="rId43" cstate="none"/>
                           <a:srcRect/>
                           <a:stretch>
                             <a:fillRect/>
@@ -14475,7 +14513,7 @@
           <w:sz w:val="28"/>
           <w:szCs w:val="28"/>
         </w:rPr>
-        <w:t xml:space="preserve">(station, écran 2)</w:t>
+        <w:t xml:space="preserve">(source à retrouver)</w:t>
       </w:r>
     </w:p>
     <w:tbl>
@@ -14604,7 +14642,7 @@
           <w:sz w:val="28"/>
           <w:szCs w:val="28"/>
         </w:rPr>
-        <w:t xml:space="preserve">(station, écran 4)</w:t>
+        <w:t xml:space="preserve">(source à retrouver)</w:t>
       </w:r>
     </w:p>
     <w:tbl>
@@ -14733,7 +14771,7 @@
           <w:sz w:val="28"/>
           <w:szCs w:val="28"/>
         </w:rPr>
-        <w:t xml:space="preserve">(station, écran 5)</w:t>
+        <w:t xml:space="preserve">(source à retrouver)</w:t>
       </w:r>
     </w:p>
     <w:tbl>
@@ -14862,7 +14900,7 @@
           <w:sz w:val="28"/>
           <w:szCs w:val="28"/>
         </w:rPr>
-        <w:t xml:space="preserve">(station, écran 7)</w:t>
+        <w:t xml:space="preserve">(source à retrouver)</w:t>
       </w:r>
     </w:p>
     <w:tbl>
@@ -15512,7 +15550,7 @@
           <w:sz w:val="28"/>
           <w:szCs w:val="28"/>
         </w:rPr>
-        <w:t xml:space="preserve">Ma pièce : je la prépare ici, puis je la rends</w:t>
+        <w:t xml:space="preserve">Ma pièce : brouillon ici, feuille jointe si nécessaire</w:t>
       </w:r>
     </w:p>
     <w:tbl>
@@ -15887,7 +15925,7 @@
                           </pic:cNvPicPr>
                         </pic:nvPicPr>
                         <pic:blipFill>
-                          <a:blip r:embed="rId42" cstate="none"/>
+                          <a:blip r:embed="rId44" cstate="none"/>
                           <a:srcRect/>
                           <a:stretch>
                             <a:fillRect/>
@@ -16191,7 +16229,7 @@
           <w:sz w:val="28"/>
           <w:szCs w:val="28"/>
         </w:rPr>
-        <w:t xml:space="preserve">(station, écran 5)</w:t>
+        <w:t xml:space="preserve">(source à retrouver)</w:t>
       </w:r>
     </w:p>
     <w:tbl>
@@ -16320,7 +16358,7 @@
           <w:sz w:val="28"/>
           <w:szCs w:val="28"/>
         </w:rPr>
-        <w:t xml:space="preserve">(station, écran 4)</w:t>
+        <w:t xml:space="preserve">(source à retrouver)</w:t>
       </w:r>
     </w:p>
     <w:tbl>
@@ -16449,7 +16487,7 @@
           <w:sz w:val="28"/>
           <w:szCs w:val="28"/>
         </w:rPr>
-        <w:t xml:space="preserve">(station, écran 6)</w:t>
+        <w:t xml:space="preserve">(source à retrouver)</w:t>
       </w:r>
     </w:p>
     <w:tbl>
@@ -16578,7 +16616,7 @@
           <w:sz w:val="28"/>
           <w:szCs w:val="28"/>
         </w:rPr>
-        <w:t xml:space="preserve">(station, écran 8)</w:t>
+        <w:t xml:space="preserve">(source à retrouver)</w:t>
       </w:r>
     </w:p>
     <w:tbl>
@@ -17209,7 +17247,7 @@
                 <w:sz w:val="28"/>
                 <w:szCs w:val="28"/>
               </w:rPr>
-              <w:t xml:space="preserve">Le bureau d'études a retenu une pompe à chaleur air-eau. Deux emplacements sont possibles : dans l'angle de la courette, contre deux murs, à quelques mètres de la fenêtre de chambre du voisin ; ou le long du mur du jardin, plus loin de cette fenêtre, en terrain dégagé. Le client craint un litige : la rue est très calme la nuit. Votre responsable vous demande d'éclairer le choix avant que l'installateur ne commande le socle.</w:t>
+              <w:t xml:space="preserve">Cas pédagogique fictif. Reprenez les données du défi : Lw = 60 dB(A) en fonctionnement étudié, bruit résiduel nocturne = 25 dB(A). Position A : angle de deux murs, fenêtre du voisin à 4 m. Position B : sol dégagé, fenêtre à 8 m. Aucun obstacle acoustique supplémentaire n’est modélisé. Comparez les deux implantations avant de conseiller le client.</w:t>
             </w:r>
           </w:p>
         </w:tc>
@@ -17279,7 +17317,7 @@
                 <w:sz w:val="28"/>
                 <w:szCs w:val="28"/>
               </w:rPr>
-              <w:t xml:space="preserve">Une note d'une page au client : la puissance acoustique lue sur la fiche du fabricant (avec le mode auquel elle se rapporte), le niveau estimé devant la fenêtre du voisin pour chacun des deux emplacements (calcul montré), l'émergence de nuit pour un bruit résiduel supposé, la recommandation, puis la liste des formalités à vérifier : mairie et PLU, copropriété s'il y en a une, information du voisin.</w:t>
+              <w:t xml:space="preserve">Une note d’une page : hypothèses de ce cas fictif, Lp et émergence estimés en A et B avec les formules du défi, recommandation et limites de l’estimation, puis formalités à vérifier. Ces données ne sont pas une fiche fabricant. Pour un chantier réel, joindre plan coté, fiche acoustique et mesures du bruit résiduel.</w:t>
             </w:r>
           </w:p>
         </w:tc>
@@ -17303,7 +17341,7 @@
           <w:sz w:val="28"/>
           <w:szCs w:val="28"/>
         </w:rPr>
-        <w:t xml:space="preserve">Ma pièce : je la prépare ici, puis je la rends</w:t>
+        <w:t xml:space="preserve">Ma pièce : brouillon ici, feuille jointe si nécessaire</w:t>
       </w:r>
     </w:p>
     <w:tbl>
@@ -17322,6 +17360,44 @@
       <w:tblGrid>
         <w:gridCol w:w="10546"/>
       </w:tblGrid>
+      <w:tr>
+        <w:trPr>
+          <w:cantSplit/>
+          <w:trHeight w:val="510" w:hRule="exact"/>
+        </w:trPr>
+        <w:tc>
+          <w:tcPr>
+            <w:tcW w:type="dxa" w:w="10546"/>
+            <w:tcBorders>
+              <w:top w:val="none"/>
+              <w:left w:val="none"/>
+              <w:bottom w:val="single" w:color="8FA0B3" w:sz="6"/>
+              <w:right w:val="none"/>
+            </w:tcBorders>
+            <w:tcMar>
+              <w:top w:type="dxa" w:w="30"/>
+              <w:left w:type="dxa" w:w="100"/>
+              <w:bottom w:type="dxa" w:w="30"/>
+              <w:right w:type="dxa" w:w="100"/>
+            </w:tcMar>
+            <w:vAlign w:val="center"/>
+          </w:tcPr>
+          <w:p>
+            <w:pPr>
+              <w:spacing w:after="40" w:line="260"/>
+            </w:pPr>
+            <w:r>
+              <w:rPr>
+                <w:rFonts w:ascii="Calibri" w:cs="Calibri" w:eastAsia="Calibri" w:hAnsi="Calibri"/>
+                <w:color w:val="10233C"/>
+                <w:sz w:val="10"/>
+                <w:szCs w:val="10"/>
+              </w:rPr>
+              <w:t xml:space="preserve"> </w:t>
+            </w:r>
+          </w:p>
+        </w:tc>
+      </w:tr>
       <w:tr>
         <w:trPr>
           <w:cantSplit/>
@@ -17602,7 +17678,7 @@
                           </pic:cNvPicPr>
                         </pic:nvPicPr>
                         <pic:blipFill>
-                          <a:blip r:embed="rId43" cstate="none"/>
+                          <a:blip r:embed="rId45" cstate="none"/>
                           <a:srcRect/>
                           <a:stretch>
                             <a:fillRect/>
@@ -17906,7 +17982,7 @@
           <w:sz w:val="28"/>
           <w:szCs w:val="28"/>
         </w:rPr>
-        <w:t xml:space="preserve">(station, écran 2)</w:t>
+        <w:t xml:space="preserve">(source à retrouver)</w:t>
       </w:r>
     </w:p>
     <w:tbl>
@@ -18024,7 +18100,7 @@
           <w:sz w:val="28"/>
           <w:szCs w:val="28"/>
         </w:rPr>
-        <w:t xml:space="preserve">Par rapport à une machine posée au sol, de combien le niveau reçu augmente-t-il contre un mur, dans un angle, dans une cour intérieure ? Que gagne-t-on à sortir la machine de l'angle ? </w:t>
+        <w:t xml:space="preserve">Quels écarts la fiche AFPAC donne-t-elle pour un mur, un angle et une cour ? Quel gain entre l’angle et le sol dégagé à distance égale ? </w:t>
       </w:r>
       <w:r>
         <w:rPr>
@@ -18035,7 +18111,7 @@
           <w:sz w:val="28"/>
           <w:szCs w:val="28"/>
         </w:rPr>
-        <w:t xml:space="preserve">(station, écran 4)</w:t>
+        <w:t xml:space="preserve">(source à retrouver)</w:t>
       </w:r>
     </w:p>
     <w:tbl>
@@ -18164,7 +18240,7 @@
           <w:sz w:val="28"/>
           <w:szCs w:val="28"/>
         </w:rPr>
-        <w:t xml:space="preserve">(station, écran 5)</w:t>
+        <w:t xml:space="preserve">(source à retrouver)</w:t>
       </w:r>
     </w:p>
     <w:tbl>
@@ -18293,7 +18369,7 @@
           <w:sz w:val="28"/>
           <w:szCs w:val="28"/>
         </w:rPr>
-        <w:t xml:space="preserve">(station, écran 7)</w:t>
+        <w:t xml:space="preserve">(source à retrouver)</w:t>
       </w:r>
     </w:p>
     <w:tbl>
@@ -18973,7 +19049,7 @@
           <w:sz w:val="28"/>
           <w:szCs w:val="28"/>
         </w:rPr>
-        <w:t xml:space="preserve">Ma pièce : je la prépare ici, puis je la rends</w:t>
+        <w:t xml:space="preserve">Ma pièce : brouillon ici, feuille jointe si nécessaire</w:t>
       </w:r>
     </w:p>
     <w:tbl>
@@ -19272,7 +19348,7 @@
                           </pic:cNvPicPr>
                         </pic:nvPicPr>
                         <pic:blipFill>
-                          <a:blip r:embed="rId44" cstate="none"/>
+                          <a:blip r:embed="rId46" cstate="none"/>
                           <a:srcRect/>
                           <a:stretch>
                             <a:fillRect/>
@@ -19576,7 +19652,7 @@
           <w:sz w:val="28"/>
           <w:szCs w:val="28"/>
         </w:rPr>
-        <w:t xml:space="preserve">(station, écran 1)</w:t>
+        <w:t xml:space="preserve">(source à retrouver)</w:t>
       </w:r>
     </w:p>
     <w:tbl>
@@ -19705,7 +19781,7 @@
           <w:sz w:val="28"/>
           <w:szCs w:val="28"/>
         </w:rPr>
-        <w:t xml:space="preserve">(station, écran 2)</w:t>
+        <w:t xml:space="preserve">(source à retrouver)</w:t>
       </w:r>
     </w:p>
     <w:tbl>
@@ -19834,7 +19910,7 @@
           <w:sz w:val="28"/>
           <w:szCs w:val="28"/>
         </w:rPr>
-        <w:t xml:space="preserve">(station, écran 5)</w:t>
+        <w:t xml:space="preserve">(source à retrouver)</w:t>
       </w:r>
     </w:p>
     <w:tbl>
@@ -19963,7 +20039,7 @@
           <w:sz w:val="28"/>
           <w:szCs w:val="28"/>
         </w:rPr>
-        <w:t xml:space="preserve">(station, écran 6)</w:t>
+        <w:t xml:space="preserve">(source à retrouver)</w:t>
       </w:r>
     </w:p>
     <w:tbl>
@@ -21982,8 +22058,412 @@
         </w:tc>
       </w:tr>
     </w:tbl>
+    <w:p>
+      <w:pPr>
+        <w:sectPr>
+          <w:footerReference w:type="default" r:id="rId31"/>
+          <w:pgSz w:w="11906" w:h="16838" w:orient="portrait"/>
+          <w:pgMar w:top="624" w:right="680" w:bottom="1191" w:left="680" w:header="708" w:footer="284" w:gutter="0"/>
+          <w:pgNumType/>
+          <w:docGrid w:linePitch="360"/>
+        </w:sectPr>
+      </w:pPr>
+    </w:p>
+    <w:p>
+      <w:pPr>
+        <w:spacing w:after="100"/>
+      </w:pPr>
+      <w:r>
+        <w:rPr>
+          <w:rFonts w:ascii="Trebuchet MS" w:cs="Trebuchet MS" w:eastAsia="Trebuchet MS" w:hAnsi="Trebuchet MS"/>
+          <w:b/>
+          <w:bCs/>
+          <w:color w:val="1B3A63"/>
+          <w:sz w:val="44"/>
+          <w:szCs w:val="44"/>
+        </w:rPr>
+        <w:t xml:space="preserve">Du cours à une décision professionnelle</w:t>
+      </w:r>
+    </w:p>
+    <w:p>
+      <w:pPr>
+        <w:spacing w:after="40" w:line="260"/>
+      </w:pPr>
+      <w:r>
+        <w:rPr>
+          <w:rFonts w:ascii="Calibri" w:cs="Calibri" w:eastAsia="Calibri" w:hAnsi="Calibri"/>
+          <w:b/>
+          <w:bCs/>
+          <w:color w:val="1B3A63"/>
+          <w:sz w:val="28"/>
+          <w:szCs w:val="28"/>
+        </w:rPr>
+        <w:t xml:space="preserve">D’où vient la situation ?</w:t>
+      </w:r>
+    </w:p>
+    <w:p>
+      <w:pPr>
+        <w:spacing w:after="40" w:line="260"/>
+      </w:pPr>
+      <w:r>
+        <w:rPr>
+          <w:rFonts w:ascii="Calibri" w:cs="Calibri" w:eastAsia="Calibri" w:hAnsi="Calibri"/>
+          <w:color w:val="10233C"/>
+          <w:sz w:val="28"/>
+          <w:szCs w:val="28"/>
+        </w:rPr>
+        <w:t xml:space="preserve">Le carnet fournit une commande fictive. Le QR ouvre le cours associé. Une mission peut rester une analyse qualitative. Si elle demande une fiche machine, un plan, un CCTP ou un relevé absent, le formateur le fournit avant l’activité, ou fait identifier les informations manquantes. On n’invente pas une donnée réelle.</w:t>
+      </w:r>
+    </w:p>
+    <w:p>
+      <w:pPr>
+        <w:spacing w:after="0" w:before="0" w:line="113" w:lineRule="exact"/>
+      </w:pPr>
+    </w:p>
+    <w:p>
+      <w:pPr>
+        <w:spacing w:after="40" w:line="260"/>
+      </w:pPr>
+      <w:r>
+        <w:rPr>
+          <w:rFonts w:ascii="Calibri" w:cs="Calibri" w:eastAsia="Calibri" w:hAnsi="Calibri"/>
+          <w:b/>
+          <w:bCs/>
+          <w:color w:val="1B3A63"/>
+          <w:sz w:val="28"/>
+          <w:szCs w:val="28"/>
+        </w:rPr>
+        <w:t xml:space="preserve">Avec un sujet de BTS ou un chantier d’alternant</w:t>
+      </w:r>
+    </w:p>
+    <w:p>
+      <w:pPr>
+        <w:spacing w:after="40" w:line="260"/>
+      </w:pPr>
+      <w:r>
+        <w:rPr>
+          <w:rFonts w:ascii="Calibri" w:cs="Calibri" w:eastAsia="Calibri" w:hAnsi="Calibri"/>
+          <w:color w:val="10233C"/>
+          <w:sz w:val="28"/>
+          <w:szCs w:val="28"/>
+        </w:rPr>
+        <w:t xml:space="preserve">Conserver l’objectif de la mission et joindre les seules annexes utiles, avec leur origine et leur date. Pour une entreprise : autorisation, anonymisation et retrait des données sensibles. Pour un sujet de BTS : vérifier l’adéquation au TP TECVC. Un corrigé ne fait pas partie du dossier élève.</w:t>
+      </w:r>
+    </w:p>
+    <w:p>
+      <w:pPr>
+        <w:spacing w:after="0" w:before="0" w:line="113" w:lineRule="exact"/>
+      </w:pPr>
+    </w:p>
+    <w:p>
+      <w:pPr>
+        <w:spacing w:after="40" w:line="260"/>
+      </w:pPr>
+      <w:r>
+        <w:rPr>
+          <w:rFonts w:ascii="Calibri" w:cs="Calibri" w:eastAsia="Calibri" w:hAnsi="Calibri"/>
+          <w:b/>
+          <w:bCs/>
+          <w:color w:val="1B3A63"/>
+          <w:sz w:val="28"/>
+          <w:szCs w:val="28"/>
+        </w:rPr>
+        <w:t xml:space="preserve">Une aide qui diminue</w:t>
+      </w:r>
+    </w:p>
+    <w:p>
+      <w:pPr>
+        <w:spacing w:after="40" w:line="260"/>
+      </w:pPr>
+      <w:r>
+        <w:rPr>
+          <w:rFonts w:ascii="Calibri" w:cs="Calibri" w:eastAsia="Calibri" w:hAnsi="Calibri"/>
+          <w:color w:val="10233C"/>
+          <w:sz w:val="28"/>
+          <w:szCs w:val="28"/>
+        </w:rPr>
+        <w:t xml:space="preserve">P1–P2 : les questions indiquent l’écran utile. P3–P5 : chercher soi-même dans le cours ; demander l’indice au professeur si nécessaire. Terminer chaque mission par une justification individuelle, sans le cours, puis expliquer ce qui changerait si une donnée du cas changeait.</w:t>
+      </w:r>
+    </w:p>
+    <w:p>
+      <w:pPr>
+        <w:spacing w:after="0" w:before="0" w:line="113" w:lineRule="exact"/>
+      </w:pPr>
+    </w:p>
+    <w:p>
+      <w:pPr>
+        <w:spacing w:after="40" w:line="260"/>
+      </w:pPr>
+      <w:r>
+        <w:rPr>
+          <w:rFonts w:ascii="Calibri" w:cs="Calibri" w:eastAsia="Calibri" w:hAnsi="Calibri"/>
+          <w:b/>
+          <w:bCs/>
+          <w:color w:val="1B3A63"/>
+          <w:sz w:val="28"/>
+          <w:szCs w:val="28"/>
+        </w:rPr>
+        <w:t xml:space="preserve">Ce qui est évalué</w:t>
+      </w:r>
+    </w:p>
+    <w:p>
+      <w:pPr>
+        <w:spacing w:after="40" w:line="260"/>
+      </w:pPr>
+      <w:r>
+        <w:rPr>
+          <w:rFonts w:ascii="Calibri" w:cs="Calibri" w:eastAsia="Calibri" w:hAnsi="Calibri"/>
+          <w:color w:val="10233C"/>
+          <w:sz w:val="28"/>
+          <w:szCs w:val="28"/>
+        </w:rPr>
+        <w:t xml:space="preserve">Quatre critères : données et limites identifiées ; source pertinente et datée ; raisonnement ou calcul vérifiable ; décision expliquée au client. Le quiz contrôle des connaissances. Le professeur apprécie séparément la production et l’autonomie avec les niveaux 0 à 4. Les badges internes ne délivrent ni diplôme ni habilitation.</w:t>
+      </w:r>
+    </w:p>
+    <w:p>
+      <w:pPr>
+        <w:spacing w:after="0" w:before="0" w:line="113" w:lineRule="exact"/>
+      </w:pPr>
+    </w:p>
+    <w:p>
+      <w:pPr>
+        <w:spacing w:after="40" w:line="260"/>
+      </w:pPr>
+      <w:r>
+        <w:rPr>
+          <w:rFonts w:ascii="Calibri" w:cs="Calibri" w:eastAsia="Calibri" w:hAnsi="Calibri"/>
+          <w:b/>
+          <w:bCs/>
+          <w:color w:val="1B3A63"/>
+          <w:sz w:val="28"/>
+          <w:szCs w:val="28"/>
+        </w:rPr>
+        <w:t xml:space="preserve">Temps et trace</w:t>
+      </w:r>
+    </w:p>
+    <w:p>
+      <w:pPr>
+        <w:spacing w:after="40" w:line="260"/>
+      </w:pPr>
+      <w:r>
+        <w:rPr>
+          <w:rFonts w:ascii="Calibri" w:cs="Calibri" w:eastAsia="Calibri" w:hAnsi="Calibri"/>
+          <w:color w:val="10233C"/>
+          <w:sz w:val="28"/>
+          <w:szCs w:val="28"/>
+        </w:rPr>
+        <w:t xml:space="preserve">Les durées des missions sont des estimations de travail guidé, pas une mesure du temps nécessaire à la maîtrise. Ajouter la recherche documentaire, la correction et l’oral. Rendre les pièces longues sur une feuille jointe : les lignes du carnet servent aussi de brouillon.</w:t>
+      </w:r>
+    </w:p>
+    <w:p>
+      <w:pPr>
+        <w:spacing w:after="0" w:before="0" w:line="113" w:lineRule="exact"/>
+      </w:pPr>
+    </w:p>
+    <w:p>
+      <w:pPr>
+        <w:sectPr>
+          <w:footerReference w:type="default" r:id="rId32"/>
+          <w:pgSz w:w="11906" w:h="16838" w:orient="portrait"/>
+          <w:pgMar w:top="624" w:right="680" w:bottom="1191" w:left="680" w:header="708" w:footer="284" w:gutter="0"/>
+          <w:pgNumType/>
+          <w:docGrid w:linePitch="360"/>
+        </w:sectPr>
+      </w:pPr>
+    </w:p>
+    <w:p>
+      <w:pPr>
+        <w:spacing w:after="100"/>
+      </w:pPr>
+      <w:r>
+        <w:rPr>
+          <w:rFonts w:ascii="Trebuchet MS" w:cs="Trebuchet MS" w:eastAsia="Trebuchet MS" w:hAnsi="Trebuchet MS"/>
+          <w:b/>
+          <w:bCs/>
+          <w:color w:val="1B3A63"/>
+          <w:sz w:val="44"/>
+          <w:szCs w:val="44"/>
+        </w:rPr>
+        <w:t xml:space="preserve">Mission finale : défendre un conseil au client</w:t>
+      </w:r>
+    </w:p>
+    <w:p>
+      <w:pPr>
+        <w:spacing w:after="40" w:line="260"/>
+      </w:pPr>
+      <w:r>
+        <w:rPr>
+          <w:rFonts w:ascii="Calibri" w:cs="Calibri" w:eastAsia="Calibri" w:hAnsi="Calibri"/>
+          <w:b/>
+          <w:bCs/>
+          <w:color w:val="1B3A63"/>
+          <w:sz w:val="28"/>
+          <w:szCs w:val="28"/>
+        </w:rPr>
+        <w:t xml:space="preserve">La commande et les ressources</w:t>
+      </w:r>
+    </w:p>
+    <w:p>
+      <w:pPr>
+        <w:spacing w:after="40" w:line="260"/>
+      </w:pPr>
+      <w:r>
+        <w:rPr>
+          <w:rFonts w:ascii="Calibri" w:cs="Calibri" w:eastAsia="Calibri" w:hAnsi="Calibri"/>
+          <w:color w:val="10233C"/>
+          <w:sz w:val="28"/>
+          <w:szCs w:val="28"/>
+        </w:rPr>
+        <w:t xml:space="preserve">Reprendre le cas fictif PAC chez le voisin, avec ses deux implantations et ses données de calcul. Le propriétaire demande une recommandation compréhensible, les points à vérifier avant travaux et les limites de l’étude. Utiliser le carnet, les cours et leurs sources. Ce dossier réglementaire ne remplace pas le dimensionnement complet d’une installation.</w:t>
+      </w:r>
+    </w:p>
+    <w:p>
+      <w:pPr>
+        <w:spacing w:after="0" w:before="0" w:line="113" w:lineRule="exact"/>
+      </w:pPr>
+    </w:p>
+    <w:p>
+      <w:pPr>
+        <w:spacing w:after="40" w:line="260"/>
+      </w:pPr>
+      <w:r>
+        <w:rPr>
+          <w:rFonts w:ascii="Calibri" w:cs="Calibri" w:eastAsia="Calibri" w:hAnsi="Calibri"/>
+          <w:b/>
+          <w:bCs/>
+          <w:color w:val="1B3A63"/>
+          <w:sz w:val="28"/>
+          <w:szCs w:val="28"/>
+        </w:rPr>
+        <w:t xml:space="preserve">Le travail demandé</w:t>
+      </w:r>
+    </w:p>
+    <w:p>
+      <w:pPr>
+        <w:spacing w:after="40" w:line="260"/>
+      </w:pPr>
+      <w:r>
+        <w:rPr>
+          <w:rFonts w:ascii="Calibri" w:cs="Calibri" w:eastAsia="Calibri" w:hAnsi="Calibri"/>
+          <w:color w:val="10233C"/>
+          <w:sz w:val="28"/>
+          <w:szCs w:val="28"/>
+        </w:rPr>
+        <w:t xml:space="preserve">Préparer individuellement trois pages maximum : 1) schéma d’implantation des deux options et hypothèses ; 2) comparaison acoustique chiffrée et conseil argumenté ; 3) vérifications à effectuer pour les intervenants, le fluide, les déchets et les formalités. Distinguer faits disponibles, hypothèses et pièces à demander. Ne pas appliquer automatiquement la RE2020 à ce remplacement dans l’existant.</w:t>
+      </w:r>
+    </w:p>
+    <w:p>
+      <w:pPr>
+        <w:spacing w:after="0" w:before="0" w:line="113" w:lineRule="exact"/>
+      </w:pPr>
+    </w:p>
+    <w:p>
+      <w:pPr>
+        <w:spacing w:after="40" w:line="260"/>
+      </w:pPr>
+      <w:r>
+        <w:rPr>
+          <w:rFonts w:ascii="Calibri" w:cs="Calibri" w:eastAsia="Calibri" w:hAnsi="Calibri"/>
+          <w:b/>
+          <w:bCs/>
+          <w:color w:val="1B3A63"/>
+          <w:sz w:val="28"/>
+          <w:szCs w:val="28"/>
+        </w:rPr>
+        <w:t xml:space="preserve">Le déroulement</w:t>
+      </w:r>
+    </w:p>
+    <w:p>
+      <w:pPr>
+        <w:spacing w:after="40" w:line="260"/>
+      </w:pPr>
+      <w:r>
+        <w:rPr>
+          <w:rFonts w:ascii="Calibri" w:cs="Calibri" w:eastAsia="Calibri" w:hAnsi="Calibri"/>
+          <w:color w:val="10233C"/>
+          <w:sz w:val="28"/>
+          <w:szCs w:val="28"/>
+        </w:rPr>
+        <w:t xml:space="preserve">Prévoir deux heures de préparation après les missions utiles, puis cinq minutes de présentation et cinq minutes d’échange par élève. Le formateur peut adapter cette durée. Pendant l’oral, il change une donnée du cas : l’élève explique ce qu’il faut recalculer ou revérifier, sans recevoir la solution.</w:t>
+      </w:r>
+    </w:p>
+    <w:p>
+      <w:pPr>
+        <w:spacing w:after="0" w:before="0" w:line="113" w:lineRule="exact"/>
+      </w:pPr>
+    </w:p>
+    <w:p>
+      <w:pPr>
+        <w:spacing w:after="40" w:line="260"/>
+      </w:pPr>
+      <w:r>
+        <w:rPr>
+          <w:rFonts w:ascii="Calibri" w:cs="Calibri" w:eastAsia="Calibri" w:hAnsi="Calibri"/>
+          <w:b/>
+          <w:bCs/>
+          <w:color w:val="1B3A63"/>
+          <w:sz w:val="28"/>
+          <w:szCs w:val="28"/>
+        </w:rPr>
+        <w:t xml:space="preserve">Les critères de réussite</w:t>
+      </w:r>
+    </w:p>
+    <w:p>
+      <w:pPr>
+        <w:spacing w:after="40" w:line="260"/>
+      </w:pPr>
+      <w:r>
+        <w:rPr>
+          <w:rFonts w:ascii="Calibri" w:cs="Calibri" w:eastAsia="Calibri" w:hAnsi="Calibri"/>
+          <w:color w:val="10233C"/>
+          <w:sz w:val="28"/>
+          <w:szCs w:val="28"/>
+        </w:rPr>
+        <w:t xml:space="preserve">Identifier Lw et Lp, montrer la comparaison des implantations et le calcul logarithmique, ne pas transformer une estimation en garantie réglementaire, proposer les vérifications pertinentes et répondre au changement de donnée. Positionner chacun des quatre critères de la page précédente de 0 à 4 ; garder la preuve individuelle et les aides reçues.</w:t>
+      </w:r>
+    </w:p>
+    <w:p>
+      <w:pPr>
+        <w:spacing w:after="0" w:before="0" w:line="113" w:lineRule="exact"/>
+      </w:pPr>
+    </w:p>
+    <w:p>
+      <w:pPr>
+        <w:spacing w:after="40" w:line="260"/>
+      </w:pPr>
+      <w:r>
+        <w:rPr>
+          <w:rFonts w:ascii="Calibri" w:cs="Calibri" w:eastAsia="Calibri" w:hAnsi="Calibri"/>
+          <w:b/>
+          <w:bCs/>
+          <w:color w:val="1B3A63"/>
+          <w:sz w:val="28"/>
+          <w:szCs w:val="28"/>
+        </w:rPr>
+        <w:t xml:space="preserve">Le lien avec le TP TECVC</w:t>
+      </w:r>
+    </w:p>
+    <w:p>
+      <w:pPr>
+        <w:spacing w:after="40" w:line="260"/>
+      </w:pPr>
+      <w:r>
+        <w:rPr>
+          <w:rFonts w:ascii="Calibri" w:cs="Calibri" w:eastAsia="Calibri" w:hAnsi="Calibri"/>
+          <w:color w:val="10233C"/>
+          <w:sz w:val="28"/>
+          <w:szCs w:val="28"/>
+        </w:rPr>
+        <w:t xml:space="preserve">Cette activité apporte des éléments sur l’implantation et la justification de choix CVC. Une simple note réglementaire ne prouve pas à elle seule la maîtrise complète des CP du référentiel. Le professeur croise ces observations avec les études techniques et les autres évaluations de la formation.</w:t>
+      </w:r>
+    </w:p>
+    <w:p>
+      <w:pPr>
+        <w:spacing w:after="0" w:before="0" w:line="113" w:lineRule="exact"/>
+      </w:pPr>
+    </w:p>
     <w:sectPr>
-      <w:footerReference w:type="default" r:id="rId31"/>
+      <w:footerReference w:type="default" r:id="rId33"/>
       <w:pgSz w:w="11906" w:h="16838" w:orient="portrait"/>
       <w:pgMar w:top="624" w:right="680" w:bottom="1191" w:left="680" w:header="708" w:footer="284" w:gutter="0"/>
       <w:pgNumType/>
@@ -22961,6 +23441,104 @@
 </w:ftr>
 </file>
 
+<file path=word/footer27.xml><?xml version="1.0" encoding="utf-8"?>
+<w:ftr xmlns:wpc="http://schemas.microsoft.com/office/word/2010/wordprocessingCanvas" xmlns:mc="http://schemas.openxmlformats.org/markup-compatibility/2006" xmlns:o="urn:schemas-microsoft-com:office:office" xmlns:r="http://schemas.openxmlformats.org/officeDocument/2006/relationships" xmlns:m="http://schemas.openxmlformats.org/officeDocument/2006/math" xmlns:v="urn:schemas-microsoft-com:vml" xmlns:wp14="http://schemas.microsoft.com/office/word/2010/wordprocessingDrawing" xmlns:wp="http://schemas.openxmlformats.org/drawingml/2006/wordprocessingDrawing" xmlns:w10="urn:schemas-microsoft-com:office:word" xmlns:w="http://schemas.openxmlformats.org/wordprocessingml/2006/main" xmlns:w14="http://schemas.microsoft.com/office/word/2010/wordml" xmlns:w15="http://schemas.microsoft.com/office/word/2012/wordml" xmlns:wpg="http://schemas.microsoft.com/office/word/2010/wordprocessingGroup" xmlns:wpi="http://schemas.microsoft.com/office/word/2010/wordprocessingInk" xmlns:wne="http://schemas.microsoft.com/office/word/2006/wordml" xmlns:wps="http://schemas.microsoft.com/office/word/2010/wordprocessingShape">
+  <w:p>
+    <w:pPr>
+      <w:pBdr>
+        <w:top w:val="single" w:color="E8914A" w:sz="8" w:space="3"/>
+      </w:pBdr>
+      <w:spacing w:after="0"/>
+    </w:pPr>
+    <w:r>
+      <w:rPr>
+        <w:rFonts w:ascii="Calibri" w:cs="Calibri" w:eastAsia="Calibri" w:hAnsi="Calibri"/>
+        <w:b/>
+        <w:bCs/>
+        <w:color w:val="1B3A63"/>
+        <w:sz w:val="28"/>
+        <w:szCs w:val="28"/>
+      </w:rPr>
+      <w:t xml:space="preserve">TP TECVC · critères et autonomie</w:t>
+    </w:r>
+  </w:p>
+  <w:p>
+    <w:pPr>
+      <w:tabs>
+        <w:tab w:val="right" w:pos="10546"/>
+      </w:tabs>
+    </w:pPr>
+    <w:r>
+      <w:rPr>
+        <w:rFonts w:ascii="Calibri" w:cs="Calibri" w:eastAsia="Calibri" w:hAnsi="Calibri"/>
+        <w:color w:val="56657A"/>
+        <w:sz w:val="28"/>
+        <w:szCs w:val="28"/>
+      </w:rPr>
+      <w:t xml:space="preserve">inerWeb · Législation · Clim’Études Sud</w:t>
+    </w:r>
+    <w:r>
+      <w:rPr>
+        <w:rFonts w:ascii="Calibri" w:cs="Calibri" w:eastAsia="Calibri" w:hAnsi="Calibri"/>
+        <w:color w:val="56657A"/>
+        <w:sz w:val="28"/>
+        <w:szCs w:val="28"/>
+      </w:rPr>
+      <w:t xml:space="preserve">	guide pédagogique</w:t>
+    </w:r>
+  </w:p>
+</w:ftr>
+</file>
+
+<file path=word/footer28.xml><?xml version="1.0" encoding="utf-8"?>
+<w:ftr xmlns:wpc="http://schemas.microsoft.com/office/word/2010/wordprocessingCanvas" xmlns:mc="http://schemas.openxmlformats.org/markup-compatibility/2006" xmlns:o="urn:schemas-microsoft-com:office:office" xmlns:r="http://schemas.openxmlformats.org/officeDocument/2006/relationships" xmlns:m="http://schemas.openxmlformats.org/officeDocument/2006/math" xmlns:v="urn:schemas-microsoft-com:vml" xmlns:wp14="http://schemas.microsoft.com/office/word/2010/wordprocessingDrawing" xmlns:wp="http://schemas.openxmlformats.org/drawingml/2006/wordprocessingDrawing" xmlns:w10="urn:schemas-microsoft-com:office:word" xmlns:w="http://schemas.openxmlformats.org/wordprocessingml/2006/main" xmlns:w14="http://schemas.microsoft.com/office/word/2010/wordml" xmlns:w15="http://schemas.microsoft.com/office/word/2012/wordml" xmlns:wpg="http://schemas.microsoft.com/office/word/2010/wordprocessingGroup" xmlns:wpi="http://schemas.microsoft.com/office/word/2010/wordprocessingInk" xmlns:wne="http://schemas.microsoft.com/office/word/2006/wordml" xmlns:wps="http://schemas.microsoft.com/office/word/2010/wordprocessingShape">
+  <w:p>
+    <w:pPr>
+      <w:pBdr>
+        <w:top w:val="single" w:color="E8914A" w:sz="8" w:space="3"/>
+      </w:pBdr>
+      <w:spacing w:after="0"/>
+    </w:pPr>
+    <w:r>
+      <w:rPr>
+        <w:rFonts w:ascii="Calibri" w:cs="Calibri" w:eastAsia="Calibri" w:hAnsi="Calibri"/>
+        <w:b/>
+        <w:bCs/>
+        <w:color w:val="1B3A63"/>
+        <w:sz w:val="28"/>
+        <w:szCs w:val="28"/>
+      </w:rPr>
+      <w:t xml:space="preserve">TP TECVC · critères et autonomie</w:t>
+    </w:r>
+  </w:p>
+  <w:p>
+    <w:pPr>
+      <w:tabs>
+        <w:tab w:val="right" w:pos="10546"/>
+      </w:tabs>
+    </w:pPr>
+    <w:r>
+      <w:rPr>
+        <w:rFonts w:ascii="Calibri" w:cs="Calibri" w:eastAsia="Calibri" w:hAnsi="Calibri"/>
+        <w:color w:val="56657A"/>
+        <w:sz w:val="28"/>
+        <w:szCs w:val="28"/>
+      </w:rPr>
+      <w:t xml:space="preserve">inerWeb · Législation · Clim’Études Sud</w:t>
+    </w:r>
+    <w:r>
+      <w:rPr>
+        <w:rFonts w:ascii="Calibri" w:cs="Calibri" w:eastAsia="Calibri" w:hAnsi="Calibri"/>
+        <w:color w:val="56657A"/>
+        <w:sz w:val="28"/>
+        <w:szCs w:val="28"/>
+      </w:rPr>
+      <w:t xml:space="preserve">	guide pédagogique</w:t>
+    </w:r>
+  </w:p>
+</w:ftr>
+</file>
+
 <file path=word/footer3.xml><?xml version="1.0" encoding="utf-8"?>
 <w:ftr xmlns:wpc="http://schemas.microsoft.com/office/word/2010/wordprocessingCanvas" xmlns:mc="http://schemas.openxmlformats.org/markup-compatibility/2006" xmlns:o="urn:schemas-microsoft-com:office:office" xmlns:r="http://schemas.openxmlformats.org/officeDocument/2006/relationships" xmlns:m="http://schemas.openxmlformats.org/officeDocument/2006/math" xmlns:v="urn:schemas-microsoft-com:vml" xmlns:wp14="http://schemas.microsoft.com/office/word/2010/wordprocessingDrawing" xmlns:wp="http://schemas.openxmlformats.org/drawingml/2006/wordprocessingDrawing" xmlns:w10="urn:schemas-microsoft-com:office:word" xmlns:w="http://schemas.openxmlformats.org/wordprocessingml/2006/main" xmlns:w14="http://schemas.microsoft.com/office/word/2010/wordml" xmlns:w15="http://schemas.microsoft.com/office/word/2012/wordml" xmlns:wpg="http://schemas.microsoft.com/office/word/2010/wordprocessingGroup" xmlns:wpi="http://schemas.microsoft.com/office/word/2010/wordprocessingInk" xmlns:wne="http://schemas.microsoft.com/office/word/2006/wordml" xmlns:wps="http://schemas.microsoft.com/office/word/2010/wordprocessingShape">
   <w:p>
